--- a/react/interview Questions/Viva Questions/Q1.docx
+++ b/react/interview Questions/Viva Questions/Q1.docx
@@ -5982,8 +5982,6 @@
                 <w:szCs w:val="24"/>
               </w:rPr>
             </w:pPr>
-            <w:bookmarkStart w:id="0" w:name="_GoBack"/>
-            <w:bookmarkEnd w:id="0"/>
             <w:r>
               <w:rPr>
                 <w:rFonts w:ascii="Times New Roman" w:eastAsia="Times New Roman" w:hAnsi="Times New Roman" w:cs="Times New Roman"/>
@@ -6322,6 +6320,7444 @@
       </w:tr>
     </w:tbl>
     <w:p/>
+    <w:p/>
+    <w:p>
+      <w:pPr>
+        <w:pStyle w:val="Heading4"/>
+      </w:pPr>
+      <w:r>
+        <w:t xml:space="preserve">Question 1: </w:t>
+      </w:r>
+      <w:r>
+        <w:rPr>
+          <w:rStyle w:val="Strong"/>
+          <w:b/>
+          <w:bCs/>
+        </w:rPr>
+        <w:t>What are Props in React?</w:t>
+      </w:r>
+    </w:p>
+    <w:p>
+      <w:pPr>
+        <w:spacing w:before="100" w:beforeAutospacing="1" w:after="100" w:afterAutospacing="1"/>
+      </w:pPr>
+      <w:r>
+        <w:rPr>
+          <w:rStyle w:val="Strong"/>
+        </w:rPr>
+        <w:t>Answer</w:t>
+      </w:r>
+      <w:proofErr w:type="gramStart"/>
+      <w:r>
+        <w:rPr>
+          <w:rStyle w:val="Strong"/>
+        </w:rPr>
+        <w:t>:</w:t>
+      </w:r>
+      <w:proofErr w:type="gramEnd"/>
+      <w:r>
+        <w:br/>
+        <w:t xml:space="preserve">Props (short for "properties") React me </w:t>
+      </w:r>
+      <w:proofErr w:type="spellStart"/>
+      <w:r>
+        <w:t>ek</w:t>
+      </w:r>
+      <w:proofErr w:type="spellEnd"/>
+      <w:r>
+        <w:t xml:space="preserve"> object </w:t>
+      </w:r>
+      <w:proofErr w:type="spellStart"/>
+      <w:r>
+        <w:t>hote</w:t>
+      </w:r>
+      <w:proofErr w:type="spellEnd"/>
+      <w:r>
+        <w:t xml:space="preserve"> </w:t>
+      </w:r>
+      <w:proofErr w:type="spellStart"/>
+      <w:r>
+        <w:t>hain</w:t>
+      </w:r>
+      <w:proofErr w:type="spellEnd"/>
+      <w:r>
+        <w:t xml:space="preserve"> </w:t>
+      </w:r>
+      <w:proofErr w:type="spellStart"/>
+      <w:r>
+        <w:t>jo</w:t>
+      </w:r>
+      <w:proofErr w:type="spellEnd"/>
+      <w:r>
+        <w:t xml:space="preserve"> parent component se child component </w:t>
+      </w:r>
+      <w:proofErr w:type="spellStart"/>
+      <w:r>
+        <w:t>ko</w:t>
+      </w:r>
+      <w:proofErr w:type="spellEnd"/>
+      <w:r>
+        <w:t xml:space="preserve"> data pass </w:t>
+      </w:r>
+      <w:proofErr w:type="spellStart"/>
+      <w:r>
+        <w:t>karte</w:t>
+      </w:r>
+      <w:proofErr w:type="spellEnd"/>
+      <w:r>
+        <w:t xml:space="preserve"> </w:t>
+      </w:r>
+      <w:proofErr w:type="spellStart"/>
+      <w:r>
+        <w:t>hain</w:t>
+      </w:r>
+      <w:proofErr w:type="spellEnd"/>
+      <w:r>
+        <w:t xml:space="preserve">. Props </w:t>
+      </w:r>
+      <w:proofErr w:type="spellStart"/>
+      <w:proofErr w:type="gramStart"/>
+      <w:r>
+        <w:t>ko</w:t>
+      </w:r>
+      <w:proofErr w:type="spellEnd"/>
+      <w:proofErr w:type="gramEnd"/>
+      <w:r>
+        <w:t xml:space="preserve"> hum </w:t>
+      </w:r>
+      <w:proofErr w:type="spellStart"/>
+      <w:r>
+        <w:t>ek</w:t>
+      </w:r>
+      <w:proofErr w:type="spellEnd"/>
+      <w:r>
+        <w:t xml:space="preserve"> </w:t>
+      </w:r>
+      <w:proofErr w:type="spellStart"/>
+      <w:r>
+        <w:t>tarah</w:t>
+      </w:r>
+      <w:proofErr w:type="spellEnd"/>
+      <w:r>
+        <w:t xml:space="preserve"> se immutable (read-only) </w:t>
+      </w:r>
+      <w:proofErr w:type="spellStart"/>
+      <w:r>
+        <w:t>samajh</w:t>
+      </w:r>
+      <w:proofErr w:type="spellEnd"/>
+      <w:r>
+        <w:t xml:space="preserve"> </w:t>
+      </w:r>
+      <w:proofErr w:type="spellStart"/>
+      <w:r>
+        <w:t>sakte</w:t>
+      </w:r>
+      <w:proofErr w:type="spellEnd"/>
+      <w:r>
+        <w:t xml:space="preserve"> </w:t>
+      </w:r>
+      <w:proofErr w:type="spellStart"/>
+      <w:r>
+        <w:t>hain</w:t>
+      </w:r>
+      <w:proofErr w:type="spellEnd"/>
+      <w:r>
+        <w:t xml:space="preserve">, </w:t>
+      </w:r>
+      <w:proofErr w:type="spellStart"/>
+      <w:r>
+        <w:t>yaani</w:t>
+      </w:r>
+      <w:proofErr w:type="spellEnd"/>
+      <w:r>
+        <w:t xml:space="preserve"> </w:t>
+      </w:r>
+      <w:proofErr w:type="spellStart"/>
+      <w:r>
+        <w:t>ki</w:t>
+      </w:r>
+      <w:proofErr w:type="spellEnd"/>
+      <w:r>
+        <w:t xml:space="preserve"> child component props </w:t>
+      </w:r>
+      <w:proofErr w:type="spellStart"/>
+      <w:r>
+        <w:t>ko</w:t>
+      </w:r>
+      <w:proofErr w:type="spellEnd"/>
+      <w:r>
+        <w:t xml:space="preserve"> modify </w:t>
+      </w:r>
+      <w:proofErr w:type="spellStart"/>
+      <w:r>
+        <w:t>nahi</w:t>
+      </w:r>
+      <w:proofErr w:type="spellEnd"/>
+      <w:r>
+        <w:t xml:space="preserve"> </w:t>
+      </w:r>
+      <w:proofErr w:type="spellStart"/>
+      <w:r>
+        <w:t>kar</w:t>
+      </w:r>
+      <w:proofErr w:type="spellEnd"/>
+      <w:r>
+        <w:t xml:space="preserve"> </w:t>
+      </w:r>
+      <w:proofErr w:type="spellStart"/>
+      <w:r>
+        <w:t>sakta</w:t>
+      </w:r>
+      <w:proofErr w:type="spellEnd"/>
+      <w:r>
+        <w:t xml:space="preserve">, bas </w:t>
+      </w:r>
+      <w:proofErr w:type="spellStart"/>
+      <w:r>
+        <w:t>usse</w:t>
+      </w:r>
+      <w:proofErr w:type="spellEnd"/>
+      <w:r>
+        <w:t xml:space="preserve"> read </w:t>
+      </w:r>
+      <w:proofErr w:type="spellStart"/>
+      <w:r>
+        <w:t>kar</w:t>
+      </w:r>
+      <w:proofErr w:type="spellEnd"/>
+      <w:r>
+        <w:t xml:space="preserve"> </w:t>
+      </w:r>
+      <w:proofErr w:type="spellStart"/>
+      <w:r>
+        <w:t>sakta</w:t>
+      </w:r>
+      <w:proofErr w:type="spellEnd"/>
+      <w:r>
+        <w:t xml:space="preserve"> </w:t>
+      </w:r>
+      <w:proofErr w:type="spellStart"/>
+      <w:r>
+        <w:t>hai</w:t>
+      </w:r>
+      <w:proofErr w:type="spellEnd"/>
+      <w:r>
+        <w:t>.</w:t>
+      </w:r>
+    </w:p>
+    <w:p>
+      <w:pPr>
+        <w:spacing w:before="100" w:beforeAutospacing="1" w:after="100" w:afterAutospacing="1"/>
+      </w:pPr>
+      <w:r>
+        <w:rPr>
+          <w:rStyle w:val="Strong"/>
+        </w:rPr>
+        <w:t>Example:</w:t>
+      </w:r>
+    </w:p>
+    <w:p>
+      <w:pPr>
+        <w:pStyle w:val="HTMLPreformatted"/>
+      </w:pPr>
+      <w:proofErr w:type="spellStart"/>
+      <w:proofErr w:type="gramStart"/>
+      <w:r>
+        <w:t>javascript</w:t>
+      </w:r>
+      <w:proofErr w:type="spellEnd"/>
+      <w:proofErr w:type="gramEnd"/>
+    </w:p>
+    <w:p>
+      <w:pPr>
+        <w:pStyle w:val="HTMLPreformatted"/>
+      </w:pPr>
+      <w:proofErr w:type="spellStart"/>
+      <w:r>
+        <w:t>CopyEdit</w:t>
+      </w:r>
+      <w:proofErr w:type="spellEnd"/>
+    </w:p>
+    <w:p>
+      <w:pPr>
+        <w:pStyle w:val="HTMLPreformatted"/>
+        <w:rPr>
+          <w:rStyle w:val="HTMLCode"/>
+        </w:rPr>
+      </w:pPr>
+      <w:proofErr w:type="gramStart"/>
+      <w:r>
+        <w:rPr>
+          <w:rStyle w:val="hljs-keyword"/>
+        </w:rPr>
+        <w:t>function</w:t>
+      </w:r>
+      <w:proofErr w:type="gramEnd"/>
+      <w:r>
+        <w:rPr>
+          <w:rStyle w:val="HTMLCode"/>
+        </w:rPr>
+        <w:t xml:space="preserve"> </w:t>
+      </w:r>
+      <w:proofErr w:type="spellStart"/>
+      <w:r>
+        <w:rPr>
+          <w:rStyle w:val="hljs-title"/>
+        </w:rPr>
+        <w:t>ParentComponent</w:t>
+      </w:r>
+      <w:proofErr w:type="spellEnd"/>
+      <w:r>
+        <w:rPr>
+          <w:rStyle w:val="HTMLCode"/>
+        </w:rPr>
+        <w:t>() {</w:t>
+      </w:r>
+    </w:p>
+    <w:p>
+      <w:pPr>
+        <w:pStyle w:val="HTMLPreformatted"/>
+        <w:rPr>
+          <w:rStyle w:val="HTMLCode"/>
+        </w:rPr>
+      </w:pPr>
+      <w:r>
+        <w:rPr>
+          <w:rStyle w:val="HTMLCode"/>
+        </w:rPr>
+        <w:t xml:space="preserve">  </w:t>
+      </w:r>
+      <w:proofErr w:type="spellStart"/>
+      <w:proofErr w:type="gramStart"/>
+      <w:r>
+        <w:rPr>
+          <w:rStyle w:val="hljs-keyword"/>
+        </w:rPr>
+        <w:t>const</w:t>
+      </w:r>
+      <w:proofErr w:type="spellEnd"/>
+      <w:proofErr w:type="gramEnd"/>
+      <w:r>
+        <w:rPr>
+          <w:rStyle w:val="HTMLCode"/>
+        </w:rPr>
+        <w:t xml:space="preserve"> message = </w:t>
+      </w:r>
+      <w:r>
+        <w:rPr>
+          <w:rStyle w:val="hljs-string"/>
+        </w:rPr>
+        <w:t>"Hello from Parent!"</w:t>
+      </w:r>
+      <w:r>
+        <w:rPr>
+          <w:rStyle w:val="HTMLCode"/>
+        </w:rPr>
+        <w:t>;</w:t>
+      </w:r>
+    </w:p>
+    <w:p>
+      <w:pPr>
+        <w:pStyle w:val="HTMLPreformatted"/>
+        <w:rPr>
+          <w:rStyle w:val="HTMLCode"/>
+        </w:rPr>
+      </w:pPr>
+      <w:r>
+        <w:rPr>
+          <w:rStyle w:val="HTMLCode"/>
+        </w:rPr>
+        <w:t xml:space="preserve">  </w:t>
+      </w:r>
+      <w:proofErr w:type="gramStart"/>
+      <w:r>
+        <w:rPr>
+          <w:rStyle w:val="hljs-keyword"/>
+        </w:rPr>
+        <w:t>return</w:t>
+      </w:r>
+      <w:proofErr w:type="gramEnd"/>
+      <w:r>
+        <w:rPr>
+          <w:rStyle w:val="HTMLCode"/>
+        </w:rPr>
+        <w:t xml:space="preserve"> </w:t>
+      </w:r>
+      <w:r>
+        <w:rPr>
+          <w:rStyle w:val="hljs-tag"/>
+        </w:rPr>
+        <w:t>&lt;</w:t>
+      </w:r>
+      <w:proofErr w:type="spellStart"/>
+      <w:r>
+        <w:rPr>
+          <w:rStyle w:val="hljs-name"/>
+        </w:rPr>
+        <w:t>ChildComponent</w:t>
+      </w:r>
+      <w:proofErr w:type="spellEnd"/>
+      <w:r>
+        <w:rPr>
+          <w:rStyle w:val="HTMLCode"/>
+        </w:rPr>
+        <w:t xml:space="preserve"> </w:t>
+      </w:r>
+      <w:r>
+        <w:rPr>
+          <w:rStyle w:val="hljs-attr"/>
+        </w:rPr>
+        <w:t>message</w:t>
+      </w:r>
+      <w:r>
+        <w:rPr>
+          <w:rStyle w:val="HTMLCode"/>
+        </w:rPr>
+        <w:t>=</w:t>
+      </w:r>
+      <w:r>
+        <w:rPr>
+          <w:rStyle w:val="hljs-string"/>
+        </w:rPr>
+        <w:t>{message}</w:t>
+      </w:r>
+      <w:r>
+        <w:rPr>
+          <w:rStyle w:val="HTMLCode"/>
+        </w:rPr>
+        <w:t xml:space="preserve"> /&gt;;</w:t>
+      </w:r>
+    </w:p>
+    <w:p>
+      <w:pPr>
+        <w:pStyle w:val="HTMLPreformatted"/>
+        <w:rPr>
+          <w:rStyle w:val="HTMLCode"/>
+        </w:rPr>
+      </w:pPr>
+      <w:r>
+        <w:rPr>
+          <w:rStyle w:val="HTMLCode"/>
+        </w:rPr>
+        <w:t>}</w:t>
+      </w:r>
+    </w:p>
+    <w:p>
+      <w:pPr>
+        <w:pStyle w:val="HTMLPreformatted"/>
+        <w:rPr>
+          <w:rStyle w:val="HTMLCode"/>
+        </w:rPr>
+      </w:pPr>
+    </w:p>
+    <w:p>
+      <w:pPr>
+        <w:pStyle w:val="HTMLPreformatted"/>
+        <w:rPr>
+          <w:rStyle w:val="HTMLCode"/>
+        </w:rPr>
+      </w:pPr>
+      <w:proofErr w:type="gramStart"/>
+      <w:r>
+        <w:rPr>
+          <w:rStyle w:val="hljs-keyword"/>
+        </w:rPr>
+        <w:t>function</w:t>
+      </w:r>
+      <w:proofErr w:type="gramEnd"/>
+      <w:r>
+        <w:rPr>
+          <w:rStyle w:val="HTMLCode"/>
+        </w:rPr>
+        <w:t xml:space="preserve"> </w:t>
+      </w:r>
+      <w:proofErr w:type="spellStart"/>
+      <w:r>
+        <w:rPr>
+          <w:rStyle w:val="hljs-title"/>
+        </w:rPr>
+        <w:t>ChildComponent</w:t>
+      </w:r>
+      <w:proofErr w:type="spellEnd"/>
+      <w:r>
+        <w:rPr>
+          <w:rStyle w:val="HTMLCode"/>
+        </w:rPr>
+        <w:t>(</w:t>
+      </w:r>
+      <w:r>
+        <w:rPr>
+          <w:rStyle w:val="hljs-params"/>
+        </w:rPr>
+        <w:t>props</w:t>
+      </w:r>
+      <w:r>
+        <w:rPr>
+          <w:rStyle w:val="HTMLCode"/>
+        </w:rPr>
+        <w:t>) {</w:t>
+      </w:r>
+    </w:p>
+    <w:p>
+      <w:pPr>
+        <w:pStyle w:val="HTMLPreformatted"/>
+        <w:rPr>
+          <w:rStyle w:val="HTMLCode"/>
+        </w:rPr>
+      </w:pPr>
+      <w:r>
+        <w:rPr>
+          <w:rStyle w:val="HTMLCode"/>
+        </w:rPr>
+        <w:t xml:space="preserve">  </w:t>
+      </w:r>
+      <w:proofErr w:type="gramStart"/>
+      <w:r>
+        <w:rPr>
+          <w:rStyle w:val="hljs-keyword"/>
+        </w:rPr>
+        <w:t>return</w:t>
+      </w:r>
+      <w:proofErr w:type="gramEnd"/>
+      <w:r>
+        <w:rPr>
+          <w:rStyle w:val="HTMLCode"/>
+        </w:rPr>
+        <w:t xml:space="preserve"> </w:t>
+      </w:r>
+      <w:r>
+        <w:rPr>
+          <w:rStyle w:val="hljs-tag"/>
+        </w:rPr>
+        <w:t>&lt;</w:t>
+      </w:r>
+      <w:r>
+        <w:rPr>
+          <w:rStyle w:val="hljs-name"/>
+        </w:rPr>
+        <w:t>h1</w:t>
+      </w:r>
+      <w:r>
+        <w:rPr>
+          <w:rStyle w:val="HTMLCode"/>
+        </w:rPr>
+        <w:t>&gt;{</w:t>
+      </w:r>
+      <w:proofErr w:type="spellStart"/>
+      <w:r>
+        <w:rPr>
+          <w:rStyle w:val="HTMLCode"/>
+        </w:rPr>
+        <w:t>props.message</w:t>
+      </w:r>
+      <w:proofErr w:type="spellEnd"/>
+      <w:r>
+        <w:rPr>
+          <w:rStyle w:val="HTMLCode"/>
+        </w:rPr>
+        <w:t>}</w:t>
+      </w:r>
+      <w:r>
+        <w:rPr>
+          <w:rStyle w:val="hljs-tag"/>
+        </w:rPr>
+        <w:t>&lt;/</w:t>
+      </w:r>
+      <w:r>
+        <w:rPr>
+          <w:rStyle w:val="hljs-name"/>
+        </w:rPr>
+        <w:t>h1</w:t>
+      </w:r>
+      <w:r>
+        <w:rPr>
+          <w:rStyle w:val="HTMLCode"/>
+        </w:rPr>
+        <w:t>&gt;;</w:t>
+      </w:r>
+    </w:p>
+    <w:p>
+      <w:pPr>
+        <w:pStyle w:val="HTMLPreformatted"/>
+        <w:rPr>
+          <w:rStyle w:val="HTMLCode"/>
+        </w:rPr>
+      </w:pPr>
+      <w:r>
+        <w:rPr>
+          <w:rStyle w:val="HTMLCode"/>
+        </w:rPr>
+        <w:t>}</w:t>
+      </w:r>
+    </w:p>
+    <w:p>
+      <w:pPr>
+        <w:spacing w:before="100" w:beforeAutospacing="1" w:after="100" w:afterAutospacing="1"/>
+      </w:pPr>
+      <w:r>
+        <w:t xml:space="preserve">Is example me, </w:t>
+      </w:r>
+      <w:proofErr w:type="spellStart"/>
+      <w:r>
+        <w:rPr>
+          <w:rStyle w:val="HTMLCode"/>
+          <w:rFonts w:eastAsiaTheme="minorHAnsi"/>
+        </w:rPr>
+        <w:t>ParentComponent</w:t>
+      </w:r>
+      <w:proofErr w:type="spellEnd"/>
+      <w:r>
+        <w:t xml:space="preserve"> me </w:t>
+      </w:r>
+      <w:r>
+        <w:rPr>
+          <w:rStyle w:val="HTMLCode"/>
+          <w:rFonts w:eastAsiaTheme="minorHAnsi"/>
+        </w:rPr>
+        <w:t>message</w:t>
+      </w:r>
+      <w:r>
+        <w:t xml:space="preserve"> </w:t>
+      </w:r>
+      <w:proofErr w:type="spellStart"/>
+      <w:r>
+        <w:t>ek</w:t>
+      </w:r>
+      <w:proofErr w:type="spellEnd"/>
+      <w:r>
+        <w:t xml:space="preserve"> prop </w:t>
+      </w:r>
+      <w:proofErr w:type="spellStart"/>
+      <w:r>
+        <w:t>hai</w:t>
+      </w:r>
+      <w:proofErr w:type="spellEnd"/>
+      <w:r>
+        <w:t xml:space="preserve"> </w:t>
+      </w:r>
+      <w:proofErr w:type="spellStart"/>
+      <w:proofErr w:type="gramStart"/>
+      <w:r>
+        <w:t>jo</w:t>
+      </w:r>
+      <w:proofErr w:type="spellEnd"/>
+      <w:proofErr w:type="gramEnd"/>
+      <w:r>
+        <w:t xml:space="preserve"> </w:t>
+      </w:r>
+      <w:proofErr w:type="spellStart"/>
+      <w:r>
+        <w:rPr>
+          <w:rStyle w:val="HTMLCode"/>
+          <w:rFonts w:eastAsiaTheme="minorHAnsi"/>
+        </w:rPr>
+        <w:t>ChildComponent</w:t>
+      </w:r>
+      <w:proofErr w:type="spellEnd"/>
+      <w:r>
+        <w:t xml:space="preserve"> </w:t>
+      </w:r>
+      <w:proofErr w:type="spellStart"/>
+      <w:r>
+        <w:t>ko</w:t>
+      </w:r>
+      <w:proofErr w:type="spellEnd"/>
+      <w:r>
+        <w:t xml:space="preserve"> pass </w:t>
+      </w:r>
+      <w:proofErr w:type="spellStart"/>
+      <w:r>
+        <w:t>kiya</w:t>
+      </w:r>
+      <w:proofErr w:type="spellEnd"/>
+      <w:r>
+        <w:t xml:space="preserve"> </w:t>
+      </w:r>
+      <w:proofErr w:type="spellStart"/>
+      <w:r>
+        <w:t>gaya</w:t>
+      </w:r>
+      <w:proofErr w:type="spellEnd"/>
+      <w:r>
+        <w:t xml:space="preserve"> </w:t>
+      </w:r>
+      <w:proofErr w:type="spellStart"/>
+      <w:r>
+        <w:t>hai</w:t>
+      </w:r>
+      <w:proofErr w:type="spellEnd"/>
+      <w:r>
+        <w:t xml:space="preserve">. </w:t>
+      </w:r>
+      <w:proofErr w:type="spellStart"/>
+      <w:r>
+        <w:rPr>
+          <w:rStyle w:val="HTMLCode"/>
+          <w:rFonts w:eastAsiaTheme="minorHAnsi"/>
+        </w:rPr>
+        <w:t>ChildComponent</w:t>
+      </w:r>
+      <w:proofErr w:type="spellEnd"/>
+      <w:r>
+        <w:t xml:space="preserve"> me </w:t>
+      </w:r>
+      <w:proofErr w:type="spellStart"/>
+      <w:r>
+        <w:rPr>
+          <w:rStyle w:val="HTMLCode"/>
+          <w:rFonts w:eastAsiaTheme="minorHAnsi"/>
+        </w:rPr>
+        <w:t>props.message</w:t>
+      </w:r>
+      <w:proofErr w:type="spellEnd"/>
+      <w:r>
+        <w:t xml:space="preserve"> </w:t>
+      </w:r>
+      <w:proofErr w:type="spellStart"/>
+      <w:proofErr w:type="gramStart"/>
+      <w:r>
+        <w:t>ko</w:t>
+      </w:r>
+      <w:proofErr w:type="spellEnd"/>
+      <w:proofErr w:type="gramEnd"/>
+      <w:r>
+        <w:t xml:space="preserve"> access </w:t>
+      </w:r>
+      <w:proofErr w:type="spellStart"/>
+      <w:r>
+        <w:t>karke</w:t>
+      </w:r>
+      <w:proofErr w:type="spellEnd"/>
+      <w:r>
+        <w:t xml:space="preserve"> </w:t>
+      </w:r>
+      <w:proofErr w:type="spellStart"/>
+      <w:r>
+        <w:t>woh</w:t>
+      </w:r>
+      <w:proofErr w:type="spellEnd"/>
+      <w:r>
+        <w:t xml:space="preserve"> message render </w:t>
+      </w:r>
+      <w:proofErr w:type="spellStart"/>
+      <w:r>
+        <w:t>kar</w:t>
+      </w:r>
+      <w:proofErr w:type="spellEnd"/>
+      <w:r>
+        <w:t xml:space="preserve"> </w:t>
+      </w:r>
+      <w:proofErr w:type="spellStart"/>
+      <w:r>
+        <w:t>raha</w:t>
+      </w:r>
+      <w:proofErr w:type="spellEnd"/>
+      <w:r>
+        <w:t xml:space="preserve"> </w:t>
+      </w:r>
+      <w:proofErr w:type="spellStart"/>
+      <w:r>
+        <w:t>hai</w:t>
+      </w:r>
+      <w:proofErr w:type="spellEnd"/>
+      <w:r>
+        <w:t>.</w:t>
+      </w:r>
+    </w:p>
+    <w:p>
+      <w:pPr>
+        <w:pStyle w:val="Heading4"/>
+      </w:pPr>
+      <w:r>
+        <w:lastRenderedPageBreak/>
+        <w:t xml:space="preserve">Question 2: </w:t>
+      </w:r>
+      <w:r>
+        <w:rPr>
+          <w:rStyle w:val="Strong"/>
+          <w:b/>
+          <w:bCs/>
+        </w:rPr>
+        <w:t>How do Props help in data sharing between components?</w:t>
+      </w:r>
+    </w:p>
+    <w:p>
+      <w:pPr>
+        <w:spacing w:before="100" w:beforeAutospacing="1" w:after="100" w:afterAutospacing="1"/>
+      </w:pPr>
+      <w:r>
+        <w:rPr>
+          <w:rStyle w:val="Strong"/>
+        </w:rPr>
+        <w:t>Answer</w:t>
+      </w:r>
+      <w:proofErr w:type="gramStart"/>
+      <w:r>
+        <w:rPr>
+          <w:rStyle w:val="Strong"/>
+        </w:rPr>
+        <w:t>:</w:t>
+      </w:r>
+      <w:proofErr w:type="gramEnd"/>
+      <w:r>
+        <w:br/>
+        <w:t xml:space="preserve">Props React me data </w:t>
+      </w:r>
+      <w:proofErr w:type="spellStart"/>
+      <w:r>
+        <w:t>ko</w:t>
+      </w:r>
+      <w:proofErr w:type="spellEnd"/>
+      <w:r>
+        <w:t xml:space="preserve"> </w:t>
+      </w:r>
+      <w:proofErr w:type="spellStart"/>
+      <w:r>
+        <w:t>ek</w:t>
+      </w:r>
+      <w:proofErr w:type="spellEnd"/>
+      <w:r>
+        <w:t xml:space="preserve"> component se </w:t>
+      </w:r>
+      <w:proofErr w:type="spellStart"/>
+      <w:r>
+        <w:t>doosre</w:t>
+      </w:r>
+      <w:proofErr w:type="spellEnd"/>
+      <w:r>
+        <w:t xml:space="preserve"> component me pass </w:t>
+      </w:r>
+      <w:proofErr w:type="spellStart"/>
+      <w:r>
+        <w:t>karne</w:t>
+      </w:r>
+      <w:proofErr w:type="spellEnd"/>
+      <w:r>
+        <w:t xml:space="preserve"> </w:t>
+      </w:r>
+      <w:proofErr w:type="spellStart"/>
+      <w:r>
+        <w:t>ka</w:t>
+      </w:r>
+      <w:proofErr w:type="spellEnd"/>
+      <w:r>
+        <w:t xml:space="preserve"> </w:t>
+      </w:r>
+      <w:proofErr w:type="spellStart"/>
+      <w:r>
+        <w:t>tareeka</w:t>
+      </w:r>
+      <w:proofErr w:type="spellEnd"/>
+      <w:r>
+        <w:t xml:space="preserve"> </w:t>
+      </w:r>
+      <w:proofErr w:type="spellStart"/>
+      <w:r>
+        <w:t>hain</w:t>
+      </w:r>
+      <w:proofErr w:type="spellEnd"/>
+      <w:r>
+        <w:t xml:space="preserve">. </w:t>
+      </w:r>
+      <w:proofErr w:type="spellStart"/>
+      <w:r>
+        <w:t>Yeh</w:t>
+      </w:r>
+      <w:proofErr w:type="spellEnd"/>
+      <w:r>
+        <w:t xml:space="preserve"> data </w:t>
+      </w:r>
+      <w:proofErr w:type="spellStart"/>
+      <w:proofErr w:type="gramStart"/>
+      <w:r>
+        <w:t>ko</w:t>
+      </w:r>
+      <w:proofErr w:type="spellEnd"/>
+      <w:proofErr w:type="gramEnd"/>
+      <w:r>
+        <w:t xml:space="preserve"> </w:t>
+      </w:r>
+      <w:proofErr w:type="spellStart"/>
+      <w:r>
+        <w:t>ek</w:t>
+      </w:r>
+      <w:proofErr w:type="spellEnd"/>
+      <w:r>
+        <w:t xml:space="preserve"> direction me flow </w:t>
+      </w:r>
+      <w:proofErr w:type="spellStart"/>
+      <w:r>
+        <w:t>karne</w:t>
+      </w:r>
+      <w:proofErr w:type="spellEnd"/>
+      <w:r>
+        <w:t xml:space="preserve"> me </w:t>
+      </w:r>
+      <w:proofErr w:type="spellStart"/>
+      <w:r>
+        <w:t>madad</w:t>
+      </w:r>
+      <w:proofErr w:type="spellEnd"/>
+      <w:r>
+        <w:t xml:space="preserve"> </w:t>
+      </w:r>
+      <w:proofErr w:type="spellStart"/>
+      <w:r>
+        <w:t>karta</w:t>
+      </w:r>
+      <w:proofErr w:type="spellEnd"/>
+      <w:r>
+        <w:t xml:space="preserve"> </w:t>
+      </w:r>
+      <w:proofErr w:type="spellStart"/>
+      <w:r>
+        <w:t>hai</w:t>
+      </w:r>
+      <w:proofErr w:type="spellEnd"/>
+      <w:r>
+        <w:t xml:space="preserve">, </w:t>
+      </w:r>
+      <w:proofErr w:type="spellStart"/>
+      <w:r>
+        <w:t>jo</w:t>
+      </w:r>
+      <w:proofErr w:type="spellEnd"/>
+      <w:r>
+        <w:t xml:space="preserve"> parent se child component </w:t>
+      </w:r>
+      <w:proofErr w:type="spellStart"/>
+      <w:r>
+        <w:t>tak</w:t>
+      </w:r>
+      <w:proofErr w:type="spellEnd"/>
+      <w:r>
+        <w:t xml:space="preserve"> </w:t>
+      </w:r>
+      <w:proofErr w:type="spellStart"/>
+      <w:r>
+        <w:t>hota</w:t>
+      </w:r>
+      <w:proofErr w:type="spellEnd"/>
+      <w:r>
+        <w:t xml:space="preserve"> </w:t>
+      </w:r>
+      <w:proofErr w:type="spellStart"/>
+      <w:r>
+        <w:t>hai</w:t>
+      </w:r>
+      <w:proofErr w:type="spellEnd"/>
+      <w:r>
+        <w:t xml:space="preserve">. </w:t>
+      </w:r>
+      <w:proofErr w:type="spellStart"/>
+      <w:r>
+        <w:t>Isse</w:t>
+      </w:r>
+      <w:proofErr w:type="spellEnd"/>
+      <w:r>
+        <w:t xml:space="preserve"> components </w:t>
+      </w:r>
+      <w:proofErr w:type="spellStart"/>
+      <w:r>
+        <w:t>ke</w:t>
+      </w:r>
+      <w:proofErr w:type="spellEnd"/>
+      <w:r>
+        <w:t xml:space="preserve"> beech me communication establish </w:t>
+      </w:r>
+      <w:proofErr w:type="spellStart"/>
+      <w:r>
+        <w:t>hota</w:t>
+      </w:r>
+      <w:proofErr w:type="spellEnd"/>
+      <w:r>
+        <w:t xml:space="preserve"> </w:t>
+      </w:r>
+      <w:proofErr w:type="spellStart"/>
+      <w:r>
+        <w:t>hai</w:t>
+      </w:r>
+      <w:proofErr w:type="spellEnd"/>
+      <w:r>
+        <w:t>.</w:t>
+      </w:r>
+    </w:p>
+    <w:p>
+      <w:pPr>
+        <w:spacing w:before="100" w:beforeAutospacing="1" w:after="100" w:afterAutospacing="1"/>
+      </w:pPr>
+      <w:r>
+        <w:t>Example</w:t>
+      </w:r>
+      <w:proofErr w:type="gramStart"/>
+      <w:r>
+        <w:t>:</w:t>
+      </w:r>
+      <w:proofErr w:type="gramEnd"/>
+      <w:r>
+        <w:br/>
+        <w:t xml:space="preserve">Agar </w:t>
+      </w:r>
+      <w:proofErr w:type="spellStart"/>
+      <w:r>
+        <w:t>tumhe</w:t>
+      </w:r>
+      <w:proofErr w:type="spellEnd"/>
+      <w:r>
+        <w:t xml:space="preserve"> </w:t>
+      </w:r>
+      <w:proofErr w:type="spellStart"/>
+      <w:r>
+        <w:t>ek</w:t>
+      </w:r>
+      <w:proofErr w:type="spellEnd"/>
+      <w:r>
+        <w:t xml:space="preserve"> form </w:t>
+      </w:r>
+      <w:proofErr w:type="spellStart"/>
+      <w:r>
+        <w:t>banaani</w:t>
+      </w:r>
+      <w:proofErr w:type="spellEnd"/>
+      <w:r>
+        <w:t xml:space="preserve"> </w:t>
+      </w:r>
+      <w:proofErr w:type="spellStart"/>
+      <w:r>
+        <w:t>hai</w:t>
+      </w:r>
+      <w:proofErr w:type="spellEnd"/>
+      <w:r>
+        <w:t xml:space="preserve"> </w:t>
+      </w:r>
+      <w:proofErr w:type="spellStart"/>
+      <w:r>
+        <w:t>jisme</w:t>
+      </w:r>
+      <w:proofErr w:type="spellEnd"/>
+      <w:r>
+        <w:t xml:space="preserve"> user </w:t>
+      </w:r>
+      <w:proofErr w:type="spellStart"/>
+      <w:r>
+        <w:t>ka</w:t>
+      </w:r>
+      <w:proofErr w:type="spellEnd"/>
+      <w:r>
+        <w:t xml:space="preserve"> </w:t>
+      </w:r>
+      <w:proofErr w:type="spellStart"/>
+      <w:r>
+        <w:t>naam</w:t>
+      </w:r>
+      <w:proofErr w:type="spellEnd"/>
+      <w:r>
+        <w:t xml:space="preserve"> parent se child </w:t>
+      </w:r>
+      <w:proofErr w:type="spellStart"/>
+      <w:r>
+        <w:t>ko</w:t>
+      </w:r>
+      <w:proofErr w:type="spellEnd"/>
+      <w:r>
+        <w:t xml:space="preserve"> pass </w:t>
+      </w:r>
+      <w:proofErr w:type="spellStart"/>
+      <w:r>
+        <w:t>karna</w:t>
+      </w:r>
+      <w:proofErr w:type="spellEnd"/>
+      <w:r>
+        <w:t xml:space="preserve"> ho, </w:t>
+      </w:r>
+      <w:proofErr w:type="spellStart"/>
+      <w:r>
+        <w:t>toh</w:t>
+      </w:r>
+      <w:proofErr w:type="spellEnd"/>
+      <w:r>
+        <w:t xml:space="preserve"> tum props </w:t>
+      </w:r>
+      <w:proofErr w:type="spellStart"/>
+      <w:r>
+        <w:t>ka</w:t>
+      </w:r>
+      <w:proofErr w:type="spellEnd"/>
+      <w:r>
+        <w:t xml:space="preserve"> use </w:t>
+      </w:r>
+      <w:proofErr w:type="spellStart"/>
+      <w:r>
+        <w:t>kar</w:t>
+      </w:r>
+      <w:proofErr w:type="spellEnd"/>
+      <w:r>
+        <w:t xml:space="preserve"> </w:t>
+      </w:r>
+      <w:proofErr w:type="spellStart"/>
+      <w:r>
+        <w:t>sakte</w:t>
+      </w:r>
+      <w:proofErr w:type="spellEnd"/>
+      <w:r>
+        <w:t xml:space="preserve"> ho.</w:t>
+      </w:r>
+    </w:p>
+    <w:p>
+      <w:pPr>
+        <w:pStyle w:val="HTMLPreformatted"/>
+      </w:pPr>
+      <w:proofErr w:type="spellStart"/>
+      <w:proofErr w:type="gramStart"/>
+      <w:r>
+        <w:t>javascript</w:t>
+      </w:r>
+      <w:proofErr w:type="spellEnd"/>
+      <w:proofErr w:type="gramEnd"/>
+    </w:p>
+    <w:p>
+      <w:pPr>
+        <w:pStyle w:val="HTMLPreformatted"/>
+      </w:pPr>
+      <w:proofErr w:type="spellStart"/>
+      <w:r>
+        <w:t>CopyEdit</w:t>
+      </w:r>
+      <w:proofErr w:type="spellEnd"/>
+    </w:p>
+    <w:p>
+      <w:pPr>
+        <w:pStyle w:val="HTMLPreformatted"/>
+        <w:rPr>
+          <w:rStyle w:val="HTMLCode"/>
+        </w:rPr>
+      </w:pPr>
+      <w:proofErr w:type="gramStart"/>
+      <w:r>
+        <w:rPr>
+          <w:rStyle w:val="hljs-keyword"/>
+        </w:rPr>
+        <w:t>function</w:t>
+      </w:r>
+      <w:proofErr w:type="gramEnd"/>
+      <w:r>
+        <w:rPr>
+          <w:rStyle w:val="HTMLCode"/>
+        </w:rPr>
+        <w:t xml:space="preserve"> </w:t>
+      </w:r>
+      <w:proofErr w:type="spellStart"/>
+      <w:r>
+        <w:rPr>
+          <w:rStyle w:val="hljs-title"/>
+        </w:rPr>
+        <w:t>ParentComponent</w:t>
+      </w:r>
+      <w:proofErr w:type="spellEnd"/>
+      <w:r>
+        <w:rPr>
+          <w:rStyle w:val="HTMLCode"/>
+        </w:rPr>
+        <w:t>() {</w:t>
+      </w:r>
+    </w:p>
+    <w:p>
+      <w:pPr>
+        <w:pStyle w:val="HTMLPreformatted"/>
+        <w:rPr>
+          <w:rStyle w:val="HTMLCode"/>
+        </w:rPr>
+      </w:pPr>
+      <w:r>
+        <w:rPr>
+          <w:rStyle w:val="HTMLCode"/>
+        </w:rPr>
+        <w:t xml:space="preserve">  </w:t>
+      </w:r>
+      <w:proofErr w:type="spellStart"/>
+      <w:proofErr w:type="gramStart"/>
+      <w:r>
+        <w:rPr>
+          <w:rStyle w:val="hljs-keyword"/>
+        </w:rPr>
+        <w:t>const</w:t>
+      </w:r>
+      <w:proofErr w:type="spellEnd"/>
+      <w:proofErr w:type="gramEnd"/>
+      <w:r>
+        <w:rPr>
+          <w:rStyle w:val="HTMLCode"/>
+        </w:rPr>
+        <w:t xml:space="preserve"> </w:t>
+      </w:r>
+      <w:proofErr w:type="spellStart"/>
+      <w:r>
+        <w:rPr>
+          <w:rStyle w:val="HTMLCode"/>
+        </w:rPr>
+        <w:t>userName</w:t>
+      </w:r>
+      <w:proofErr w:type="spellEnd"/>
+      <w:r>
+        <w:rPr>
+          <w:rStyle w:val="HTMLCode"/>
+        </w:rPr>
+        <w:t xml:space="preserve"> = </w:t>
+      </w:r>
+      <w:r>
+        <w:rPr>
+          <w:rStyle w:val="hljs-string"/>
+        </w:rPr>
+        <w:t>"John Doe"</w:t>
+      </w:r>
+      <w:r>
+        <w:rPr>
+          <w:rStyle w:val="HTMLCode"/>
+        </w:rPr>
+        <w:t>;</w:t>
+      </w:r>
+    </w:p>
+    <w:p>
+      <w:pPr>
+        <w:pStyle w:val="HTMLPreformatted"/>
+        <w:rPr>
+          <w:rStyle w:val="HTMLCode"/>
+        </w:rPr>
+      </w:pPr>
+      <w:r>
+        <w:rPr>
+          <w:rStyle w:val="HTMLCode"/>
+        </w:rPr>
+        <w:t xml:space="preserve">  </w:t>
+      </w:r>
+      <w:proofErr w:type="gramStart"/>
+      <w:r>
+        <w:rPr>
+          <w:rStyle w:val="hljs-keyword"/>
+        </w:rPr>
+        <w:t>return</w:t>
+      </w:r>
+      <w:proofErr w:type="gramEnd"/>
+      <w:r>
+        <w:rPr>
+          <w:rStyle w:val="HTMLCode"/>
+        </w:rPr>
+        <w:t xml:space="preserve"> </w:t>
+      </w:r>
+      <w:r>
+        <w:rPr>
+          <w:rStyle w:val="hljs-tag"/>
+        </w:rPr>
+        <w:t>&lt;</w:t>
+      </w:r>
+      <w:proofErr w:type="spellStart"/>
+      <w:r>
+        <w:rPr>
+          <w:rStyle w:val="hljs-name"/>
+        </w:rPr>
+        <w:t>UserGreeting</w:t>
+      </w:r>
+      <w:proofErr w:type="spellEnd"/>
+      <w:r>
+        <w:rPr>
+          <w:rStyle w:val="HTMLCode"/>
+        </w:rPr>
+        <w:t xml:space="preserve"> </w:t>
+      </w:r>
+      <w:r>
+        <w:rPr>
+          <w:rStyle w:val="hljs-attr"/>
+        </w:rPr>
+        <w:t>user</w:t>
+      </w:r>
+      <w:r>
+        <w:rPr>
+          <w:rStyle w:val="HTMLCode"/>
+        </w:rPr>
+        <w:t>=</w:t>
+      </w:r>
+      <w:r>
+        <w:rPr>
+          <w:rStyle w:val="hljs-string"/>
+        </w:rPr>
+        <w:t>{</w:t>
+      </w:r>
+      <w:proofErr w:type="spellStart"/>
+      <w:r>
+        <w:rPr>
+          <w:rStyle w:val="hljs-string"/>
+        </w:rPr>
+        <w:t>userName</w:t>
+      </w:r>
+      <w:proofErr w:type="spellEnd"/>
+      <w:r>
+        <w:rPr>
+          <w:rStyle w:val="hljs-string"/>
+        </w:rPr>
+        <w:t>}</w:t>
+      </w:r>
+      <w:r>
+        <w:rPr>
+          <w:rStyle w:val="HTMLCode"/>
+        </w:rPr>
+        <w:t xml:space="preserve"> /&gt;;</w:t>
+      </w:r>
+    </w:p>
+    <w:p>
+      <w:pPr>
+        <w:pStyle w:val="HTMLPreformatted"/>
+        <w:rPr>
+          <w:rStyle w:val="HTMLCode"/>
+        </w:rPr>
+      </w:pPr>
+      <w:r>
+        <w:rPr>
+          <w:rStyle w:val="HTMLCode"/>
+        </w:rPr>
+        <w:t>}</w:t>
+      </w:r>
+    </w:p>
+    <w:p>
+      <w:pPr>
+        <w:pStyle w:val="HTMLPreformatted"/>
+        <w:rPr>
+          <w:rStyle w:val="HTMLCode"/>
+        </w:rPr>
+      </w:pPr>
+    </w:p>
+    <w:p>
+      <w:pPr>
+        <w:pStyle w:val="HTMLPreformatted"/>
+        <w:rPr>
+          <w:rStyle w:val="HTMLCode"/>
+        </w:rPr>
+      </w:pPr>
+      <w:proofErr w:type="gramStart"/>
+      <w:r>
+        <w:rPr>
+          <w:rStyle w:val="hljs-keyword"/>
+        </w:rPr>
+        <w:t>function</w:t>
+      </w:r>
+      <w:proofErr w:type="gramEnd"/>
+      <w:r>
+        <w:rPr>
+          <w:rStyle w:val="HTMLCode"/>
+        </w:rPr>
+        <w:t xml:space="preserve"> </w:t>
+      </w:r>
+      <w:proofErr w:type="spellStart"/>
+      <w:r>
+        <w:rPr>
+          <w:rStyle w:val="hljs-title"/>
+        </w:rPr>
+        <w:t>UserGreeting</w:t>
+      </w:r>
+      <w:proofErr w:type="spellEnd"/>
+      <w:r>
+        <w:rPr>
+          <w:rStyle w:val="HTMLCode"/>
+        </w:rPr>
+        <w:t>(</w:t>
+      </w:r>
+      <w:r>
+        <w:rPr>
+          <w:rStyle w:val="hljs-params"/>
+        </w:rPr>
+        <w:t>props</w:t>
+      </w:r>
+      <w:r>
+        <w:rPr>
+          <w:rStyle w:val="HTMLCode"/>
+        </w:rPr>
+        <w:t>) {</w:t>
+      </w:r>
+    </w:p>
+    <w:p>
+      <w:pPr>
+        <w:pStyle w:val="HTMLPreformatted"/>
+        <w:rPr>
+          <w:rStyle w:val="HTMLCode"/>
+        </w:rPr>
+      </w:pPr>
+      <w:r>
+        <w:rPr>
+          <w:rStyle w:val="HTMLCode"/>
+        </w:rPr>
+        <w:t xml:space="preserve">  </w:t>
+      </w:r>
+      <w:proofErr w:type="gramStart"/>
+      <w:r>
+        <w:rPr>
+          <w:rStyle w:val="hljs-keyword"/>
+        </w:rPr>
+        <w:t>return</w:t>
+      </w:r>
+      <w:proofErr w:type="gramEnd"/>
+      <w:r>
+        <w:rPr>
+          <w:rStyle w:val="HTMLCode"/>
+        </w:rPr>
+        <w:t xml:space="preserve"> </w:t>
+      </w:r>
+      <w:r>
+        <w:rPr>
+          <w:rStyle w:val="hljs-tag"/>
+        </w:rPr>
+        <w:t>&lt;</w:t>
+      </w:r>
+      <w:r>
+        <w:rPr>
+          <w:rStyle w:val="hljs-name"/>
+        </w:rPr>
+        <w:t>h1</w:t>
+      </w:r>
+      <w:r>
+        <w:rPr>
+          <w:rStyle w:val="HTMLCode"/>
+        </w:rPr>
+        <w:t>&gt;Welcome, {</w:t>
+      </w:r>
+      <w:proofErr w:type="spellStart"/>
+      <w:r>
+        <w:rPr>
+          <w:rStyle w:val="HTMLCode"/>
+        </w:rPr>
+        <w:t>props.user</w:t>
+      </w:r>
+      <w:proofErr w:type="spellEnd"/>
+      <w:r>
+        <w:rPr>
+          <w:rStyle w:val="HTMLCode"/>
+        </w:rPr>
+        <w:t>}!</w:t>
+      </w:r>
+      <w:r>
+        <w:rPr>
+          <w:rStyle w:val="hljs-tag"/>
+        </w:rPr>
+        <w:t>&lt;/</w:t>
+      </w:r>
+      <w:r>
+        <w:rPr>
+          <w:rStyle w:val="hljs-name"/>
+        </w:rPr>
+        <w:t>h1</w:t>
+      </w:r>
+      <w:r>
+        <w:rPr>
+          <w:rStyle w:val="HTMLCode"/>
+        </w:rPr>
+        <w:t>&gt;;</w:t>
+      </w:r>
+    </w:p>
+    <w:p>
+      <w:pPr>
+        <w:pStyle w:val="HTMLPreformatted"/>
+        <w:rPr>
+          <w:rStyle w:val="HTMLCode"/>
+        </w:rPr>
+      </w:pPr>
+      <w:r>
+        <w:rPr>
+          <w:rStyle w:val="HTMLCode"/>
+        </w:rPr>
+        <w:t>}</w:t>
+      </w:r>
+    </w:p>
+    <w:p>
+      <w:pPr>
+        <w:pStyle w:val="Heading3"/>
+      </w:pPr>
+      <w:r>
+        <w:t xml:space="preserve">2. </w:t>
+      </w:r>
+      <w:r>
+        <w:rPr>
+          <w:rStyle w:val="Strong"/>
+          <w:b/>
+          <w:bCs/>
+        </w:rPr>
+        <w:t>Hooks in React:</w:t>
+      </w:r>
+    </w:p>
+    <w:p>
+      <w:pPr>
+        <w:pStyle w:val="Heading4"/>
+      </w:pPr>
+      <w:r>
+        <w:t xml:space="preserve">Question 3: </w:t>
+      </w:r>
+      <w:r>
+        <w:rPr>
+          <w:rStyle w:val="Strong"/>
+          <w:b/>
+          <w:bCs/>
+        </w:rPr>
+        <w:t xml:space="preserve">What are React Hooks? Explain </w:t>
+      </w:r>
+      <w:proofErr w:type="spellStart"/>
+      <w:r>
+        <w:rPr>
+          <w:rStyle w:val="HTMLCode"/>
+          <w:rFonts w:eastAsiaTheme="majorEastAsia"/>
+        </w:rPr>
+        <w:t>useState</w:t>
+      </w:r>
+      <w:proofErr w:type="spellEnd"/>
+      <w:r>
+        <w:rPr>
+          <w:rStyle w:val="Strong"/>
+          <w:b/>
+          <w:bCs/>
+        </w:rPr>
+        <w:t xml:space="preserve"> and </w:t>
+      </w:r>
+      <w:proofErr w:type="spellStart"/>
+      <w:r>
+        <w:rPr>
+          <w:rStyle w:val="HTMLCode"/>
+          <w:rFonts w:eastAsiaTheme="majorEastAsia"/>
+        </w:rPr>
+        <w:t>useEffect</w:t>
+      </w:r>
+      <w:proofErr w:type="spellEnd"/>
+      <w:r>
+        <w:rPr>
+          <w:rStyle w:val="Strong"/>
+          <w:b/>
+          <w:bCs/>
+        </w:rPr>
+        <w:t xml:space="preserve"> hooks.</w:t>
+      </w:r>
+    </w:p>
+    <w:p>
+      <w:pPr>
+        <w:spacing w:before="100" w:beforeAutospacing="1" w:after="100" w:afterAutospacing="1"/>
+      </w:pPr>
+      <w:r>
+        <w:rPr>
+          <w:rStyle w:val="Strong"/>
+        </w:rPr>
+        <w:t>Answer</w:t>
+      </w:r>
+      <w:proofErr w:type="gramStart"/>
+      <w:r>
+        <w:rPr>
+          <w:rStyle w:val="Strong"/>
+        </w:rPr>
+        <w:t>:</w:t>
+      </w:r>
+      <w:proofErr w:type="gramEnd"/>
+      <w:r>
+        <w:br/>
+        <w:t xml:space="preserve">React hooks </w:t>
+      </w:r>
+      <w:proofErr w:type="spellStart"/>
+      <w:r>
+        <w:t>ek</w:t>
+      </w:r>
+      <w:proofErr w:type="spellEnd"/>
+      <w:r>
+        <w:t xml:space="preserve"> </w:t>
+      </w:r>
+      <w:proofErr w:type="spellStart"/>
+      <w:r>
+        <w:t>naye</w:t>
+      </w:r>
+      <w:proofErr w:type="spellEnd"/>
+      <w:r>
+        <w:t xml:space="preserve"> </w:t>
+      </w:r>
+      <w:proofErr w:type="spellStart"/>
+      <w:r>
+        <w:t>tareeke</w:t>
+      </w:r>
+      <w:proofErr w:type="spellEnd"/>
+      <w:r>
+        <w:t xml:space="preserve"> </w:t>
+      </w:r>
+      <w:proofErr w:type="spellStart"/>
+      <w:r>
+        <w:t>hain</w:t>
+      </w:r>
+      <w:proofErr w:type="spellEnd"/>
+      <w:r>
+        <w:t xml:space="preserve"> React me state </w:t>
+      </w:r>
+      <w:proofErr w:type="spellStart"/>
+      <w:r>
+        <w:t>aur</w:t>
+      </w:r>
+      <w:proofErr w:type="spellEnd"/>
+      <w:r>
+        <w:t xml:space="preserve"> lifecycle methods </w:t>
+      </w:r>
+      <w:proofErr w:type="spellStart"/>
+      <w:r>
+        <w:t>ko</w:t>
+      </w:r>
+      <w:proofErr w:type="spellEnd"/>
+      <w:r>
+        <w:t xml:space="preserve"> handle </w:t>
+      </w:r>
+      <w:proofErr w:type="spellStart"/>
+      <w:r>
+        <w:t>karne</w:t>
+      </w:r>
+      <w:proofErr w:type="spellEnd"/>
+      <w:r>
+        <w:t xml:space="preserve"> </w:t>
+      </w:r>
+      <w:proofErr w:type="spellStart"/>
+      <w:r>
+        <w:t>ke</w:t>
+      </w:r>
+      <w:proofErr w:type="spellEnd"/>
+      <w:r>
+        <w:t xml:space="preserve"> </w:t>
+      </w:r>
+      <w:proofErr w:type="spellStart"/>
+      <w:r>
+        <w:t>liye</w:t>
+      </w:r>
+      <w:proofErr w:type="spellEnd"/>
+      <w:r>
+        <w:t xml:space="preserve">. </w:t>
+      </w:r>
+      <w:proofErr w:type="spellStart"/>
+      <w:r>
+        <w:t>Yeh</w:t>
+      </w:r>
+      <w:proofErr w:type="spellEnd"/>
+      <w:r>
+        <w:t xml:space="preserve"> functions React </w:t>
+      </w:r>
+      <w:proofErr w:type="spellStart"/>
+      <w:r>
+        <w:t>ke</w:t>
+      </w:r>
+      <w:proofErr w:type="spellEnd"/>
+      <w:r>
+        <w:t xml:space="preserve"> functional components me state, lifecycle events </w:t>
+      </w:r>
+      <w:proofErr w:type="spellStart"/>
+      <w:r>
+        <w:t>aur</w:t>
+      </w:r>
+      <w:proofErr w:type="spellEnd"/>
+      <w:r>
+        <w:t xml:space="preserve"> side effects </w:t>
+      </w:r>
+      <w:proofErr w:type="spellStart"/>
+      <w:proofErr w:type="gramStart"/>
+      <w:r>
+        <w:t>ko</w:t>
+      </w:r>
+      <w:proofErr w:type="spellEnd"/>
+      <w:proofErr w:type="gramEnd"/>
+      <w:r>
+        <w:t xml:space="preserve"> manage </w:t>
+      </w:r>
+      <w:proofErr w:type="spellStart"/>
+      <w:r>
+        <w:t>karne</w:t>
+      </w:r>
+      <w:proofErr w:type="spellEnd"/>
+      <w:r>
+        <w:t xml:space="preserve"> </w:t>
+      </w:r>
+      <w:proofErr w:type="spellStart"/>
+      <w:r>
+        <w:t>ke</w:t>
+      </w:r>
+      <w:proofErr w:type="spellEnd"/>
+      <w:r>
+        <w:t xml:space="preserve"> </w:t>
+      </w:r>
+      <w:proofErr w:type="spellStart"/>
+      <w:r>
+        <w:t>liye</w:t>
+      </w:r>
+      <w:proofErr w:type="spellEnd"/>
+      <w:r>
+        <w:t xml:space="preserve"> use </w:t>
+      </w:r>
+      <w:proofErr w:type="spellStart"/>
+      <w:r>
+        <w:t>kiye</w:t>
+      </w:r>
+      <w:proofErr w:type="spellEnd"/>
+      <w:r>
+        <w:t xml:space="preserve"> </w:t>
+      </w:r>
+      <w:proofErr w:type="spellStart"/>
+      <w:r>
+        <w:t>jaate</w:t>
+      </w:r>
+      <w:proofErr w:type="spellEnd"/>
+      <w:r>
+        <w:t xml:space="preserve"> </w:t>
+      </w:r>
+      <w:proofErr w:type="spellStart"/>
+      <w:r>
+        <w:t>hain</w:t>
+      </w:r>
+      <w:proofErr w:type="spellEnd"/>
+      <w:r>
+        <w:t>.</w:t>
+      </w:r>
+    </w:p>
+    <w:p>
+      <w:pPr>
+        <w:numPr>
+          <w:ilvl w:val="0"/>
+          <w:numId w:val="1"/>
+        </w:numPr>
+        <w:spacing w:before="100" w:beforeAutospacing="1" w:after="100" w:afterAutospacing="1" w:line="240" w:lineRule="auto"/>
+      </w:pPr>
+      <w:proofErr w:type="spellStart"/>
+      <w:proofErr w:type="gramStart"/>
+      <w:r>
+        <w:rPr>
+          <w:rStyle w:val="HTMLCode"/>
+          <w:rFonts w:eastAsiaTheme="minorHAnsi"/>
+          <w:b/>
+          <w:bCs/>
+        </w:rPr>
+        <w:t>useState</w:t>
+      </w:r>
+      <w:proofErr w:type="spellEnd"/>
+      <w:proofErr w:type="gramEnd"/>
+      <w:r>
+        <w:rPr>
+          <w:rStyle w:val="Strong"/>
+        </w:rPr>
+        <w:t xml:space="preserve"> Hook:</w:t>
+      </w:r>
+      <w:r>
+        <w:br/>
+      </w:r>
+      <w:proofErr w:type="spellStart"/>
+      <w:r>
+        <w:rPr>
+          <w:rStyle w:val="HTMLCode"/>
+          <w:rFonts w:eastAsiaTheme="minorHAnsi"/>
+        </w:rPr>
+        <w:t>useState</w:t>
+      </w:r>
+      <w:proofErr w:type="spellEnd"/>
+      <w:r>
+        <w:t xml:space="preserve"> hook React functional component me state </w:t>
+      </w:r>
+      <w:proofErr w:type="spellStart"/>
+      <w:r>
+        <w:t>ko</w:t>
+      </w:r>
+      <w:proofErr w:type="spellEnd"/>
+      <w:r>
+        <w:t xml:space="preserve"> manage </w:t>
+      </w:r>
+      <w:proofErr w:type="spellStart"/>
+      <w:r>
+        <w:t>karne</w:t>
+      </w:r>
+      <w:proofErr w:type="spellEnd"/>
+      <w:r>
+        <w:t xml:space="preserve"> </w:t>
+      </w:r>
+      <w:proofErr w:type="spellStart"/>
+      <w:r>
+        <w:t>ke</w:t>
+      </w:r>
+      <w:proofErr w:type="spellEnd"/>
+      <w:r>
+        <w:t xml:space="preserve"> </w:t>
+      </w:r>
+      <w:proofErr w:type="spellStart"/>
+      <w:r>
+        <w:t>liye</w:t>
+      </w:r>
+      <w:proofErr w:type="spellEnd"/>
+      <w:r>
+        <w:t xml:space="preserve"> use </w:t>
+      </w:r>
+      <w:proofErr w:type="spellStart"/>
+      <w:r>
+        <w:t>hota</w:t>
+      </w:r>
+      <w:proofErr w:type="spellEnd"/>
+      <w:r>
+        <w:t xml:space="preserve"> </w:t>
+      </w:r>
+      <w:proofErr w:type="spellStart"/>
+      <w:r>
+        <w:t>hai</w:t>
+      </w:r>
+      <w:proofErr w:type="spellEnd"/>
+      <w:r>
+        <w:t>.</w:t>
+      </w:r>
+    </w:p>
+    <w:p>
+      <w:pPr>
+        <w:spacing w:before="100" w:beforeAutospacing="1" w:after="100" w:afterAutospacing="1"/>
+      </w:pPr>
+      <w:r>
+        <w:rPr>
+          <w:rStyle w:val="Strong"/>
+        </w:rPr>
+        <w:t>Example:</w:t>
+      </w:r>
+    </w:p>
+    <w:p>
+      <w:pPr>
+        <w:pStyle w:val="HTMLPreformatted"/>
+      </w:pPr>
+      <w:proofErr w:type="spellStart"/>
+      <w:proofErr w:type="gramStart"/>
+      <w:r>
+        <w:t>javascript</w:t>
+      </w:r>
+      <w:proofErr w:type="spellEnd"/>
+      <w:proofErr w:type="gramEnd"/>
+    </w:p>
+    <w:p>
+      <w:pPr>
+        <w:pStyle w:val="HTMLPreformatted"/>
+      </w:pPr>
+      <w:proofErr w:type="spellStart"/>
+      <w:r>
+        <w:t>CopyEdit</w:t>
+      </w:r>
+      <w:proofErr w:type="spellEnd"/>
+    </w:p>
+    <w:p>
+      <w:pPr>
+        <w:pStyle w:val="HTMLPreformatted"/>
+        <w:rPr>
+          <w:rStyle w:val="HTMLCode"/>
+        </w:rPr>
+      </w:pPr>
+      <w:proofErr w:type="gramStart"/>
+      <w:r>
+        <w:rPr>
+          <w:rStyle w:val="hljs-keyword"/>
+        </w:rPr>
+        <w:t>import</w:t>
+      </w:r>
+      <w:proofErr w:type="gramEnd"/>
+      <w:r>
+        <w:rPr>
+          <w:rStyle w:val="HTMLCode"/>
+        </w:rPr>
+        <w:t xml:space="preserve"> </w:t>
+      </w:r>
+      <w:r>
+        <w:rPr>
+          <w:rStyle w:val="hljs-title"/>
+        </w:rPr>
+        <w:t>React</w:t>
+      </w:r>
+      <w:r>
+        <w:rPr>
+          <w:rStyle w:val="HTMLCode"/>
+        </w:rPr>
+        <w:t xml:space="preserve">, { </w:t>
+      </w:r>
+      <w:proofErr w:type="spellStart"/>
+      <w:r>
+        <w:rPr>
+          <w:rStyle w:val="HTMLCode"/>
+        </w:rPr>
+        <w:t>useState</w:t>
+      </w:r>
+      <w:proofErr w:type="spellEnd"/>
+      <w:r>
+        <w:rPr>
+          <w:rStyle w:val="HTMLCode"/>
+        </w:rPr>
+        <w:t xml:space="preserve"> } </w:t>
+      </w:r>
+      <w:r>
+        <w:rPr>
+          <w:rStyle w:val="hljs-keyword"/>
+        </w:rPr>
+        <w:t>from</w:t>
+      </w:r>
+      <w:r>
+        <w:rPr>
+          <w:rStyle w:val="HTMLCode"/>
+        </w:rPr>
+        <w:t xml:space="preserve"> </w:t>
+      </w:r>
+      <w:r>
+        <w:rPr>
+          <w:rStyle w:val="hljs-string"/>
+        </w:rPr>
+        <w:t>'react'</w:t>
+      </w:r>
+      <w:r>
+        <w:rPr>
+          <w:rStyle w:val="HTMLCode"/>
+        </w:rPr>
+        <w:t>;</w:t>
+      </w:r>
+    </w:p>
+    <w:p>
+      <w:pPr>
+        <w:pStyle w:val="HTMLPreformatted"/>
+        <w:rPr>
+          <w:rStyle w:val="HTMLCode"/>
+        </w:rPr>
+      </w:pPr>
+    </w:p>
+    <w:p>
+      <w:pPr>
+        <w:pStyle w:val="HTMLPreformatted"/>
+        <w:rPr>
+          <w:rStyle w:val="HTMLCode"/>
+        </w:rPr>
+      </w:pPr>
+      <w:proofErr w:type="gramStart"/>
+      <w:r>
+        <w:rPr>
+          <w:rStyle w:val="hljs-keyword"/>
+        </w:rPr>
+        <w:t>function</w:t>
+      </w:r>
+      <w:proofErr w:type="gramEnd"/>
+      <w:r>
+        <w:rPr>
+          <w:rStyle w:val="HTMLCode"/>
+        </w:rPr>
+        <w:t xml:space="preserve"> </w:t>
+      </w:r>
+      <w:r>
+        <w:rPr>
+          <w:rStyle w:val="hljs-title"/>
+        </w:rPr>
+        <w:t>Counter</w:t>
+      </w:r>
+      <w:r>
+        <w:rPr>
+          <w:rStyle w:val="HTMLCode"/>
+        </w:rPr>
+        <w:t>() {</w:t>
+      </w:r>
+    </w:p>
+    <w:p>
+      <w:pPr>
+        <w:pStyle w:val="HTMLPreformatted"/>
+        <w:rPr>
+          <w:rStyle w:val="HTMLCode"/>
+        </w:rPr>
+      </w:pPr>
+      <w:r>
+        <w:rPr>
+          <w:rStyle w:val="HTMLCode"/>
+        </w:rPr>
+        <w:t xml:space="preserve">  </w:t>
+      </w:r>
+      <w:proofErr w:type="spellStart"/>
+      <w:proofErr w:type="gramStart"/>
+      <w:r>
+        <w:rPr>
+          <w:rStyle w:val="hljs-keyword"/>
+        </w:rPr>
+        <w:t>const</w:t>
+      </w:r>
+      <w:proofErr w:type="spellEnd"/>
+      <w:proofErr w:type="gramEnd"/>
+      <w:r>
+        <w:rPr>
+          <w:rStyle w:val="HTMLCode"/>
+        </w:rPr>
+        <w:t xml:space="preserve"> [count, </w:t>
+      </w:r>
+      <w:proofErr w:type="spellStart"/>
+      <w:r>
+        <w:rPr>
+          <w:rStyle w:val="HTMLCode"/>
+        </w:rPr>
+        <w:t>setCount</w:t>
+      </w:r>
+      <w:proofErr w:type="spellEnd"/>
+      <w:r>
+        <w:rPr>
+          <w:rStyle w:val="HTMLCode"/>
+        </w:rPr>
+        <w:t xml:space="preserve">] = </w:t>
+      </w:r>
+      <w:proofErr w:type="spellStart"/>
+      <w:r>
+        <w:rPr>
+          <w:rStyle w:val="hljs-title"/>
+        </w:rPr>
+        <w:t>useState</w:t>
+      </w:r>
+      <w:proofErr w:type="spellEnd"/>
+      <w:r>
+        <w:rPr>
+          <w:rStyle w:val="HTMLCode"/>
+        </w:rPr>
+        <w:t>(</w:t>
+      </w:r>
+      <w:r>
+        <w:rPr>
+          <w:rStyle w:val="hljs-number"/>
+        </w:rPr>
+        <w:t>0</w:t>
+      </w:r>
+      <w:r>
+        <w:rPr>
+          <w:rStyle w:val="HTMLCode"/>
+        </w:rPr>
+        <w:t xml:space="preserve">); </w:t>
+      </w:r>
+      <w:r>
+        <w:rPr>
+          <w:rStyle w:val="hljs-comment"/>
+        </w:rPr>
+        <w:t xml:space="preserve">// Initial state 0 </w:t>
+      </w:r>
+      <w:proofErr w:type="spellStart"/>
+      <w:r>
+        <w:rPr>
+          <w:rStyle w:val="hljs-comment"/>
+        </w:rPr>
+        <w:t>hai</w:t>
+      </w:r>
+      <w:proofErr w:type="spellEnd"/>
+    </w:p>
+    <w:p>
+      <w:pPr>
+        <w:pStyle w:val="HTMLPreformatted"/>
+        <w:rPr>
+          <w:rStyle w:val="HTMLCode"/>
+        </w:rPr>
+      </w:pPr>
+    </w:p>
+    <w:p>
+      <w:pPr>
+        <w:pStyle w:val="HTMLPreformatted"/>
+        <w:rPr>
+          <w:rStyle w:val="HTMLCode"/>
+        </w:rPr>
+      </w:pPr>
+      <w:r>
+        <w:rPr>
+          <w:rStyle w:val="HTMLCode"/>
+        </w:rPr>
+        <w:t xml:space="preserve">  </w:t>
+      </w:r>
+      <w:proofErr w:type="gramStart"/>
+      <w:r>
+        <w:rPr>
+          <w:rStyle w:val="hljs-keyword"/>
+        </w:rPr>
+        <w:t>return</w:t>
+      </w:r>
+      <w:proofErr w:type="gramEnd"/>
+      <w:r>
+        <w:rPr>
+          <w:rStyle w:val="HTMLCode"/>
+        </w:rPr>
+        <w:t xml:space="preserve"> (</w:t>
+      </w:r>
+    </w:p>
+    <w:p>
+      <w:pPr>
+        <w:pStyle w:val="HTMLPreformatted"/>
+        <w:rPr>
+          <w:rStyle w:val="HTMLCode"/>
+        </w:rPr>
+      </w:pPr>
+      <w:r>
+        <w:rPr>
+          <w:rStyle w:val="HTMLCode"/>
+        </w:rPr>
+        <w:t xml:space="preserve">    </w:t>
+      </w:r>
+      <w:r>
+        <w:rPr>
+          <w:rStyle w:val="hljs-tag"/>
+        </w:rPr>
+        <w:t>&lt;</w:t>
+      </w:r>
+      <w:proofErr w:type="gramStart"/>
+      <w:r>
+        <w:rPr>
+          <w:rStyle w:val="hljs-name"/>
+        </w:rPr>
+        <w:t>div</w:t>
+      </w:r>
+      <w:proofErr w:type="gramEnd"/>
+      <w:r>
+        <w:rPr>
+          <w:rStyle w:val="HTMLCode"/>
+        </w:rPr>
+        <w:t>&gt;</w:t>
+      </w:r>
+    </w:p>
+    <w:p>
+      <w:pPr>
+        <w:pStyle w:val="HTMLPreformatted"/>
+        <w:rPr>
+          <w:rStyle w:val="HTMLCode"/>
+        </w:rPr>
+      </w:pPr>
+      <w:r>
+        <w:rPr>
+          <w:rStyle w:val="HTMLCode"/>
+        </w:rPr>
+        <w:t xml:space="preserve">      </w:t>
+      </w:r>
+      <w:r>
+        <w:rPr>
+          <w:rStyle w:val="hljs-tag"/>
+        </w:rPr>
+        <w:t>&lt;</w:t>
+      </w:r>
+      <w:r>
+        <w:rPr>
+          <w:rStyle w:val="hljs-name"/>
+        </w:rPr>
+        <w:t>p</w:t>
+      </w:r>
+      <w:r>
+        <w:rPr>
+          <w:rStyle w:val="HTMLCode"/>
+        </w:rPr>
+        <w:t>&gt;Count: {count</w:t>
+      </w:r>
+      <w:proofErr w:type="gramStart"/>
+      <w:r>
+        <w:rPr>
+          <w:rStyle w:val="HTMLCode"/>
+        </w:rPr>
+        <w:t>}</w:t>
+      </w:r>
+      <w:r>
+        <w:rPr>
+          <w:rStyle w:val="hljs-tag"/>
+        </w:rPr>
+        <w:t>&lt;</w:t>
+      </w:r>
+      <w:proofErr w:type="gramEnd"/>
+      <w:r>
+        <w:rPr>
+          <w:rStyle w:val="hljs-tag"/>
+        </w:rPr>
+        <w:t>/</w:t>
+      </w:r>
+      <w:r>
+        <w:rPr>
+          <w:rStyle w:val="hljs-name"/>
+        </w:rPr>
+        <w:t>p</w:t>
+      </w:r>
+      <w:r>
+        <w:rPr>
+          <w:rStyle w:val="HTMLCode"/>
+        </w:rPr>
+        <w:t>&gt;</w:t>
+      </w:r>
+    </w:p>
+    <w:p>
+      <w:pPr>
+        <w:pStyle w:val="HTMLPreformatted"/>
+        <w:rPr>
+          <w:rStyle w:val="HTMLCode"/>
+        </w:rPr>
+      </w:pPr>
+      <w:r>
+        <w:rPr>
+          <w:rStyle w:val="HTMLCode"/>
+        </w:rPr>
+        <w:t xml:space="preserve">      </w:t>
+      </w:r>
+      <w:r>
+        <w:rPr>
+          <w:rStyle w:val="hljs-tag"/>
+        </w:rPr>
+        <w:t>&lt;</w:t>
+      </w:r>
+      <w:r>
+        <w:rPr>
+          <w:rStyle w:val="hljs-name"/>
+        </w:rPr>
+        <w:t>button</w:t>
+      </w:r>
+      <w:r>
+        <w:rPr>
+          <w:rStyle w:val="HTMLCode"/>
+        </w:rPr>
+        <w:t xml:space="preserve"> </w:t>
+      </w:r>
+      <w:proofErr w:type="spellStart"/>
+      <w:r>
+        <w:rPr>
+          <w:rStyle w:val="hljs-attr"/>
+        </w:rPr>
+        <w:t>onClick</w:t>
+      </w:r>
+      <w:proofErr w:type="spellEnd"/>
+      <w:proofErr w:type="gramStart"/>
+      <w:r>
+        <w:rPr>
+          <w:rStyle w:val="HTMLCode"/>
+        </w:rPr>
+        <w:t>=</w:t>
+      </w:r>
+      <w:r>
+        <w:rPr>
+          <w:rStyle w:val="hljs-string"/>
+        </w:rPr>
+        <w:t>{</w:t>
+      </w:r>
+      <w:proofErr w:type="gramEnd"/>
+      <w:r>
+        <w:rPr>
+          <w:rStyle w:val="hljs-string"/>
+        </w:rPr>
+        <w:t>()</w:t>
+      </w:r>
+      <w:r>
+        <w:rPr>
+          <w:rStyle w:val="HTMLCode"/>
+        </w:rPr>
+        <w:t xml:space="preserve"> =&gt; </w:t>
+      </w:r>
+      <w:proofErr w:type="spellStart"/>
+      <w:r>
+        <w:rPr>
+          <w:rStyle w:val="HTMLCode"/>
+        </w:rPr>
+        <w:t>setCount</w:t>
+      </w:r>
+      <w:proofErr w:type="spellEnd"/>
+      <w:r>
+        <w:rPr>
+          <w:rStyle w:val="HTMLCode"/>
+        </w:rPr>
+        <w:t>(count + 1)}&gt;Increase</w:t>
+      </w:r>
+      <w:r>
+        <w:rPr>
+          <w:rStyle w:val="hljs-tag"/>
+        </w:rPr>
+        <w:t>&lt;/</w:t>
+      </w:r>
+      <w:r>
+        <w:rPr>
+          <w:rStyle w:val="hljs-name"/>
+        </w:rPr>
+        <w:t>button</w:t>
+      </w:r>
+      <w:r>
+        <w:rPr>
+          <w:rStyle w:val="HTMLCode"/>
+        </w:rPr>
+        <w:t>&gt;</w:t>
+      </w:r>
+    </w:p>
+    <w:p>
+      <w:pPr>
+        <w:pStyle w:val="HTMLPreformatted"/>
+        <w:rPr>
+          <w:rStyle w:val="HTMLCode"/>
+        </w:rPr>
+      </w:pPr>
+      <w:r>
+        <w:rPr>
+          <w:rStyle w:val="HTMLCode"/>
+        </w:rPr>
+        <w:t xml:space="preserve">    </w:t>
+      </w:r>
+      <w:r>
+        <w:rPr>
+          <w:rStyle w:val="hljs-tag"/>
+        </w:rPr>
+        <w:t>&lt;/</w:t>
+      </w:r>
+      <w:r>
+        <w:rPr>
+          <w:rStyle w:val="hljs-name"/>
+        </w:rPr>
+        <w:t>div</w:t>
+      </w:r>
+      <w:r>
+        <w:rPr>
+          <w:rStyle w:val="HTMLCode"/>
+        </w:rPr>
+        <w:t>&gt;</w:t>
+      </w:r>
+    </w:p>
+    <w:p>
+      <w:pPr>
+        <w:pStyle w:val="HTMLPreformatted"/>
+        <w:rPr>
+          <w:rStyle w:val="HTMLCode"/>
+        </w:rPr>
+      </w:pPr>
+      <w:r>
+        <w:rPr>
+          <w:rStyle w:val="HTMLCode"/>
+        </w:rPr>
+        <w:t xml:space="preserve">  );</w:t>
+      </w:r>
+    </w:p>
+    <w:p>
+      <w:pPr>
+        <w:pStyle w:val="HTMLPreformatted"/>
+        <w:rPr>
+          <w:rStyle w:val="HTMLCode"/>
+        </w:rPr>
+      </w:pPr>
+      <w:r>
+        <w:rPr>
+          <w:rStyle w:val="HTMLCode"/>
+        </w:rPr>
+        <w:lastRenderedPageBreak/>
+        <w:t>}</w:t>
+      </w:r>
+    </w:p>
+    <w:p>
+      <w:pPr>
+        <w:spacing w:before="100" w:beforeAutospacing="1" w:after="100" w:afterAutospacing="1"/>
+      </w:pPr>
+      <w:r>
+        <w:t xml:space="preserve">Is example me </w:t>
+      </w:r>
+      <w:proofErr w:type="spellStart"/>
+      <w:r>
+        <w:rPr>
+          <w:rStyle w:val="HTMLCode"/>
+          <w:rFonts w:eastAsiaTheme="minorHAnsi"/>
+        </w:rPr>
+        <w:t>useState</w:t>
+      </w:r>
+      <w:proofErr w:type="spellEnd"/>
+      <w:r>
+        <w:t xml:space="preserve"> hook </w:t>
+      </w:r>
+      <w:proofErr w:type="spellStart"/>
+      <w:r>
+        <w:t>ke</w:t>
+      </w:r>
+      <w:proofErr w:type="spellEnd"/>
+      <w:r>
+        <w:t xml:space="preserve"> through hum state variable </w:t>
+      </w:r>
+      <w:r>
+        <w:rPr>
+          <w:rStyle w:val="HTMLCode"/>
+          <w:rFonts w:eastAsiaTheme="minorHAnsi"/>
+        </w:rPr>
+        <w:t>count</w:t>
+      </w:r>
+      <w:r>
+        <w:t xml:space="preserve"> </w:t>
+      </w:r>
+      <w:proofErr w:type="spellStart"/>
+      <w:proofErr w:type="gramStart"/>
+      <w:r>
+        <w:t>ko</w:t>
+      </w:r>
+      <w:proofErr w:type="spellEnd"/>
+      <w:proofErr w:type="gramEnd"/>
+      <w:r>
+        <w:t xml:space="preserve"> manage </w:t>
+      </w:r>
+      <w:proofErr w:type="spellStart"/>
+      <w:r>
+        <w:t>kar</w:t>
+      </w:r>
+      <w:proofErr w:type="spellEnd"/>
+      <w:r>
+        <w:t xml:space="preserve"> </w:t>
+      </w:r>
+      <w:proofErr w:type="spellStart"/>
+      <w:r>
+        <w:t>rahe</w:t>
+      </w:r>
+      <w:proofErr w:type="spellEnd"/>
+      <w:r>
+        <w:t xml:space="preserve"> </w:t>
+      </w:r>
+      <w:proofErr w:type="spellStart"/>
+      <w:r>
+        <w:t>hain</w:t>
+      </w:r>
+      <w:proofErr w:type="spellEnd"/>
+      <w:r>
+        <w:t xml:space="preserve">. </w:t>
+      </w:r>
+      <w:proofErr w:type="spellStart"/>
+      <w:proofErr w:type="gramStart"/>
+      <w:r>
+        <w:rPr>
+          <w:rStyle w:val="HTMLCode"/>
+          <w:rFonts w:eastAsiaTheme="minorHAnsi"/>
+        </w:rPr>
+        <w:t>setCount</w:t>
+      </w:r>
+      <w:proofErr w:type="spellEnd"/>
+      <w:proofErr w:type="gramEnd"/>
+      <w:r>
+        <w:t xml:space="preserve"> function se state </w:t>
+      </w:r>
+      <w:proofErr w:type="spellStart"/>
+      <w:r>
+        <w:t>ko</w:t>
+      </w:r>
+      <w:proofErr w:type="spellEnd"/>
+      <w:r>
+        <w:t xml:space="preserve"> update </w:t>
+      </w:r>
+      <w:proofErr w:type="spellStart"/>
+      <w:r>
+        <w:t>kiya</w:t>
+      </w:r>
+      <w:proofErr w:type="spellEnd"/>
+      <w:r>
+        <w:t xml:space="preserve"> </w:t>
+      </w:r>
+      <w:proofErr w:type="spellStart"/>
+      <w:r>
+        <w:t>jaata</w:t>
+      </w:r>
+      <w:proofErr w:type="spellEnd"/>
+      <w:r>
+        <w:t xml:space="preserve"> </w:t>
+      </w:r>
+      <w:proofErr w:type="spellStart"/>
+      <w:r>
+        <w:t>hai</w:t>
+      </w:r>
+      <w:proofErr w:type="spellEnd"/>
+      <w:r>
+        <w:t>.</w:t>
+      </w:r>
+    </w:p>
+    <w:p>
+      <w:pPr>
+        <w:numPr>
+          <w:ilvl w:val="0"/>
+          <w:numId w:val="2"/>
+        </w:numPr>
+        <w:spacing w:before="100" w:beforeAutospacing="1" w:after="100" w:afterAutospacing="1" w:line="240" w:lineRule="auto"/>
+      </w:pPr>
+      <w:proofErr w:type="spellStart"/>
+      <w:proofErr w:type="gramStart"/>
+      <w:r>
+        <w:rPr>
+          <w:rStyle w:val="HTMLCode"/>
+          <w:rFonts w:eastAsiaTheme="minorHAnsi"/>
+          <w:b/>
+          <w:bCs/>
+        </w:rPr>
+        <w:t>useEffect</w:t>
+      </w:r>
+      <w:proofErr w:type="spellEnd"/>
+      <w:proofErr w:type="gramEnd"/>
+      <w:r>
+        <w:rPr>
+          <w:rStyle w:val="Strong"/>
+        </w:rPr>
+        <w:t xml:space="preserve"> Hook:</w:t>
+      </w:r>
+      <w:r>
+        <w:br/>
+      </w:r>
+      <w:proofErr w:type="spellStart"/>
+      <w:r>
+        <w:rPr>
+          <w:rStyle w:val="HTMLCode"/>
+          <w:rFonts w:eastAsiaTheme="minorHAnsi"/>
+        </w:rPr>
+        <w:t>useEffect</w:t>
+      </w:r>
+      <w:proofErr w:type="spellEnd"/>
+      <w:r>
+        <w:t xml:space="preserve"> hook </w:t>
+      </w:r>
+      <w:proofErr w:type="spellStart"/>
+      <w:r>
+        <w:t>ko</w:t>
+      </w:r>
+      <w:proofErr w:type="spellEnd"/>
+      <w:r>
+        <w:t xml:space="preserve"> side effects </w:t>
+      </w:r>
+      <w:proofErr w:type="spellStart"/>
+      <w:r>
+        <w:t>ko</w:t>
+      </w:r>
+      <w:proofErr w:type="spellEnd"/>
+      <w:r>
+        <w:t xml:space="preserve"> handle </w:t>
+      </w:r>
+      <w:proofErr w:type="spellStart"/>
+      <w:r>
+        <w:t>karne</w:t>
+      </w:r>
+      <w:proofErr w:type="spellEnd"/>
+      <w:r>
+        <w:t xml:space="preserve"> </w:t>
+      </w:r>
+      <w:proofErr w:type="spellStart"/>
+      <w:r>
+        <w:t>ke</w:t>
+      </w:r>
+      <w:proofErr w:type="spellEnd"/>
+      <w:r>
+        <w:t xml:space="preserve"> </w:t>
+      </w:r>
+      <w:proofErr w:type="spellStart"/>
+      <w:r>
+        <w:t>liye</w:t>
+      </w:r>
+      <w:proofErr w:type="spellEnd"/>
+      <w:r>
+        <w:t xml:space="preserve"> use </w:t>
+      </w:r>
+      <w:proofErr w:type="spellStart"/>
+      <w:r>
+        <w:t>kiya</w:t>
+      </w:r>
+      <w:proofErr w:type="spellEnd"/>
+      <w:r>
+        <w:t xml:space="preserve"> </w:t>
+      </w:r>
+      <w:proofErr w:type="spellStart"/>
+      <w:r>
+        <w:t>jaata</w:t>
+      </w:r>
+      <w:proofErr w:type="spellEnd"/>
+      <w:r>
+        <w:t xml:space="preserve"> </w:t>
+      </w:r>
+      <w:proofErr w:type="spellStart"/>
+      <w:r>
+        <w:t>hai</w:t>
+      </w:r>
+      <w:proofErr w:type="spellEnd"/>
+      <w:r>
+        <w:t xml:space="preserve">, </w:t>
+      </w:r>
+      <w:proofErr w:type="spellStart"/>
+      <w:r>
+        <w:t>jaise</w:t>
+      </w:r>
+      <w:proofErr w:type="spellEnd"/>
+      <w:r>
+        <w:t xml:space="preserve"> API calls, subscriptions, etc. </w:t>
+      </w:r>
+      <w:proofErr w:type="spellStart"/>
+      <w:r>
+        <w:t>Yeh</w:t>
+      </w:r>
+      <w:proofErr w:type="spellEnd"/>
+      <w:r>
+        <w:t xml:space="preserve"> component </w:t>
+      </w:r>
+      <w:proofErr w:type="spellStart"/>
+      <w:r>
+        <w:t>ke</w:t>
+      </w:r>
+      <w:proofErr w:type="spellEnd"/>
+      <w:r>
+        <w:t xml:space="preserve"> render hone </w:t>
+      </w:r>
+      <w:proofErr w:type="spellStart"/>
+      <w:r>
+        <w:t>ke</w:t>
+      </w:r>
+      <w:proofErr w:type="spellEnd"/>
+      <w:r>
+        <w:t xml:space="preserve"> </w:t>
+      </w:r>
+      <w:proofErr w:type="spellStart"/>
+      <w:r>
+        <w:t>baad</w:t>
+      </w:r>
+      <w:proofErr w:type="spellEnd"/>
+      <w:r>
+        <w:t xml:space="preserve"> run </w:t>
+      </w:r>
+      <w:proofErr w:type="spellStart"/>
+      <w:r>
+        <w:t>hota</w:t>
+      </w:r>
+      <w:proofErr w:type="spellEnd"/>
+      <w:r>
+        <w:t xml:space="preserve"> </w:t>
+      </w:r>
+      <w:proofErr w:type="spellStart"/>
+      <w:r>
+        <w:t>hai</w:t>
+      </w:r>
+      <w:proofErr w:type="spellEnd"/>
+      <w:r>
+        <w:t>.</w:t>
+      </w:r>
+    </w:p>
+    <w:p>
+      <w:pPr>
+        <w:spacing w:before="100" w:beforeAutospacing="1" w:after="100" w:afterAutospacing="1"/>
+      </w:pPr>
+      <w:r>
+        <w:rPr>
+          <w:rStyle w:val="Strong"/>
+        </w:rPr>
+        <w:t>Example:</w:t>
+      </w:r>
+    </w:p>
+    <w:p>
+      <w:pPr>
+        <w:pStyle w:val="HTMLPreformatted"/>
+      </w:pPr>
+      <w:proofErr w:type="spellStart"/>
+      <w:proofErr w:type="gramStart"/>
+      <w:r>
+        <w:t>javascript</w:t>
+      </w:r>
+      <w:proofErr w:type="spellEnd"/>
+      <w:proofErr w:type="gramEnd"/>
+    </w:p>
+    <w:p>
+      <w:pPr>
+        <w:pStyle w:val="HTMLPreformatted"/>
+      </w:pPr>
+      <w:proofErr w:type="spellStart"/>
+      <w:r>
+        <w:t>CopyEdit</w:t>
+      </w:r>
+      <w:proofErr w:type="spellEnd"/>
+    </w:p>
+    <w:p>
+      <w:pPr>
+        <w:pStyle w:val="HTMLPreformatted"/>
+        <w:rPr>
+          <w:rStyle w:val="HTMLCode"/>
+        </w:rPr>
+      </w:pPr>
+      <w:proofErr w:type="gramStart"/>
+      <w:r>
+        <w:rPr>
+          <w:rStyle w:val="hljs-keyword"/>
+        </w:rPr>
+        <w:t>import</w:t>
+      </w:r>
+      <w:proofErr w:type="gramEnd"/>
+      <w:r>
+        <w:rPr>
+          <w:rStyle w:val="HTMLCode"/>
+        </w:rPr>
+        <w:t xml:space="preserve"> </w:t>
+      </w:r>
+      <w:r>
+        <w:rPr>
+          <w:rStyle w:val="hljs-title"/>
+        </w:rPr>
+        <w:t>React</w:t>
+      </w:r>
+      <w:r>
+        <w:rPr>
+          <w:rStyle w:val="HTMLCode"/>
+        </w:rPr>
+        <w:t xml:space="preserve">, { </w:t>
+      </w:r>
+      <w:proofErr w:type="spellStart"/>
+      <w:r>
+        <w:rPr>
+          <w:rStyle w:val="HTMLCode"/>
+        </w:rPr>
+        <w:t>useState</w:t>
+      </w:r>
+      <w:proofErr w:type="spellEnd"/>
+      <w:r>
+        <w:rPr>
+          <w:rStyle w:val="HTMLCode"/>
+        </w:rPr>
+        <w:t xml:space="preserve">, </w:t>
+      </w:r>
+      <w:proofErr w:type="spellStart"/>
+      <w:r>
+        <w:rPr>
+          <w:rStyle w:val="HTMLCode"/>
+        </w:rPr>
+        <w:t>useEffect</w:t>
+      </w:r>
+      <w:proofErr w:type="spellEnd"/>
+      <w:r>
+        <w:rPr>
+          <w:rStyle w:val="HTMLCode"/>
+        </w:rPr>
+        <w:t xml:space="preserve"> } </w:t>
+      </w:r>
+      <w:r>
+        <w:rPr>
+          <w:rStyle w:val="hljs-keyword"/>
+        </w:rPr>
+        <w:t>from</w:t>
+      </w:r>
+      <w:r>
+        <w:rPr>
+          <w:rStyle w:val="HTMLCode"/>
+        </w:rPr>
+        <w:t xml:space="preserve"> </w:t>
+      </w:r>
+      <w:r>
+        <w:rPr>
+          <w:rStyle w:val="hljs-string"/>
+        </w:rPr>
+        <w:t>'react'</w:t>
+      </w:r>
+      <w:r>
+        <w:rPr>
+          <w:rStyle w:val="HTMLCode"/>
+        </w:rPr>
+        <w:t>;</w:t>
+      </w:r>
+    </w:p>
+    <w:p>
+      <w:pPr>
+        <w:pStyle w:val="HTMLPreformatted"/>
+        <w:rPr>
+          <w:rStyle w:val="HTMLCode"/>
+        </w:rPr>
+      </w:pPr>
+    </w:p>
+    <w:p>
+      <w:pPr>
+        <w:pStyle w:val="HTMLPreformatted"/>
+        <w:rPr>
+          <w:rStyle w:val="HTMLCode"/>
+        </w:rPr>
+      </w:pPr>
+      <w:proofErr w:type="gramStart"/>
+      <w:r>
+        <w:rPr>
+          <w:rStyle w:val="hljs-keyword"/>
+        </w:rPr>
+        <w:t>function</w:t>
+      </w:r>
+      <w:proofErr w:type="gramEnd"/>
+      <w:r>
+        <w:rPr>
+          <w:rStyle w:val="HTMLCode"/>
+        </w:rPr>
+        <w:t xml:space="preserve"> </w:t>
+      </w:r>
+      <w:proofErr w:type="spellStart"/>
+      <w:r>
+        <w:rPr>
+          <w:rStyle w:val="hljs-title"/>
+        </w:rPr>
+        <w:t>FetchData</w:t>
+      </w:r>
+      <w:proofErr w:type="spellEnd"/>
+      <w:r>
+        <w:rPr>
+          <w:rStyle w:val="HTMLCode"/>
+        </w:rPr>
+        <w:t>() {</w:t>
+      </w:r>
+    </w:p>
+    <w:p>
+      <w:pPr>
+        <w:pStyle w:val="HTMLPreformatted"/>
+        <w:rPr>
+          <w:rStyle w:val="HTMLCode"/>
+        </w:rPr>
+      </w:pPr>
+      <w:r>
+        <w:rPr>
+          <w:rStyle w:val="HTMLCode"/>
+        </w:rPr>
+        <w:t xml:space="preserve">  </w:t>
+      </w:r>
+      <w:proofErr w:type="spellStart"/>
+      <w:proofErr w:type="gramStart"/>
+      <w:r>
+        <w:rPr>
+          <w:rStyle w:val="hljs-keyword"/>
+        </w:rPr>
+        <w:t>const</w:t>
+      </w:r>
+      <w:proofErr w:type="spellEnd"/>
+      <w:proofErr w:type="gramEnd"/>
+      <w:r>
+        <w:rPr>
+          <w:rStyle w:val="HTMLCode"/>
+        </w:rPr>
+        <w:t xml:space="preserve"> [data, </w:t>
+      </w:r>
+      <w:proofErr w:type="spellStart"/>
+      <w:r>
+        <w:rPr>
+          <w:rStyle w:val="HTMLCode"/>
+        </w:rPr>
+        <w:t>setData</w:t>
+      </w:r>
+      <w:proofErr w:type="spellEnd"/>
+      <w:r>
+        <w:rPr>
+          <w:rStyle w:val="HTMLCode"/>
+        </w:rPr>
+        <w:t xml:space="preserve">] = </w:t>
+      </w:r>
+      <w:proofErr w:type="spellStart"/>
+      <w:r>
+        <w:rPr>
+          <w:rStyle w:val="hljs-title"/>
+        </w:rPr>
+        <w:t>useState</w:t>
+      </w:r>
+      <w:proofErr w:type="spellEnd"/>
+      <w:r>
+        <w:rPr>
+          <w:rStyle w:val="HTMLCode"/>
+        </w:rPr>
+        <w:t>(</w:t>
+      </w:r>
+      <w:r>
+        <w:rPr>
+          <w:rStyle w:val="hljs-literal"/>
+        </w:rPr>
+        <w:t>null</w:t>
+      </w:r>
+      <w:r>
+        <w:rPr>
+          <w:rStyle w:val="HTMLCode"/>
+        </w:rPr>
+        <w:t>);</w:t>
+      </w:r>
+    </w:p>
+    <w:p>
+      <w:pPr>
+        <w:pStyle w:val="HTMLPreformatted"/>
+        <w:rPr>
+          <w:rStyle w:val="HTMLCode"/>
+        </w:rPr>
+      </w:pPr>
+    </w:p>
+    <w:p>
+      <w:pPr>
+        <w:pStyle w:val="HTMLPreformatted"/>
+        <w:rPr>
+          <w:rStyle w:val="HTMLCode"/>
+        </w:rPr>
+      </w:pPr>
+      <w:r>
+        <w:rPr>
+          <w:rStyle w:val="HTMLCode"/>
+        </w:rPr>
+        <w:t xml:space="preserve">  </w:t>
+      </w:r>
+      <w:proofErr w:type="spellStart"/>
+      <w:proofErr w:type="gramStart"/>
+      <w:r>
+        <w:rPr>
+          <w:rStyle w:val="hljs-title"/>
+        </w:rPr>
+        <w:t>useEffect</w:t>
+      </w:r>
+      <w:proofErr w:type="spellEnd"/>
+      <w:r>
+        <w:rPr>
+          <w:rStyle w:val="HTMLCode"/>
+        </w:rPr>
+        <w:t>(</w:t>
+      </w:r>
+      <w:proofErr w:type="gramEnd"/>
+      <w:r>
+        <w:rPr>
+          <w:rStyle w:val="hljs-function"/>
+        </w:rPr>
+        <w:t>() =&gt;</w:t>
+      </w:r>
+      <w:r>
+        <w:rPr>
+          <w:rStyle w:val="HTMLCode"/>
+        </w:rPr>
+        <w:t xml:space="preserve"> {</w:t>
+      </w:r>
+    </w:p>
+    <w:p>
+      <w:pPr>
+        <w:pStyle w:val="HTMLPreformatted"/>
+        <w:rPr>
+          <w:rStyle w:val="HTMLCode"/>
+        </w:rPr>
+      </w:pPr>
+      <w:r>
+        <w:rPr>
+          <w:rStyle w:val="HTMLCode"/>
+        </w:rPr>
+        <w:t xml:space="preserve">    </w:t>
+      </w:r>
+      <w:proofErr w:type="gramStart"/>
+      <w:r>
+        <w:rPr>
+          <w:rStyle w:val="hljs-title"/>
+        </w:rPr>
+        <w:t>fetch</w:t>
+      </w:r>
+      <w:r>
+        <w:rPr>
+          <w:rStyle w:val="HTMLCode"/>
+        </w:rPr>
+        <w:t>(</w:t>
+      </w:r>
+      <w:proofErr w:type="gramEnd"/>
+      <w:r>
+        <w:rPr>
+          <w:rStyle w:val="hljs-string"/>
+        </w:rPr>
+        <w:t>'https://jsonplaceholder.typicode.com/posts'</w:t>
+      </w:r>
+      <w:r>
+        <w:rPr>
+          <w:rStyle w:val="HTMLCode"/>
+        </w:rPr>
+        <w:t>)</w:t>
+      </w:r>
+    </w:p>
+    <w:p>
+      <w:pPr>
+        <w:pStyle w:val="HTMLPreformatted"/>
+        <w:rPr>
+          <w:rStyle w:val="HTMLCode"/>
+        </w:rPr>
+      </w:pPr>
+      <w:r>
+        <w:rPr>
+          <w:rStyle w:val="HTMLCode"/>
+        </w:rPr>
+        <w:t xml:space="preserve">      .</w:t>
+      </w:r>
+      <w:proofErr w:type="gramStart"/>
+      <w:r>
+        <w:rPr>
+          <w:rStyle w:val="hljs-title"/>
+        </w:rPr>
+        <w:t>then</w:t>
+      </w:r>
+      <w:r>
+        <w:rPr>
+          <w:rStyle w:val="HTMLCode"/>
+        </w:rPr>
+        <w:t>(</w:t>
+      </w:r>
+      <w:proofErr w:type="gramEnd"/>
+      <w:r>
+        <w:rPr>
+          <w:rStyle w:val="hljs-params"/>
+        </w:rPr>
+        <w:t>response</w:t>
+      </w:r>
+      <w:r>
+        <w:rPr>
+          <w:rStyle w:val="HTMLCode"/>
+        </w:rPr>
+        <w:t xml:space="preserve"> =&gt; </w:t>
+      </w:r>
+      <w:proofErr w:type="spellStart"/>
+      <w:r>
+        <w:rPr>
+          <w:rStyle w:val="HTMLCode"/>
+        </w:rPr>
+        <w:t>response.</w:t>
+      </w:r>
+      <w:r>
+        <w:rPr>
+          <w:rStyle w:val="hljs-title"/>
+        </w:rPr>
+        <w:t>json</w:t>
+      </w:r>
+      <w:proofErr w:type="spellEnd"/>
+      <w:r>
+        <w:rPr>
+          <w:rStyle w:val="HTMLCode"/>
+        </w:rPr>
+        <w:t>())</w:t>
+      </w:r>
+    </w:p>
+    <w:p>
+      <w:pPr>
+        <w:pStyle w:val="HTMLPreformatted"/>
+        <w:rPr>
+          <w:rStyle w:val="HTMLCode"/>
+        </w:rPr>
+      </w:pPr>
+      <w:r>
+        <w:rPr>
+          <w:rStyle w:val="HTMLCode"/>
+        </w:rPr>
+        <w:t xml:space="preserve">      .</w:t>
+      </w:r>
+      <w:proofErr w:type="gramStart"/>
+      <w:r>
+        <w:rPr>
+          <w:rStyle w:val="hljs-title"/>
+        </w:rPr>
+        <w:t>then</w:t>
+      </w:r>
+      <w:r>
+        <w:rPr>
+          <w:rStyle w:val="HTMLCode"/>
+        </w:rPr>
+        <w:t>(</w:t>
+      </w:r>
+      <w:proofErr w:type="spellStart"/>
+      <w:proofErr w:type="gramEnd"/>
+      <w:r>
+        <w:rPr>
+          <w:rStyle w:val="hljs-params"/>
+        </w:rPr>
+        <w:t>json</w:t>
+      </w:r>
+      <w:proofErr w:type="spellEnd"/>
+      <w:r>
+        <w:rPr>
+          <w:rStyle w:val="HTMLCode"/>
+        </w:rPr>
+        <w:t xml:space="preserve"> =&gt; </w:t>
+      </w:r>
+      <w:proofErr w:type="spellStart"/>
+      <w:r>
+        <w:rPr>
+          <w:rStyle w:val="hljs-title"/>
+        </w:rPr>
+        <w:t>setData</w:t>
+      </w:r>
+      <w:proofErr w:type="spellEnd"/>
+      <w:r>
+        <w:rPr>
+          <w:rStyle w:val="HTMLCode"/>
+        </w:rPr>
+        <w:t>(</w:t>
+      </w:r>
+      <w:proofErr w:type="spellStart"/>
+      <w:r>
+        <w:rPr>
+          <w:rStyle w:val="HTMLCode"/>
+        </w:rPr>
+        <w:t>json</w:t>
+      </w:r>
+      <w:proofErr w:type="spellEnd"/>
+      <w:r>
+        <w:rPr>
+          <w:rStyle w:val="HTMLCode"/>
+        </w:rPr>
+        <w:t>));</w:t>
+      </w:r>
+    </w:p>
+    <w:p>
+      <w:pPr>
+        <w:pStyle w:val="HTMLPreformatted"/>
+        <w:rPr>
+          <w:rStyle w:val="HTMLCode"/>
+        </w:rPr>
+      </w:pPr>
+      <w:r>
+        <w:rPr>
+          <w:rStyle w:val="HTMLCode"/>
+        </w:rPr>
+        <w:t xml:space="preserve">  }, []); </w:t>
+      </w:r>
+      <w:r>
+        <w:rPr>
+          <w:rStyle w:val="hljs-comment"/>
+        </w:rPr>
+        <w:t>// Empty dependency array ensures it runs only once after the initial render</w:t>
+      </w:r>
+    </w:p>
+    <w:p>
+      <w:pPr>
+        <w:pStyle w:val="HTMLPreformatted"/>
+        <w:rPr>
+          <w:rStyle w:val="HTMLCode"/>
+        </w:rPr>
+      </w:pPr>
+    </w:p>
+    <w:p>
+      <w:pPr>
+        <w:pStyle w:val="HTMLPreformatted"/>
+        <w:rPr>
+          <w:rStyle w:val="HTMLCode"/>
+        </w:rPr>
+      </w:pPr>
+      <w:r>
+        <w:rPr>
+          <w:rStyle w:val="HTMLCode"/>
+        </w:rPr>
+        <w:t xml:space="preserve">  </w:t>
+      </w:r>
+      <w:proofErr w:type="gramStart"/>
+      <w:r>
+        <w:rPr>
+          <w:rStyle w:val="hljs-keyword"/>
+        </w:rPr>
+        <w:t>return</w:t>
+      </w:r>
+      <w:proofErr w:type="gramEnd"/>
+      <w:r>
+        <w:rPr>
+          <w:rStyle w:val="HTMLCode"/>
+        </w:rPr>
+        <w:t xml:space="preserve"> (</w:t>
+      </w:r>
+    </w:p>
+    <w:p>
+      <w:pPr>
+        <w:pStyle w:val="HTMLPreformatted"/>
+        <w:rPr>
+          <w:rStyle w:val="HTMLCode"/>
+        </w:rPr>
+      </w:pPr>
+      <w:r>
+        <w:rPr>
+          <w:rStyle w:val="HTMLCode"/>
+        </w:rPr>
+        <w:t xml:space="preserve">    </w:t>
+      </w:r>
+      <w:r>
+        <w:rPr>
+          <w:rStyle w:val="hljs-tag"/>
+        </w:rPr>
+        <w:t>&lt;</w:t>
+      </w:r>
+      <w:proofErr w:type="gramStart"/>
+      <w:r>
+        <w:rPr>
+          <w:rStyle w:val="hljs-name"/>
+        </w:rPr>
+        <w:t>div</w:t>
+      </w:r>
+      <w:proofErr w:type="gramEnd"/>
+      <w:r>
+        <w:rPr>
+          <w:rStyle w:val="HTMLCode"/>
+        </w:rPr>
+        <w:t>&gt;</w:t>
+      </w:r>
+    </w:p>
+    <w:p>
+      <w:pPr>
+        <w:pStyle w:val="HTMLPreformatted"/>
+        <w:rPr>
+          <w:rStyle w:val="HTMLCode"/>
+        </w:rPr>
+      </w:pPr>
+      <w:r>
+        <w:rPr>
+          <w:rStyle w:val="HTMLCode"/>
+        </w:rPr>
+        <w:t xml:space="preserve">      {</w:t>
+      </w:r>
+      <w:proofErr w:type="gramStart"/>
+      <w:r>
+        <w:rPr>
+          <w:rStyle w:val="HTMLCode"/>
+        </w:rPr>
+        <w:t>data ?</w:t>
+      </w:r>
+      <w:proofErr w:type="gramEnd"/>
+      <w:r>
+        <w:rPr>
+          <w:rStyle w:val="HTMLCode"/>
+        </w:rPr>
+        <w:t xml:space="preserve"> (</w:t>
+      </w:r>
+    </w:p>
+    <w:p>
+      <w:pPr>
+        <w:pStyle w:val="HTMLPreformatted"/>
+        <w:rPr>
+          <w:rStyle w:val="HTMLCode"/>
+        </w:rPr>
+      </w:pPr>
+      <w:r>
+        <w:rPr>
+          <w:rStyle w:val="HTMLCode"/>
+        </w:rPr>
+        <w:t xml:space="preserve">        </w:t>
+      </w:r>
+      <w:r>
+        <w:rPr>
+          <w:rStyle w:val="hljs-tag"/>
+        </w:rPr>
+        <w:t>&lt;</w:t>
+      </w:r>
+      <w:proofErr w:type="spellStart"/>
+      <w:proofErr w:type="gramStart"/>
+      <w:r>
+        <w:rPr>
+          <w:rStyle w:val="hljs-name"/>
+        </w:rPr>
+        <w:t>ul</w:t>
+      </w:r>
+      <w:proofErr w:type="spellEnd"/>
+      <w:proofErr w:type="gramEnd"/>
+      <w:r>
+        <w:rPr>
+          <w:rStyle w:val="HTMLCode"/>
+        </w:rPr>
+        <w:t>&gt;</w:t>
+      </w:r>
+    </w:p>
+    <w:p>
+      <w:pPr>
+        <w:pStyle w:val="HTMLPreformatted"/>
+        <w:rPr>
+          <w:rStyle w:val="HTMLCode"/>
+        </w:rPr>
+      </w:pPr>
+      <w:r>
+        <w:rPr>
+          <w:rStyle w:val="HTMLCode"/>
+        </w:rPr>
+        <w:t xml:space="preserve">          {</w:t>
+      </w:r>
+      <w:proofErr w:type="spellStart"/>
+      <w:proofErr w:type="gramStart"/>
+      <w:r>
+        <w:rPr>
+          <w:rStyle w:val="HTMLCode"/>
+        </w:rPr>
+        <w:t>data.map</w:t>
+      </w:r>
+      <w:proofErr w:type="spellEnd"/>
+      <w:r>
+        <w:rPr>
+          <w:rStyle w:val="HTMLCode"/>
+        </w:rPr>
+        <w:t>(</w:t>
+      </w:r>
+      <w:proofErr w:type="gramEnd"/>
+      <w:r>
+        <w:rPr>
+          <w:rStyle w:val="HTMLCode"/>
+        </w:rPr>
+        <w:t>post =&gt; (</w:t>
+      </w:r>
+    </w:p>
+    <w:p>
+      <w:pPr>
+        <w:pStyle w:val="HTMLPreformatted"/>
+        <w:rPr>
+          <w:rStyle w:val="HTMLCode"/>
+        </w:rPr>
+      </w:pPr>
+      <w:r>
+        <w:rPr>
+          <w:rStyle w:val="HTMLCode"/>
+        </w:rPr>
+        <w:t xml:space="preserve">            </w:t>
+      </w:r>
+      <w:r>
+        <w:rPr>
+          <w:rStyle w:val="hljs-tag"/>
+        </w:rPr>
+        <w:t>&lt;</w:t>
+      </w:r>
+      <w:proofErr w:type="gramStart"/>
+      <w:r>
+        <w:rPr>
+          <w:rStyle w:val="hljs-name"/>
+        </w:rPr>
+        <w:t>li</w:t>
+      </w:r>
+      <w:proofErr w:type="gramEnd"/>
+      <w:r>
+        <w:rPr>
+          <w:rStyle w:val="HTMLCode"/>
+        </w:rPr>
+        <w:t xml:space="preserve"> </w:t>
+      </w:r>
+      <w:r>
+        <w:rPr>
+          <w:rStyle w:val="hljs-attr"/>
+        </w:rPr>
+        <w:t>key</w:t>
+      </w:r>
+      <w:r>
+        <w:rPr>
+          <w:rStyle w:val="HTMLCode"/>
+        </w:rPr>
+        <w:t>=</w:t>
+      </w:r>
+      <w:r>
+        <w:rPr>
+          <w:rStyle w:val="hljs-string"/>
+        </w:rPr>
+        <w:t>{post.id}</w:t>
+      </w:r>
+      <w:r>
+        <w:rPr>
+          <w:rStyle w:val="HTMLCode"/>
+        </w:rPr>
+        <w:t>&gt;{</w:t>
+      </w:r>
+      <w:proofErr w:type="spellStart"/>
+      <w:r>
+        <w:rPr>
+          <w:rStyle w:val="HTMLCode"/>
+        </w:rPr>
+        <w:t>post.title</w:t>
+      </w:r>
+      <w:proofErr w:type="spellEnd"/>
+      <w:r>
+        <w:rPr>
+          <w:rStyle w:val="HTMLCode"/>
+        </w:rPr>
+        <w:t>}</w:t>
+      </w:r>
+      <w:r>
+        <w:rPr>
+          <w:rStyle w:val="hljs-tag"/>
+        </w:rPr>
+        <w:t>&lt;/</w:t>
+      </w:r>
+      <w:r>
+        <w:rPr>
+          <w:rStyle w:val="hljs-name"/>
+        </w:rPr>
+        <w:t>li</w:t>
+      </w:r>
+      <w:r>
+        <w:rPr>
+          <w:rStyle w:val="HTMLCode"/>
+        </w:rPr>
+        <w:t>&gt;</w:t>
+      </w:r>
+    </w:p>
+    <w:p>
+      <w:pPr>
+        <w:pStyle w:val="HTMLPreformatted"/>
+        <w:rPr>
+          <w:rStyle w:val="HTMLCode"/>
+        </w:rPr>
+      </w:pPr>
+      <w:r>
+        <w:rPr>
+          <w:rStyle w:val="HTMLCode"/>
+        </w:rPr>
+        <w:t xml:space="preserve">          ))}</w:t>
+      </w:r>
+    </w:p>
+    <w:p>
+      <w:pPr>
+        <w:pStyle w:val="HTMLPreformatted"/>
+        <w:rPr>
+          <w:rStyle w:val="HTMLCode"/>
+        </w:rPr>
+      </w:pPr>
+      <w:r>
+        <w:rPr>
+          <w:rStyle w:val="HTMLCode"/>
+        </w:rPr>
+        <w:t xml:space="preserve">        </w:t>
+      </w:r>
+      <w:r>
+        <w:rPr>
+          <w:rStyle w:val="hljs-tag"/>
+        </w:rPr>
+        <w:t>&lt;/</w:t>
+      </w:r>
+      <w:proofErr w:type="spellStart"/>
+      <w:r>
+        <w:rPr>
+          <w:rStyle w:val="hljs-name"/>
+        </w:rPr>
+        <w:t>ul</w:t>
+      </w:r>
+      <w:proofErr w:type="spellEnd"/>
+      <w:r>
+        <w:rPr>
+          <w:rStyle w:val="HTMLCode"/>
+        </w:rPr>
+        <w:t>&gt;</w:t>
+      </w:r>
+    </w:p>
+    <w:p>
+      <w:pPr>
+        <w:pStyle w:val="HTMLPreformatted"/>
+        <w:rPr>
+          <w:rStyle w:val="HTMLCode"/>
+        </w:rPr>
+      </w:pPr>
+      <w:r>
+        <w:rPr>
+          <w:rStyle w:val="HTMLCode"/>
+        </w:rPr>
+        <w:t xml:space="preserve">      ) : (</w:t>
+      </w:r>
+    </w:p>
+    <w:p>
+      <w:pPr>
+        <w:pStyle w:val="HTMLPreformatted"/>
+        <w:rPr>
+          <w:rStyle w:val="HTMLCode"/>
+        </w:rPr>
+      </w:pPr>
+      <w:r>
+        <w:rPr>
+          <w:rStyle w:val="HTMLCode"/>
+        </w:rPr>
+        <w:t xml:space="preserve">        </w:t>
+      </w:r>
+      <w:r>
+        <w:rPr>
+          <w:rStyle w:val="hljs-tag"/>
+        </w:rPr>
+        <w:t>&lt;</w:t>
+      </w:r>
+      <w:r>
+        <w:rPr>
+          <w:rStyle w:val="hljs-name"/>
+        </w:rPr>
+        <w:t>p</w:t>
+      </w:r>
+      <w:r>
+        <w:rPr>
+          <w:rStyle w:val="HTMLCode"/>
+        </w:rPr>
+        <w:t>&gt;Loading...</w:t>
+      </w:r>
+      <w:r>
+        <w:rPr>
+          <w:rStyle w:val="hljs-tag"/>
+        </w:rPr>
+        <w:t>&lt;/</w:t>
+      </w:r>
+      <w:r>
+        <w:rPr>
+          <w:rStyle w:val="hljs-name"/>
+        </w:rPr>
+        <w:t>p</w:t>
+      </w:r>
+      <w:r>
+        <w:rPr>
+          <w:rStyle w:val="HTMLCode"/>
+        </w:rPr>
+        <w:t>&gt;</w:t>
+      </w:r>
+    </w:p>
+    <w:p>
+      <w:pPr>
+        <w:pStyle w:val="HTMLPreformatted"/>
+        <w:rPr>
+          <w:rStyle w:val="HTMLCode"/>
+        </w:rPr>
+      </w:pPr>
+      <w:r>
+        <w:rPr>
+          <w:rStyle w:val="HTMLCode"/>
+        </w:rPr>
+        <w:t xml:space="preserve">      )}</w:t>
+      </w:r>
+    </w:p>
+    <w:p>
+      <w:pPr>
+        <w:pStyle w:val="HTMLPreformatted"/>
+        <w:rPr>
+          <w:rStyle w:val="HTMLCode"/>
+        </w:rPr>
+      </w:pPr>
+      <w:r>
+        <w:rPr>
+          <w:rStyle w:val="HTMLCode"/>
+        </w:rPr>
+        <w:t xml:space="preserve">    </w:t>
+      </w:r>
+      <w:r>
+        <w:rPr>
+          <w:rStyle w:val="hljs-tag"/>
+        </w:rPr>
+        <w:t>&lt;/</w:t>
+      </w:r>
+      <w:r>
+        <w:rPr>
+          <w:rStyle w:val="hljs-name"/>
+        </w:rPr>
+        <w:t>div</w:t>
+      </w:r>
+      <w:r>
+        <w:rPr>
+          <w:rStyle w:val="HTMLCode"/>
+        </w:rPr>
+        <w:t>&gt;</w:t>
+      </w:r>
+    </w:p>
+    <w:p>
+      <w:pPr>
+        <w:pStyle w:val="HTMLPreformatted"/>
+        <w:rPr>
+          <w:rStyle w:val="HTMLCode"/>
+        </w:rPr>
+      </w:pPr>
+      <w:r>
+        <w:rPr>
+          <w:rStyle w:val="HTMLCode"/>
+        </w:rPr>
+        <w:t xml:space="preserve">  );</w:t>
+      </w:r>
+    </w:p>
+    <w:p>
+      <w:pPr>
+        <w:pStyle w:val="HTMLPreformatted"/>
+        <w:rPr>
+          <w:rStyle w:val="HTMLCode"/>
+        </w:rPr>
+      </w:pPr>
+      <w:r>
+        <w:rPr>
+          <w:rStyle w:val="HTMLCode"/>
+        </w:rPr>
+        <w:t>}</w:t>
+      </w:r>
+    </w:p>
+    <w:p>
+      <w:pPr>
+        <w:spacing w:before="100" w:beforeAutospacing="1" w:after="100" w:afterAutospacing="1"/>
+      </w:pPr>
+      <w:r>
+        <w:t xml:space="preserve">Is example me </w:t>
+      </w:r>
+      <w:proofErr w:type="spellStart"/>
+      <w:r>
+        <w:rPr>
+          <w:rStyle w:val="HTMLCode"/>
+          <w:rFonts w:eastAsiaTheme="minorHAnsi"/>
+        </w:rPr>
+        <w:t>useEffect</w:t>
+      </w:r>
+      <w:proofErr w:type="spellEnd"/>
+      <w:r>
+        <w:t xml:space="preserve"> hook </w:t>
+      </w:r>
+      <w:proofErr w:type="spellStart"/>
+      <w:r>
+        <w:t>ka</w:t>
+      </w:r>
+      <w:proofErr w:type="spellEnd"/>
+      <w:r>
+        <w:t xml:space="preserve"> use </w:t>
+      </w:r>
+      <w:proofErr w:type="spellStart"/>
+      <w:r>
+        <w:t>humne</w:t>
+      </w:r>
+      <w:proofErr w:type="spellEnd"/>
+      <w:r>
+        <w:t xml:space="preserve"> API call </w:t>
+      </w:r>
+      <w:proofErr w:type="spellStart"/>
+      <w:r>
+        <w:t>ke</w:t>
+      </w:r>
+      <w:proofErr w:type="spellEnd"/>
+      <w:r>
+        <w:t xml:space="preserve"> </w:t>
+      </w:r>
+      <w:proofErr w:type="spellStart"/>
+      <w:r>
+        <w:t>liye</w:t>
+      </w:r>
+      <w:proofErr w:type="spellEnd"/>
+      <w:r>
+        <w:t xml:space="preserve"> </w:t>
+      </w:r>
+      <w:proofErr w:type="spellStart"/>
+      <w:r>
+        <w:t>kiya</w:t>
+      </w:r>
+      <w:proofErr w:type="spellEnd"/>
+      <w:r>
+        <w:t xml:space="preserve"> </w:t>
+      </w:r>
+      <w:proofErr w:type="spellStart"/>
+      <w:r>
+        <w:t>hai</w:t>
+      </w:r>
+      <w:proofErr w:type="spellEnd"/>
+      <w:r>
+        <w:t xml:space="preserve">. </w:t>
+      </w:r>
+      <w:proofErr w:type="spellStart"/>
+      <w:r>
+        <w:t>Jaise</w:t>
+      </w:r>
+      <w:proofErr w:type="spellEnd"/>
+      <w:r>
+        <w:t xml:space="preserve"> hi component render </w:t>
+      </w:r>
+      <w:proofErr w:type="spellStart"/>
+      <w:r>
+        <w:t>hota</w:t>
+      </w:r>
+      <w:proofErr w:type="spellEnd"/>
+      <w:r>
+        <w:t xml:space="preserve"> </w:t>
+      </w:r>
+      <w:proofErr w:type="spellStart"/>
+      <w:r>
+        <w:t>hai</w:t>
+      </w:r>
+      <w:proofErr w:type="spellEnd"/>
+      <w:r>
+        <w:t xml:space="preserve">, </w:t>
+      </w:r>
+      <w:proofErr w:type="spellStart"/>
+      <w:r>
+        <w:t>useEffect</w:t>
+      </w:r>
+      <w:proofErr w:type="spellEnd"/>
+      <w:r>
+        <w:t xml:space="preserve"> run </w:t>
+      </w:r>
+      <w:proofErr w:type="spellStart"/>
+      <w:r>
+        <w:t>hota</w:t>
+      </w:r>
+      <w:proofErr w:type="spellEnd"/>
+      <w:r>
+        <w:t xml:space="preserve"> </w:t>
+      </w:r>
+      <w:proofErr w:type="spellStart"/>
+      <w:r>
+        <w:t>hai</w:t>
+      </w:r>
+      <w:proofErr w:type="spellEnd"/>
+      <w:r>
+        <w:t xml:space="preserve"> </w:t>
+      </w:r>
+      <w:proofErr w:type="spellStart"/>
+      <w:r>
+        <w:t>aur</w:t>
+      </w:r>
+      <w:proofErr w:type="spellEnd"/>
+      <w:r>
+        <w:t xml:space="preserve"> API se data fetch </w:t>
+      </w:r>
+      <w:proofErr w:type="spellStart"/>
+      <w:r>
+        <w:t>karke</w:t>
+      </w:r>
+      <w:proofErr w:type="spellEnd"/>
+      <w:r>
+        <w:t xml:space="preserve"> </w:t>
+      </w:r>
+      <w:proofErr w:type="spellStart"/>
+      <w:r>
+        <w:t>usse</w:t>
+      </w:r>
+      <w:proofErr w:type="spellEnd"/>
+      <w:r>
+        <w:t xml:space="preserve"> state me store </w:t>
+      </w:r>
+      <w:proofErr w:type="spellStart"/>
+      <w:r>
+        <w:t>kar</w:t>
+      </w:r>
+      <w:proofErr w:type="spellEnd"/>
+      <w:r>
+        <w:t xml:space="preserve"> </w:t>
+      </w:r>
+      <w:proofErr w:type="spellStart"/>
+      <w:r>
+        <w:t>leta</w:t>
+      </w:r>
+      <w:proofErr w:type="spellEnd"/>
+      <w:r>
+        <w:t xml:space="preserve"> </w:t>
+      </w:r>
+      <w:proofErr w:type="spellStart"/>
+      <w:r>
+        <w:t>hai</w:t>
+      </w:r>
+      <w:proofErr w:type="spellEnd"/>
+      <w:r>
+        <w:t>.</w:t>
+      </w:r>
+    </w:p>
+    <w:p>
+      <w:pPr>
+        <w:pStyle w:val="Heading4"/>
+      </w:pPr>
+      <w:r>
+        <w:t xml:space="preserve">Question 4: </w:t>
+      </w:r>
+      <w:r>
+        <w:rPr>
+          <w:rStyle w:val="Strong"/>
+          <w:b/>
+          <w:bCs/>
+        </w:rPr>
+        <w:t>What is the difference between Class components and Functional components using Hooks?</w:t>
+      </w:r>
+    </w:p>
+    <w:p>
+      <w:pPr>
+        <w:spacing w:before="100" w:beforeAutospacing="1" w:after="100" w:afterAutospacing="1"/>
+      </w:pPr>
+      <w:r>
+        <w:rPr>
+          <w:rStyle w:val="Strong"/>
+        </w:rPr>
+        <w:t>Answer</w:t>
+      </w:r>
+      <w:proofErr w:type="gramStart"/>
+      <w:r>
+        <w:rPr>
+          <w:rStyle w:val="Strong"/>
+        </w:rPr>
+        <w:t>:</w:t>
+      </w:r>
+      <w:proofErr w:type="gramEnd"/>
+      <w:r>
+        <w:br/>
+        <w:t xml:space="preserve">Class components me state </w:t>
+      </w:r>
+      <w:proofErr w:type="spellStart"/>
+      <w:r>
+        <w:t>aur</w:t>
+      </w:r>
+      <w:proofErr w:type="spellEnd"/>
+      <w:r>
+        <w:t xml:space="preserve"> lifecycle methods </w:t>
+      </w:r>
+      <w:proofErr w:type="spellStart"/>
+      <w:r>
+        <w:t>ko</w:t>
+      </w:r>
+      <w:proofErr w:type="spellEnd"/>
+      <w:r>
+        <w:t xml:space="preserve"> handle </w:t>
+      </w:r>
+      <w:proofErr w:type="spellStart"/>
+      <w:r>
+        <w:t>karne</w:t>
+      </w:r>
+      <w:proofErr w:type="spellEnd"/>
+      <w:r>
+        <w:t xml:space="preserve"> </w:t>
+      </w:r>
+      <w:proofErr w:type="spellStart"/>
+      <w:r>
+        <w:t>ke</w:t>
+      </w:r>
+      <w:proofErr w:type="spellEnd"/>
+      <w:r>
+        <w:t xml:space="preserve"> </w:t>
+      </w:r>
+      <w:proofErr w:type="spellStart"/>
+      <w:r>
+        <w:t>liye</w:t>
+      </w:r>
+      <w:proofErr w:type="spellEnd"/>
+      <w:r>
+        <w:t xml:space="preserve"> </w:t>
+      </w:r>
+      <w:proofErr w:type="spellStart"/>
+      <w:r>
+        <w:t>humko</w:t>
+      </w:r>
+      <w:proofErr w:type="spellEnd"/>
+      <w:r>
+        <w:t xml:space="preserve"> </w:t>
+      </w:r>
+      <w:proofErr w:type="spellStart"/>
+      <w:r>
+        <w:rPr>
+          <w:rStyle w:val="HTMLCode"/>
+          <w:rFonts w:eastAsiaTheme="minorHAnsi"/>
+        </w:rPr>
+        <w:t>this.state</w:t>
+      </w:r>
+      <w:proofErr w:type="spellEnd"/>
+      <w:r>
+        <w:t xml:space="preserve">, </w:t>
+      </w:r>
+      <w:proofErr w:type="spellStart"/>
+      <w:r>
+        <w:rPr>
+          <w:rStyle w:val="HTMLCode"/>
+          <w:rFonts w:eastAsiaTheme="minorHAnsi"/>
+        </w:rPr>
+        <w:t>this.setState</w:t>
+      </w:r>
+      <w:proofErr w:type="spellEnd"/>
+      <w:r>
+        <w:t xml:space="preserve">, </w:t>
+      </w:r>
+      <w:proofErr w:type="spellStart"/>
+      <w:r>
+        <w:t>aur</w:t>
+      </w:r>
+      <w:proofErr w:type="spellEnd"/>
+      <w:r>
+        <w:t xml:space="preserve"> lifecycle methods (</w:t>
+      </w:r>
+      <w:proofErr w:type="spellStart"/>
+      <w:r>
+        <w:rPr>
+          <w:rStyle w:val="HTMLCode"/>
+          <w:rFonts w:eastAsiaTheme="minorHAnsi"/>
+        </w:rPr>
+        <w:t>componentDidMount</w:t>
+      </w:r>
+      <w:proofErr w:type="spellEnd"/>
+      <w:r>
+        <w:t xml:space="preserve">, </w:t>
+      </w:r>
+      <w:proofErr w:type="spellStart"/>
+      <w:r>
+        <w:rPr>
+          <w:rStyle w:val="HTMLCode"/>
+          <w:rFonts w:eastAsiaTheme="minorHAnsi"/>
+        </w:rPr>
+        <w:t>componentDidUpdate</w:t>
+      </w:r>
+      <w:proofErr w:type="spellEnd"/>
+      <w:r>
+        <w:t xml:space="preserve">, etc.) </w:t>
+      </w:r>
+      <w:proofErr w:type="spellStart"/>
+      <w:r>
+        <w:t>ka</w:t>
+      </w:r>
+      <w:proofErr w:type="spellEnd"/>
+      <w:r>
+        <w:t xml:space="preserve"> use </w:t>
+      </w:r>
+      <w:proofErr w:type="spellStart"/>
+      <w:r>
+        <w:t>karna</w:t>
+      </w:r>
+      <w:proofErr w:type="spellEnd"/>
+      <w:r>
+        <w:t xml:space="preserve"> </w:t>
+      </w:r>
+      <w:proofErr w:type="spellStart"/>
+      <w:r>
+        <w:t>padta</w:t>
+      </w:r>
+      <w:proofErr w:type="spellEnd"/>
+      <w:r>
+        <w:t xml:space="preserve"> </w:t>
+      </w:r>
+      <w:proofErr w:type="spellStart"/>
+      <w:r>
+        <w:t>hai</w:t>
+      </w:r>
+      <w:proofErr w:type="spellEnd"/>
+      <w:r>
+        <w:t>.</w:t>
+      </w:r>
+    </w:p>
+    <w:p>
+      <w:pPr>
+        <w:spacing w:before="100" w:beforeAutospacing="1" w:after="100" w:afterAutospacing="1"/>
+      </w:pPr>
+      <w:proofErr w:type="spellStart"/>
+      <w:r>
+        <w:lastRenderedPageBreak/>
+        <w:t>Lekin</w:t>
+      </w:r>
+      <w:proofErr w:type="spellEnd"/>
+      <w:r>
+        <w:t xml:space="preserve"> functional components me hooks </w:t>
+      </w:r>
+      <w:proofErr w:type="spellStart"/>
+      <w:r>
+        <w:t>ka</w:t>
+      </w:r>
+      <w:proofErr w:type="spellEnd"/>
+      <w:r>
+        <w:t xml:space="preserve"> use </w:t>
+      </w:r>
+      <w:proofErr w:type="spellStart"/>
+      <w:r>
+        <w:t>karke</w:t>
+      </w:r>
+      <w:proofErr w:type="spellEnd"/>
+      <w:r>
+        <w:t xml:space="preserve"> hum state </w:t>
+      </w:r>
+      <w:proofErr w:type="spellStart"/>
+      <w:r>
+        <w:t>aur</w:t>
+      </w:r>
+      <w:proofErr w:type="spellEnd"/>
+      <w:r>
+        <w:t xml:space="preserve"> side effects </w:t>
+      </w:r>
+      <w:proofErr w:type="spellStart"/>
+      <w:proofErr w:type="gramStart"/>
+      <w:r>
+        <w:t>ko</w:t>
+      </w:r>
+      <w:proofErr w:type="spellEnd"/>
+      <w:proofErr w:type="gramEnd"/>
+      <w:r>
+        <w:t xml:space="preserve"> manage </w:t>
+      </w:r>
+      <w:proofErr w:type="spellStart"/>
+      <w:r>
+        <w:t>kar</w:t>
+      </w:r>
+      <w:proofErr w:type="spellEnd"/>
+      <w:r>
+        <w:t xml:space="preserve"> </w:t>
+      </w:r>
+      <w:proofErr w:type="spellStart"/>
+      <w:r>
+        <w:t>sakte</w:t>
+      </w:r>
+      <w:proofErr w:type="spellEnd"/>
+      <w:r>
+        <w:t xml:space="preserve"> </w:t>
+      </w:r>
+      <w:proofErr w:type="spellStart"/>
+      <w:r>
+        <w:t>hain</w:t>
+      </w:r>
+      <w:proofErr w:type="spellEnd"/>
+      <w:r>
+        <w:t xml:space="preserve">, </w:t>
+      </w:r>
+      <w:proofErr w:type="spellStart"/>
+      <w:r>
+        <w:t>jo</w:t>
+      </w:r>
+      <w:proofErr w:type="spellEnd"/>
+      <w:r>
+        <w:t xml:space="preserve"> </w:t>
+      </w:r>
+      <w:proofErr w:type="spellStart"/>
+      <w:r>
+        <w:t>ki</w:t>
+      </w:r>
+      <w:proofErr w:type="spellEnd"/>
+      <w:r>
+        <w:t xml:space="preserve"> code </w:t>
+      </w:r>
+      <w:proofErr w:type="spellStart"/>
+      <w:r>
+        <w:t>ko</w:t>
+      </w:r>
+      <w:proofErr w:type="spellEnd"/>
+      <w:r>
+        <w:t xml:space="preserve"> simpler </w:t>
+      </w:r>
+      <w:proofErr w:type="spellStart"/>
+      <w:r>
+        <w:t>aur</w:t>
+      </w:r>
+      <w:proofErr w:type="spellEnd"/>
+      <w:r>
+        <w:t xml:space="preserve"> cleaner </w:t>
+      </w:r>
+      <w:proofErr w:type="spellStart"/>
+      <w:r>
+        <w:t>banata</w:t>
+      </w:r>
+      <w:proofErr w:type="spellEnd"/>
+      <w:r>
+        <w:t xml:space="preserve"> </w:t>
+      </w:r>
+      <w:proofErr w:type="spellStart"/>
+      <w:r>
+        <w:t>hai</w:t>
+      </w:r>
+      <w:proofErr w:type="spellEnd"/>
+      <w:r>
+        <w:t>.</w:t>
+      </w:r>
+    </w:p>
+    <w:p>
+      <w:pPr>
+        <w:spacing w:before="100" w:beforeAutospacing="1" w:after="100" w:afterAutospacing="1"/>
+      </w:pPr>
+      <w:r>
+        <w:rPr>
+          <w:rStyle w:val="Strong"/>
+        </w:rPr>
+        <w:t>Class Component Example:</w:t>
+      </w:r>
+    </w:p>
+    <w:p>
+      <w:pPr>
+        <w:pStyle w:val="HTMLPreformatted"/>
+      </w:pPr>
+      <w:proofErr w:type="spellStart"/>
+      <w:proofErr w:type="gramStart"/>
+      <w:r>
+        <w:t>javascript</w:t>
+      </w:r>
+      <w:proofErr w:type="spellEnd"/>
+      <w:proofErr w:type="gramEnd"/>
+    </w:p>
+    <w:p>
+      <w:pPr>
+        <w:pStyle w:val="HTMLPreformatted"/>
+      </w:pPr>
+      <w:proofErr w:type="spellStart"/>
+      <w:r>
+        <w:t>CopyEdit</w:t>
+      </w:r>
+      <w:proofErr w:type="spellEnd"/>
+    </w:p>
+    <w:p>
+      <w:pPr>
+        <w:pStyle w:val="HTMLPreformatted"/>
+        <w:rPr>
+          <w:rStyle w:val="HTMLCode"/>
+        </w:rPr>
+      </w:pPr>
+      <w:proofErr w:type="gramStart"/>
+      <w:r>
+        <w:rPr>
+          <w:rStyle w:val="hljs-keyword"/>
+        </w:rPr>
+        <w:t>class</w:t>
+      </w:r>
+      <w:proofErr w:type="gramEnd"/>
+      <w:r>
+        <w:rPr>
+          <w:rStyle w:val="HTMLCode"/>
+        </w:rPr>
+        <w:t xml:space="preserve"> </w:t>
+      </w:r>
+      <w:r>
+        <w:rPr>
+          <w:rStyle w:val="hljs-title"/>
+        </w:rPr>
+        <w:t>Counter</w:t>
+      </w:r>
+      <w:r>
+        <w:rPr>
+          <w:rStyle w:val="HTMLCode"/>
+        </w:rPr>
+        <w:t xml:space="preserve"> </w:t>
+      </w:r>
+      <w:r>
+        <w:rPr>
+          <w:rStyle w:val="hljs-keyword"/>
+        </w:rPr>
+        <w:t>extends</w:t>
+      </w:r>
+      <w:r>
+        <w:rPr>
+          <w:rStyle w:val="HTMLCode"/>
+        </w:rPr>
+        <w:t xml:space="preserve"> </w:t>
+      </w:r>
+      <w:proofErr w:type="spellStart"/>
+      <w:r>
+        <w:rPr>
+          <w:rStyle w:val="hljs-title"/>
+        </w:rPr>
+        <w:t>React.Component</w:t>
+      </w:r>
+      <w:proofErr w:type="spellEnd"/>
+      <w:r>
+        <w:rPr>
+          <w:rStyle w:val="HTMLCode"/>
+        </w:rPr>
+        <w:t xml:space="preserve"> {</w:t>
+      </w:r>
+    </w:p>
+    <w:p>
+      <w:pPr>
+        <w:pStyle w:val="HTMLPreformatted"/>
+        <w:rPr>
+          <w:rStyle w:val="HTMLCode"/>
+        </w:rPr>
+      </w:pPr>
+      <w:r>
+        <w:rPr>
+          <w:rStyle w:val="HTMLCode"/>
+        </w:rPr>
+        <w:t xml:space="preserve">  </w:t>
+      </w:r>
+      <w:proofErr w:type="gramStart"/>
+      <w:r>
+        <w:rPr>
+          <w:rStyle w:val="hljs-title"/>
+        </w:rPr>
+        <w:t>constructor</w:t>
+      </w:r>
+      <w:r>
+        <w:rPr>
+          <w:rStyle w:val="HTMLCode"/>
+        </w:rPr>
+        <w:t>(</w:t>
+      </w:r>
+      <w:proofErr w:type="gramEnd"/>
+      <w:r>
+        <w:rPr>
+          <w:rStyle w:val="hljs-params"/>
+        </w:rPr>
+        <w:t>props</w:t>
+      </w:r>
+      <w:r>
+        <w:rPr>
+          <w:rStyle w:val="HTMLCode"/>
+        </w:rPr>
+        <w:t>) {</w:t>
+      </w:r>
+    </w:p>
+    <w:p>
+      <w:pPr>
+        <w:pStyle w:val="HTMLPreformatted"/>
+        <w:rPr>
+          <w:rStyle w:val="HTMLCode"/>
+        </w:rPr>
+      </w:pPr>
+      <w:r>
+        <w:rPr>
+          <w:rStyle w:val="HTMLCode"/>
+        </w:rPr>
+        <w:t xml:space="preserve">    </w:t>
+      </w:r>
+      <w:proofErr w:type="gramStart"/>
+      <w:r>
+        <w:rPr>
+          <w:rStyle w:val="hljs-variable"/>
+        </w:rPr>
+        <w:t>super</w:t>
+      </w:r>
+      <w:r>
+        <w:rPr>
+          <w:rStyle w:val="HTMLCode"/>
+        </w:rPr>
+        <w:t>(</w:t>
+      </w:r>
+      <w:proofErr w:type="gramEnd"/>
+      <w:r>
+        <w:rPr>
+          <w:rStyle w:val="HTMLCode"/>
+        </w:rPr>
+        <w:t>props);</w:t>
+      </w:r>
+    </w:p>
+    <w:p>
+      <w:pPr>
+        <w:pStyle w:val="HTMLPreformatted"/>
+        <w:rPr>
+          <w:rStyle w:val="HTMLCode"/>
+        </w:rPr>
+      </w:pPr>
+      <w:r>
+        <w:rPr>
+          <w:rStyle w:val="HTMLCode"/>
+        </w:rPr>
+        <w:t xml:space="preserve">    </w:t>
+      </w:r>
+      <w:proofErr w:type="spellStart"/>
+      <w:r>
+        <w:rPr>
+          <w:rStyle w:val="hljs-variable"/>
+        </w:rPr>
+        <w:t>this</w:t>
+      </w:r>
+      <w:r>
+        <w:rPr>
+          <w:rStyle w:val="HTMLCode"/>
+        </w:rPr>
+        <w:t>.</w:t>
+      </w:r>
+      <w:r>
+        <w:rPr>
+          <w:rStyle w:val="hljs-property"/>
+        </w:rPr>
+        <w:t>state</w:t>
+      </w:r>
+      <w:proofErr w:type="spellEnd"/>
+      <w:r>
+        <w:rPr>
+          <w:rStyle w:val="HTMLCode"/>
+        </w:rPr>
+        <w:t xml:space="preserve"> = </w:t>
+      </w:r>
+      <w:proofErr w:type="gramStart"/>
+      <w:r>
+        <w:rPr>
+          <w:rStyle w:val="HTMLCode"/>
+        </w:rPr>
+        <w:t xml:space="preserve">{ </w:t>
+      </w:r>
+      <w:r>
+        <w:rPr>
+          <w:rStyle w:val="hljs-attr"/>
+        </w:rPr>
+        <w:t>count</w:t>
+      </w:r>
+      <w:proofErr w:type="gramEnd"/>
+      <w:r>
+        <w:rPr>
+          <w:rStyle w:val="HTMLCode"/>
+        </w:rPr>
+        <w:t xml:space="preserve">: </w:t>
+      </w:r>
+      <w:r>
+        <w:rPr>
+          <w:rStyle w:val="hljs-number"/>
+        </w:rPr>
+        <w:t>0</w:t>
+      </w:r>
+      <w:r>
+        <w:rPr>
+          <w:rStyle w:val="HTMLCode"/>
+        </w:rPr>
+        <w:t xml:space="preserve"> };</w:t>
+      </w:r>
+    </w:p>
+    <w:p>
+      <w:pPr>
+        <w:pStyle w:val="HTMLPreformatted"/>
+        <w:rPr>
+          <w:rStyle w:val="HTMLCode"/>
+        </w:rPr>
+      </w:pPr>
+      <w:r>
+        <w:rPr>
+          <w:rStyle w:val="HTMLCode"/>
+        </w:rPr>
+        <w:t xml:space="preserve">  }</w:t>
+      </w:r>
+    </w:p>
+    <w:p>
+      <w:pPr>
+        <w:pStyle w:val="HTMLPreformatted"/>
+        <w:rPr>
+          <w:rStyle w:val="HTMLCode"/>
+        </w:rPr>
+      </w:pPr>
+    </w:p>
+    <w:p>
+      <w:pPr>
+        <w:pStyle w:val="HTMLPreformatted"/>
+        <w:rPr>
+          <w:rStyle w:val="HTMLCode"/>
+        </w:rPr>
+      </w:pPr>
+      <w:r>
+        <w:rPr>
+          <w:rStyle w:val="HTMLCode"/>
+        </w:rPr>
+        <w:t xml:space="preserve">  </w:t>
+      </w:r>
+      <w:proofErr w:type="gramStart"/>
+      <w:r>
+        <w:rPr>
+          <w:rStyle w:val="HTMLCode"/>
+        </w:rPr>
+        <w:t>increment</w:t>
+      </w:r>
+      <w:proofErr w:type="gramEnd"/>
+      <w:r>
+        <w:rPr>
+          <w:rStyle w:val="HTMLCode"/>
+        </w:rPr>
+        <w:t xml:space="preserve"> = </w:t>
+      </w:r>
+      <w:r>
+        <w:rPr>
+          <w:rStyle w:val="hljs-function"/>
+        </w:rPr>
+        <w:t>() =&gt;</w:t>
+      </w:r>
+      <w:r>
+        <w:rPr>
+          <w:rStyle w:val="HTMLCode"/>
+        </w:rPr>
+        <w:t xml:space="preserve"> {</w:t>
+      </w:r>
+    </w:p>
+    <w:p>
+      <w:pPr>
+        <w:pStyle w:val="HTMLPreformatted"/>
+        <w:rPr>
+          <w:rStyle w:val="HTMLCode"/>
+        </w:rPr>
+      </w:pPr>
+      <w:r>
+        <w:rPr>
+          <w:rStyle w:val="HTMLCode"/>
+        </w:rPr>
+        <w:t xml:space="preserve">    </w:t>
+      </w:r>
+      <w:proofErr w:type="spellStart"/>
+      <w:proofErr w:type="gramStart"/>
+      <w:r>
+        <w:rPr>
+          <w:rStyle w:val="hljs-variable"/>
+        </w:rPr>
+        <w:t>this</w:t>
+      </w:r>
+      <w:r>
+        <w:rPr>
+          <w:rStyle w:val="HTMLCode"/>
+        </w:rPr>
+        <w:t>.</w:t>
+      </w:r>
+      <w:r>
+        <w:rPr>
+          <w:rStyle w:val="hljs-title"/>
+        </w:rPr>
+        <w:t>setState</w:t>
+      </w:r>
+      <w:proofErr w:type="spellEnd"/>
+      <w:r>
+        <w:rPr>
+          <w:rStyle w:val="HTMLCode"/>
+        </w:rPr>
+        <w:t>(</w:t>
+      </w:r>
+      <w:proofErr w:type="gramEnd"/>
+      <w:r>
+        <w:rPr>
+          <w:rStyle w:val="HTMLCode"/>
+        </w:rPr>
+        <w:t xml:space="preserve">{ </w:t>
+      </w:r>
+      <w:r>
+        <w:rPr>
+          <w:rStyle w:val="hljs-attr"/>
+        </w:rPr>
+        <w:t>count</w:t>
+      </w:r>
+      <w:r>
+        <w:rPr>
+          <w:rStyle w:val="HTMLCode"/>
+        </w:rPr>
+        <w:t xml:space="preserve">: </w:t>
+      </w:r>
+      <w:proofErr w:type="spellStart"/>
+      <w:r>
+        <w:rPr>
+          <w:rStyle w:val="hljs-variable"/>
+        </w:rPr>
+        <w:t>this</w:t>
+      </w:r>
+      <w:r>
+        <w:rPr>
+          <w:rStyle w:val="HTMLCode"/>
+        </w:rPr>
+        <w:t>.</w:t>
+      </w:r>
+      <w:r>
+        <w:rPr>
+          <w:rStyle w:val="hljs-property"/>
+        </w:rPr>
+        <w:t>state</w:t>
+      </w:r>
+      <w:r>
+        <w:rPr>
+          <w:rStyle w:val="HTMLCode"/>
+        </w:rPr>
+        <w:t>.</w:t>
+      </w:r>
+      <w:r>
+        <w:rPr>
+          <w:rStyle w:val="hljs-property"/>
+        </w:rPr>
+        <w:t>count</w:t>
+      </w:r>
+      <w:proofErr w:type="spellEnd"/>
+      <w:r>
+        <w:rPr>
+          <w:rStyle w:val="HTMLCode"/>
+        </w:rPr>
+        <w:t xml:space="preserve"> + </w:t>
+      </w:r>
+      <w:r>
+        <w:rPr>
+          <w:rStyle w:val="hljs-number"/>
+        </w:rPr>
+        <w:t>1</w:t>
+      </w:r>
+      <w:r>
+        <w:rPr>
+          <w:rStyle w:val="HTMLCode"/>
+        </w:rPr>
+        <w:t xml:space="preserve"> });</w:t>
+      </w:r>
+    </w:p>
+    <w:p>
+      <w:pPr>
+        <w:pStyle w:val="HTMLPreformatted"/>
+        <w:rPr>
+          <w:rStyle w:val="HTMLCode"/>
+        </w:rPr>
+      </w:pPr>
+      <w:r>
+        <w:rPr>
+          <w:rStyle w:val="HTMLCode"/>
+        </w:rPr>
+        <w:t xml:space="preserve">  };</w:t>
+      </w:r>
+    </w:p>
+    <w:p>
+      <w:pPr>
+        <w:pStyle w:val="HTMLPreformatted"/>
+        <w:rPr>
+          <w:rStyle w:val="HTMLCode"/>
+        </w:rPr>
+      </w:pPr>
+    </w:p>
+    <w:p>
+      <w:pPr>
+        <w:pStyle w:val="HTMLPreformatted"/>
+        <w:rPr>
+          <w:rStyle w:val="HTMLCode"/>
+        </w:rPr>
+      </w:pPr>
+      <w:r>
+        <w:rPr>
+          <w:rStyle w:val="HTMLCode"/>
+        </w:rPr>
+        <w:t xml:space="preserve">  </w:t>
+      </w:r>
+      <w:proofErr w:type="gramStart"/>
+      <w:r>
+        <w:rPr>
+          <w:rStyle w:val="hljs-title"/>
+        </w:rPr>
+        <w:t>render</w:t>
+      </w:r>
+      <w:r>
+        <w:rPr>
+          <w:rStyle w:val="HTMLCode"/>
+        </w:rPr>
+        <w:t>(</w:t>
+      </w:r>
+      <w:proofErr w:type="gramEnd"/>
+      <w:r>
+        <w:rPr>
+          <w:rStyle w:val="HTMLCode"/>
+        </w:rPr>
+        <w:t>) {</w:t>
+      </w:r>
+    </w:p>
+    <w:p>
+      <w:pPr>
+        <w:pStyle w:val="HTMLPreformatted"/>
+        <w:rPr>
+          <w:rStyle w:val="HTMLCode"/>
+        </w:rPr>
+      </w:pPr>
+      <w:r>
+        <w:rPr>
+          <w:rStyle w:val="HTMLCode"/>
+        </w:rPr>
+        <w:t xml:space="preserve">    </w:t>
+      </w:r>
+      <w:proofErr w:type="gramStart"/>
+      <w:r>
+        <w:rPr>
+          <w:rStyle w:val="hljs-keyword"/>
+        </w:rPr>
+        <w:t>return</w:t>
+      </w:r>
+      <w:proofErr w:type="gramEnd"/>
+      <w:r>
+        <w:rPr>
+          <w:rStyle w:val="HTMLCode"/>
+        </w:rPr>
+        <w:t xml:space="preserve"> (</w:t>
+      </w:r>
+    </w:p>
+    <w:p>
+      <w:pPr>
+        <w:pStyle w:val="HTMLPreformatted"/>
+        <w:rPr>
+          <w:rStyle w:val="HTMLCode"/>
+        </w:rPr>
+      </w:pPr>
+      <w:r>
+        <w:rPr>
+          <w:rStyle w:val="HTMLCode"/>
+        </w:rPr>
+        <w:t xml:space="preserve">      </w:t>
+      </w:r>
+      <w:r>
+        <w:rPr>
+          <w:rStyle w:val="hljs-tag"/>
+        </w:rPr>
+        <w:t>&lt;</w:t>
+      </w:r>
+      <w:proofErr w:type="gramStart"/>
+      <w:r>
+        <w:rPr>
+          <w:rStyle w:val="hljs-name"/>
+        </w:rPr>
+        <w:t>div</w:t>
+      </w:r>
+      <w:proofErr w:type="gramEnd"/>
+      <w:r>
+        <w:rPr>
+          <w:rStyle w:val="HTMLCode"/>
+        </w:rPr>
+        <w:t>&gt;</w:t>
+      </w:r>
+    </w:p>
+    <w:p>
+      <w:pPr>
+        <w:pStyle w:val="HTMLPreformatted"/>
+        <w:rPr>
+          <w:rStyle w:val="HTMLCode"/>
+        </w:rPr>
+      </w:pPr>
+      <w:r>
+        <w:rPr>
+          <w:rStyle w:val="HTMLCode"/>
+        </w:rPr>
+        <w:t xml:space="preserve">        </w:t>
+      </w:r>
+      <w:r>
+        <w:rPr>
+          <w:rStyle w:val="hljs-tag"/>
+        </w:rPr>
+        <w:t>&lt;</w:t>
+      </w:r>
+      <w:r>
+        <w:rPr>
+          <w:rStyle w:val="hljs-name"/>
+        </w:rPr>
+        <w:t>p</w:t>
+      </w:r>
+      <w:r>
+        <w:rPr>
+          <w:rStyle w:val="HTMLCode"/>
+        </w:rPr>
+        <w:t>&gt;Count: {</w:t>
+      </w:r>
+      <w:proofErr w:type="spellStart"/>
+      <w:r>
+        <w:rPr>
+          <w:rStyle w:val="HTMLCode"/>
+        </w:rPr>
+        <w:t>this.state.count</w:t>
+      </w:r>
+      <w:proofErr w:type="spellEnd"/>
+      <w:r>
+        <w:rPr>
+          <w:rStyle w:val="HTMLCode"/>
+        </w:rPr>
+        <w:t>}</w:t>
+      </w:r>
+      <w:r>
+        <w:rPr>
+          <w:rStyle w:val="hljs-tag"/>
+        </w:rPr>
+        <w:t>&lt;/</w:t>
+      </w:r>
+      <w:r>
+        <w:rPr>
+          <w:rStyle w:val="hljs-name"/>
+        </w:rPr>
+        <w:t>p</w:t>
+      </w:r>
+      <w:r>
+        <w:rPr>
+          <w:rStyle w:val="HTMLCode"/>
+        </w:rPr>
+        <w:t>&gt;</w:t>
+      </w:r>
+    </w:p>
+    <w:p>
+      <w:pPr>
+        <w:pStyle w:val="HTMLPreformatted"/>
+        <w:rPr>
+          <w:rStyle w:val="HTMLCode"/>
+        </w:rPr>
+      </w:pPr>
+      <w:r>
+        <w:rPr>
+          <w:rStyle w:val="HTMLCode"/>
+        </w:rPr>
+        <w:t xml:space="preserve">        </w:t>
+      </w:r>
+      <w:r>
+        <w:rPr>
+          <w:rStyle w:val="hljs-tag"/>
+        </w:rPr>
+        <w:t>&lt;</w:t>
+      </w:r>
+      <w:r>
+        <w:rPr>
+          <w:rStyle w:val="hljs-name"/>
+        </w:rPr>
+        <w:t>button</w:t>
+      </w:r>
+      <w:r>
+        <w:rPr>
+          <w:rStyle w:val="HTMLCode"/>
+        </w:rPr>
+        <w:t xml:space="preserve"> </w:t>
+      </w:r>
+      <w:proofErr w:type="spellStart"/>
+      <w:r>
+        <w:rPr>
+          <w:rStyle w:val="hljs-attr"/>
+        </w:rPr>
+        <w:t>onClick</w:t>
+      </w:r>
+      <w:proofErr w:type="spellEnd"/>
+      <w:proofErr w:type="gramStart"/>
+      <w:r>
+        <w:rPr>
+          <w:rStyle w:val="HTMLCode"/>
+        </w:rPr>
+        <w:t>=</w:t>
+      </w:r>
+      <w:r>
+        <w:rPr>
+          <w:rStyle w:val="hljs-string"/>
+        </w:rPr>
+        <w:t>{</w:t>
+      </w:r>
+      <w:proofErr w:type="spellStart"/>
+      <w:proofErr w:type="gramEnd"/>
+      <w:r>
+        <w:rPr>
+          <w:rStyle w:val="hljs-string"/>
+        </w:rPr>
+        <w:t>this.increment</w:t>
+      </w:r>
+      <w:proofErr w:type="spellEnd"/>
+      <w:r>
+        <w:rPr>
+          <w:rStyle w:val="hljs-string"/>
+        </w:rPr>
+        <w:t>}</w:t>
+      </w:r>
+      <w:r>
+        <w:rPr>
+          <w:rStyle w:val="HTMLCode"/>
+        </w:rPr>
+        <w:t>&gt;Increase</w:t>
+      </w:r>
+      <w:r>
+        <w:rPr>
+          <w:rStyle w:val="hljs-tag"/>
+        </w:rPr>
+        <w:t>&lt;/</w:t>
+      </w:r>
+      <w:r>
+        <w:rPr>
+          <w:rStyle w:val="hljs-name"/>
+        </w:rPr>
+        <w:t>button</w:t>
+      </w:r>
+      <w:r>
+        <w:rPr>
+          <w:rStyle w:val="HTMLCode"/>
+        </w:rPr>
+        <w:t>&gt;</w:t>
+      </w:r>
+    </w:p>
+    <w:p>
+      <w:pPr>
+        <w:pStyle w:val="HTMLPreformatted"/>
+        <w:rPr>
+          <w:rStyle w:val="HTMLCode"/>
+        </w:rPr>
+      </w:pPr>
+      <w:r>
+        <w:rPr>
+          <w:rStyle w:val="HTMLCode"/>
+        </w:rPr>
+        <w:t xml:space="preserve">      </w:t>
+      </w:r>
+      <w:r>
+        <w:rPr>
+          <w:rStyle w:val="hljs-tag"/>
+        </w:rPr>
+        <w:t>&lt;/</w:t>
+      </w:r>
+      <w:r>
+        <w:rPr>
+          <w:rStyle w:val="hljs-name"/>
+        </w:rPr>
+        <w:t>div</w:t>
+      </w:r>
+      <w:r>
+        <w:rPr>
+          <w:rStyle w:val="HTMLCode"/>
+        </w:rPr>
+        <w:t>&gt;</w:t>
+      </w:r>
+    </w:p>
+    <w:p>
+      <w:pPr>
+        <w:pStyle w:val="HTMLPreformatted"/>
+        <w:rPr>
+          <w:rStyle w:val="HTMLCode"/>
+        </w:rPr>
+      </w:pPr>
+      <w:r>
+        <w:rPr>
+          <w:rStyle w:val="HTMLCode"/>
+        </w:rPr>
+        <w:t xml:space="preserve">    );</w:t>
+      </w:r>
+    </w:p>
+    <w:p>
+      <w:pPr>
+        <w:pStyle w:val="HTMLPreformatted"/>
+        <w:rPr>
+          <w:rStyle w:val="HTMLCode"/>
+        </w:rPr>
+      </w:pPr>
+      <w:r>
+        <w:rPr>
+          <w:rStyle w:val="HTMLCode"/>
+        </w:rPr>
+        <w:t xml:space="preserve">  }</w:t>
+      </w:r>
+    </w:p>
+    <w:p>
+      <w:pPr>
+        <w:pStyle w:val="HTMLPreformatted"/>
+        <w:rPr>
+          <w:rStyle w:val="HTMLCode"/>
+        </w:rPr>
+      </w:pPr>
+      <w:r>
+        <w:rPr>
+          <w:rStyle w:val="HTMLCode"/>
+        </w:rPr>
+        <w:t>}</w:t>
+      </w:r>
+    </w:p>
+    <w:p>
+      <w:pPr>
+        <w:spacing w:before="100" w:beforeAutospacing="1" w:after="100" w:afterAutospacing="1"/>
+      </w:pPr>
+      <w:r>
+        <w:rPr>
+          <w:rStyle w:val="Strong"/>
+        </w:rPr>
+        <w:t>Functional Component with Hook Example:</w:t>
+      </w:r>
+    </w:p>
+    <w:p>
+      <w:pPr>
+        <w:pStyle w:val="HTMLPreformatted"/>
+      </w:pPr>
+      <w:proofErr w:type="spellStart"/>
+      <w:proofErr w:type="gramStart"/>
+      <w:r>
+        <w:t>javascript</w:t>
+      </w:r>
+      <w:proofErr w:type="spellEnd"/>
+      <w:proofErr w:type="gramEnd"/>
+    </w:p>
+    <w:p>
+      <w:pPr>
+        <w:pStyle w:val="HTMLPreformatted"/>
+      </w:pPr>
+      <w:proofErr w:type="spellStart"/>
+      <w:r>
+        <w:t>CopyEdit</w:t>
+      </w:r>
+      <w:proofErr w:type="spellEnd"/>
+    </w:p>
+    <w:p>
+      <w:pPr>
+        <w:pStyle w:val="HTMLPreformatted"/>
+        <w:rPr>
+          <w:rStyle w:val="HTMLCode"/>
+        </w:rPr>
+      </w:pPr>
+      <w:proofErr w:type="gramStart"/>
+      <w:r>
+        <w:rPr>
+          <w:rStyle w:val="hljs-keyword"/>
+        </w:rPr>
+        <w:t>import</w:t>
+      </w:r>
+      <w:proofErr w:type="gramEnd"/>
+      <w:r>
+        <w:rPr>
+          <w:rStyle w:val="HTMLCode"/>
+        </w:rPr>
+        <w:t xml:space="preserve"> </w:t>
+      </w:r>
+      <w:r>
+        <w:rPr>
+          <w:rStyle w:val="hljs-title"/>
+        </w:rPr>
+        <w:t>React</w:t>
+      </w:r>
+      <w:r>
+        <w:rPr>
+          <w:rStyle w:val="HTMLCode"/>
+        </w:rPr>
+        <w:t xml:space="preserve">, { </w:t>
+      </w:r>
+      <w:proofErr w:type="spellStart"/>
+      <w:r>
+        <w:rPr>
+          <w:rStyle w:val="HTMLCode"/>
+        </w:rPr>
+        <w:t>useState</w:t>
+      </w:r>
+      <w:proofErr w:type="spellEnd"/>
+      <w:r>
+        <w:rPr>
+          <w:rStyle w:val="HTMLCode"/>
+        </w:rPr>
+        <w:t xml:space="preserve"> } </w:t>
+      </w:r>
+      <w:r>
+        <w:rPr>
+          <w:rStyle w:val="hljs-keyword"/>
+        </w:rPr>
+        <w:t>from</w:t>
+      </w:r>
+      <w:r>
+        <w:rPr>
+          <w:rStyle w:val="HTMLCode"/>
+        </w:rPr>
+        <w:t xml:space="preserve"> </w:t>
+      </w:r>
+      <w:r>
+        <w:rPr>
+          <w:rStyle w:val="hljs-string"/>
+        </w:rPr>
+        <w:t>'react'</w:t>
+      </w:r>
+      <w:r>
+        <w:rPr>
+          <w:rStyle w:val="HTMLCode"/>
+        </w:rPr>
+        <w:t>;</w:t>
+      </w:r>
+    </w:p>
+    <w:p>
+      <w:pPr>
+        <w:pStyle w:val="HTMLPreformatted"/>
+        <w:rPr>
+          <w:rStyle w:val="HTMLCode"/>
+        </w:rPr>
+      </w:pPr>
+    </w:p>
+    <w:p>
+      <w:pPr>
+        <w:pStyle w:val="HTMLPreformatted"/>
+        <w:rPr>
+          <w:rStyle w:val="HTMLCode"/>
+        </w:rPr>
+      </w:pPr>
+      <w:proofErr w:type="gramStart"/>
+      <w:r>
+        <w:rPr>
+          <w:rStyle w:val="hljs-keyword"/>
+        </w:rPr>
+        <w:t>function</w:t>
+      </w:r>
+      <w:proofErr w:type="gramEnd"/>
+      <w:r>
+        <w:rPr>
+          <w:rStyle w:val="HTMLCode"/>
+        </w:rPr>
+        <w:t xml:space="preserve"> </w:t>
+      </w:r>
+      <w:r>
+        <w:rPr>
+          <w:rStyle w:val="hljs-title"/>
+        </w:rPr>
+        <w:t>Counter</w:t>
+      </w:r>
+      <w:r>
+        <w:rPr>
+          <w:rStyle w:val="HTMLCode"/>
+        </w:rPr>
+        <w:t>() {</w:t>
+      </w:r>
+    </w:p>
+    <w:p>
+      <w:pPr>
+        <w:pStyle w:val="HTMLPreformatted"/>
+        <w:rPr>
+          <w:rStyle w:val="HTMLCode"/>
+        </w:rPr>
+      </w:pPr>
+      <w:r>
+        <w:rPr>
+          <w:rStyle w:val="HTMLCode"/>
+        </w:rPr>
+        <w:t xml:space="preserve">  </w:t>
+      </w:r>
+      <w:proofErr w:type="spellStart"/>
+      <w:proofErr w:type="gramStart"/>
+      <w:r>
+        <w:rPr>
+          <w:rStyle w:val="hljs-keyword"/>
+        </w:rPr>
+        <w:t>const</w:t>
+      </w:r>
+      <w:proofErr w:type="spellEnd"/>
+      <w:proofErr w:type="gramEnd"/>
+      <w:r>
+        <w:rPr>
+          <w:rStyle w:val="HTMLCode"/>
+        </w:rPr>
+        <w:t xml:space="preserve"> [count, </w:t>
+      </w:r>
+      <w:proofErr w:type="spellStart"/>
+      <w:r>
+        <w:rPr>
+          <w:rStyle w:val="HTMLCode"/>
+        </w:rPr>
+        <w:t>setCount</w:t>
+      </w:r>
+      <w:proofErr w:type="spellEnd"/>
+      <w:r>
+        <w:rPr>
+          <w:rStyle w:val="HTMLCode"/>
+        </w:rPr>
+        <w:t xml:space="preserve">] = </w:t>
+      </w:r>
+      <w:proofErr w:type="spellStart"/>
+      <w:r>
+        <w:rPr>
+          <w:rStyle w:val="hljs-title"/>
+        </w:rPr>
+        <w:t>useState</w:t>
+      </w:r>
+      <w:proofErr w:type="spellEnd"/>
+      <w:r>
+        <w:rPr>
+          <w:rStyle w:val="HTMLCode"/>
+        </w:rPr>
+        <w:t>(</w:t>
+      </w:r>
+      <w:r>
+        <w:rPr>
+          <w:rStyle w:val="hljs-number"/>
+        </w:rPr>
+        <w:t>0</w:t>
+      </w:r>
+      <w:r>
+        <w:rPr>
+          <w:rStyle w:val="HTMLCode"/>
+        </w:rPr>
+        <w:t xml:space="preserve">); </w:t>
+      </w:r>
+      <w:r>
+        <w:rPr>
+          <w:rStyle w:val="hljs-comment"/>
+        </w:rPr>
+        <w:t xml:space="preserve">// </w:t>
+      </w:r>
+      <w:proofErr w:type="spellStart"/>
+      <w:r>
+        <w:rPr>
+          <w:rStyle w:val="hljs-comment"/>
+        </w:rPr>
+        <w:t>useState</w:t>
+      </w:r>
+      <w:proofErr w:type="spellEnd"/>
+      <w:r>
+        <w:rPr>
+          <w:rStyle w:val="hljs-comment"/>
+        </w:rPr>
+        <w:t xml:space="preserve"> hook</w:t>
+      </w:r>
+    </w:p>
+    <w:p>
+      <w:pPr>
+        <w:pStyle w:val="HTMLPreformatted"/>
+        <w:rPr>
+          <w:rStyle w:val="HTMLCode"/>
+        </w:rPr>
+      </w:pPr>
+    </w:p>
+    <w:p>
+      <w:pPr>
+        <w:pStyle w:val="HTMLPreformatted"/>
+        <w:rPr>
+          <w:rStyle w:val="HTMLCode"/>
+        </w:rPr>
+      </w:pPr>
+      <w:r>
+        <w:rPr>
+          <w:rStyle w:val="HTMLCode"/>
+        </w:rPr>
+        <w:t xml:space="preserve">  </w:t>
+      </w:r>
+      <w:proofErr w:type="spellStart"/>
+      <w:proofErr w:type="gramStart"/>
+      <w:r>
+        <w:rPr>
+          <w:rStyle w:val="hljs-keyword"/>
+        </w:rPr>
+        <w:t>const</w:t>
+      </w:r>
+      <w:proofErr w:type="spellEnd"/>
+      <w:proofErr w:type="gramEnd"/>
+      <w:r>
+        <w:rPr>
+          <w:rStyle w:val="HTMLCode"/>
+        </w:rPr>
+        <w:t xml:space="preserve"> </w:t>
+      </w:r>
+      <w:r>
+        <w:rPr>
+          <w:rStyle w:val="hljs-title"/>
+        </w:rPr>
+        <w:t>increment</w:t>
+      </w:r>
+      <w:r>
+        <w:rPr>
+          <w:rStyle w:val="HTMLCode"/>
+        </w:rPr>
+        <w:t xml:space="preserve"> = () =&gt; </w:t>
+      </w:r>
+      <w:proofErr w:type="spellStart"/>
+      <w:r>
+        <w:rPr>
+          <w:rStyle w:val="hljs-title"/>
+        </w:rPr>
+        <w:t>setCount</w:t>
+      </w:r>
+      <w:proofErr w:type="spellEnd"/>
+      <w:r>
+        <w:rPr>
+          <w:rStyle w:val="HTMLCode"/>
+        </w:rPr>
+        <w:t xml:space="preserve">(count + </w:t>
+      </w:r>
+      <w:r>
+        <w:rPr>
+          <w:rStyle w:val="hljs-number"/>
+        </w:rPr>
+        <w:t>1</w:t>
+      </w:r>
+      <w:r>
+        <w:rPr>
+          <w:rStyle w:val="HTMLCode"/>
+        </w:rPr>
+        <w:t>);</w:t>
+      </w:r>
+    </w:p>
+    <w:p>
+      <w:pPr>
+        <w:pStyle w:val="HTMLPreformatted"/>
+        <w:rPr>
+          <w:rStyle w:val="HTMLCode"/>
+        </w:rPr>
+      </w:pPr>
+    </w:p>
+    <w:p>
+      <w:pPr>
+        <w:pStyle w:val="HTMLPreformatted"/>
+        <w:rPr>
+          <w:rStyle w:val="HTMLCode"/>
+        </w:rPr>
+      </w:pPr>
+      <w:r>
+        <w:rPr>
+          <w:rStyle w:val="HTMLCode"/>
+        </w:rPr>
+        <w:t xml:space="preserve">  </w:t>
+      </w:r>
+      <w:proofErr w:type="gramStart"/>
+      <w:r>
+        <w:rPr>
+          <w:rStyle w:val="hljs-keyword"/>
+        </w:rPr>
+        <w:t>return</w:t>
+      </w:r>
+      <w:proofErr w:type="gramEnd"/>
+      <w:r>
+        <w:rPr>
+          <w:rStyle w:val="HTMLCode"/>
+        </w:rPr>
+        <w:t xml:space="preserve"> (</w:t>
+      </w:r>
+    </w:p>
+    <w:p>
+      <w:pPr>
+        <w:pStyle w:val="HTMLPreformatted"/>
+        <w:rPr>
+          <w:rStyle w:val="HTMLCode"/>
+        </w:rPr>
+      </w:pPr>
+      <w:r>
+        <w:rPr>
+          <w:rStyle w:val="HTMLCode"/>
+        </w:rPr>
+        <w:t xml:space="preserve">    </w:t>
+      </w:r>
+      <w:r>
+        <w:rPr>
+          <w:rStyle w:val="hljs-tag"/>
+        </w:rPr>
+        <w:t>&lt;</w:t>
+      </w:r>
+      <w:proofErr w:type="gramStart"/>
+      <w:r>
+        <w:rPr>
+          <w:rStyle w:val="hljs-name"/>
+        </w:rPr>
+        <w:t>div</w:t>
+      </w:r>
+      <w:proofErr w:type="gramEnd"/>
+      <w:r>
+        <w:rPr>
+          <w:rStyle w:val="HTMLCode"/>
+        </w:rPr>
+        <w:t>&gt;</w:t>
+      </w:r>
+    </w:p>
+    <w:p>
+      <w:pPr>
+        <w:pStyle w:val="HTMLPreformatted"/>
+        <w:rPr>
+          <w:rStyle w:val="HTMLCode"/>
+        </w:rPr>
+      </w:pPr>
+      <w:r>
+        <w:rPr>
+          <w:rStyle w:val="HTMLCode"/>
+        </w:rPr>
+        <w:t xml:space="preserve">      </w:t>
+      </w:r>
+      <w:r>
+        <w:rPr>
+          <w:rStyle w:val="hljs-tag"/>
+        </w:rPr>
+        <w:t>&lt;</w:t>
+      </w:r>
+      <w:r>
+        <w:rPr>
+          <w:rStyle w:val="hljs-name"/>
+        </w:rPr>
+        <w:t>p</w:t>
+      </w:r>
+      <w:r>
+        <w:rPr>
+          <w:rStyle w:val="HTMLCode"/>
+        </w:rPr>
+        <w:t>&gt;Count: {count</w:t>
+      </w:r>
+      <w:proofErr w:type="gramStart"/>
+      <w:r>
+        <w:rPr>
+          <w:rStyle w:val="HTMLCode"/>
+        </w:rPr>
+        <w:t>}</w:t>
+      </w:r>
+      <w:r>
+        <w:rPr>
+          <w:rStyle w:val="hljs-tag"/>
+        </w:rPr>
+        <w:t>&lt;</w:t>
+      </w:r>
+      <w:proofErr w:type="gramEnd"/>
+      <w:r>
+        <w:rPr>
+          <w:rStyle w:val="hljs-tag"/>
+        </w:rPr>
+        <w:t>/</w:t>
+      </w:r>
+      <w:r>
+        <w:rPr>
+          <w:rStyle w:val="hljs-name"/>
+        </w:rPr>
+        <w:t>p</w:t>
+      </w:r>
+      <w:r>
+        <w:rPr>
+          <w:rStyle w:val="HTMLCode"/>
+        </w:rPr>
+        <w:t>&gt;</w:t>
+      </w:r>
+    </w:p>
+    <w:p>
+      <w:pPr>
+        <w:pStyle w:val="HTMLPreformatted"/>
+        <w:rPr>
+          <w:rStyle w:val="HTMLCode"/>
+        </w:rPr>
+      </w:pPr>
+      <w:r>
+        <w:rPr>
+          <w:rStyle w:val="HTMLCode"/>
+        </w:rPr>
+        <w:t xml:space="preserve">      </w:t>
+      </w:r>
+      <w:r>
+        <w:rPr>
+          <w:rStyle w:val="hljs-tag"/>
+        </w:rPr>
+        <w:t>&lt;</w:t>
+      </w:r>
+      <w:r>
+        <w:rPr>
+          <w:rStyle w:val="hljs-name"/>
+        </w:rPr>
+        <w:t>button</w:t>
+      </w:r>
+      <w:r>
+        <w:rPr>
+          <w:rStyle w:val="HTMLCode"/>
+        </w:rPr>
+        <w:t xml:space="preserve"> </w:t>
+      </w:r>
+      <w:proofErr w:type="spellStart"/>
+      <w:r>
+        <w:rPr>
+          <w:rStyle w:val="hljs-attr"/>
+        </w:rPr>
+        <w:t>onClick</w:t>
+      </w:r>
+      <w:proofErr w:type="spellEnd"/>
+      <w:proofErr w:type="gramStart"/>
+      <w:r>
+        <w:rPr>
+          <w:rStyle w:val="HTMLCode"/>
+        </w:rPr>
+        <w:t>=</w:t>
+      </w:r>
+      <w:r>
+        <w:rPr>
+          <w:rStyle w:val="hljs-string"/>
+        </w:rPr>
+        <w:t>{</w:t>
+      </w:r>
+      <w:proofErr w:type="gramEnd"/>
+      <w:r>
+        <w:rPr>
+          <w:rStyle w:val="hljs-string"/>
+        </w:rPr>
+        <w:t>increment}</w:t>
+      </w:r>
+      <w:r>
+        <w:rPr>
+          <w:rStyle w:val="HTMLCode"/>
+        </w:rPr>
+        <w:t>&gt;Increase</w:t>
+      </w:r>
+      <w:r>
+        <w:rPr>
+          <w:rStyle w:val="hljs-tag"/>
+        </w:rPr>
+        <w:t>&lt;/</w:t>
+      </w:r>
+      <w:r>
+        <w:rPr>
+          <w:rStyle w:val="hljs-name"/>
+        </w:rPr>
+        <w:t>button</w:t>
+      </w:r>
+      <w:r>
+        <w:rPr>
+          <w:rStyle w:val="HTMLCode"/>
+        </w:rPr>
+        <w:t>&gt;</w:t>
+      </w:r>
+    </w:p>
+    <w:p>
+      <w:pPr>
+        <w:pStyle w:val="HTMLPreformatted"/>
+        <w:rPr>
+          <w:rStyle w:val="HTMLCode"/>
+        </w:rPr>
+      </w:pPr>
+      <w:r>
+        <w:rPr>
+          <w:rStyle w:val="HTMLCode"/>
+        </w:rPr>
+        <w:t xml:space="preserve">    </w:t>
+      </w:r>
+      <w:r>
+        <w:rPr>
+          <w:rStyle w:val="hljs-tag"/>
+        </w:rPr>
+        <w:t>&lt;/</w:t>
+      </w:r>
+      <w:r>
+        <w:rPr>
+          <w:rStyle w:val="hljs-name"/>
+        </w:rPr>
+        <w:t>div</w:t>
+      </w:r>
+      <w:r>
+        <w:rPr>
+          <w:rStyle w:val="HTMLCode"/>
+        </w:rPr>
+        <w:t>&gt;</w:t>
+      </w:r>
+    </w:p>
+    <w:p>
+      <w:pPr>
+        <w:pStyle w:val="HTMLPreformatted"/>
+        <w:rPr>
+          <w:rStyle w:val="HTMLCode"/>
+        </w:rPr>
+      </w:pPr>
+      <w:r>
+        <w:rPr>
+          <w:rStyle w:val="HTMLCode"/>
+        </w:rPr>
+        <w:t xml:space="preserve">  );</w:t>
+      </w:r>
+    </w:p>
+    <w:p>
+      <w:pPr>
+        <w:pStyle w:val="HTMLPreformatted"/>
+        <w:rPr>
+          <w:rStyle w:val="HTMLCode"/>
+        </w:rPr>
+      </w:pPr>
+      <w:r>
+        <w:rPr>
+          <w:rStyle w:val="HTMLCode"/>
+        </w:rPr>
+        <w:t>}</w:t>
+      </w:r>
+    </w:p>
+    <w:p>
+      <w:pPr>
+        <w:spacing w:before="100" w:beforeAutospacing="1" w:after="100" w:afterAutospacing="1"/>
+      </w:pPr>
+      <w:r>
+        <w:rPr>
+          <w:rStyle w:val="Strong"/>
+        </w:rPr>
+        <w:t>Difference:</w:t>
+      </w:r>
+    </w:p>
+    <w:p>
+      <w:pPr>
+        <w:numPr>
+          <w:ilvl w:val="0"/>
+          <w:numId w:val="3"/>
+        </w:numPr>
+        <w:spacing w:before="100" w:beforeAutospacing="1" w:after="100" w:afterAutospacing="1" w:line="240" w:lineRule="auto"/>
+      </w:pPr>
+      <w:r>
+        <w:rPr>
+          <w:rStyle w:val="Strong"/>
+        </w:rPr>
+        <w:t>Class Components:</w:t>
+      </w:r>
+      <w:r>
+        <w:t xml:space="preserve"> </w:t>
+      </w:r>
+      <w:proofErr w:type="spellStart"/>
+      <w:r>
+        <w:t>Thoda</w:t>
+      </w:r>
+      <w:proofErr w:type="spellEnd"/>
+      <w:r>
+        <w:t xml:space="preserve"> complex </w:t>
+      </w:r>
+      <w:proofErr w:type="spellStart"/>
+      <w:r>
+        <w:t>hote</w:t>
+      </w:r>
+      <w:proofErr w:type="spellEnd"/>
+      <w:r>
+        <w:t xml:space="preserve"> </w:t>
+      </w:r>
+      <w:proofErr w:type="spellStart"/>
+      <w:r>
+        <w:t>hain</w:t>
+      </w:r>
+      <w:proofErr w:type="spellEnd"/>
+      <w:r>
+        <w:t xml:space="preserve">, </w:t>
+      </w:r>
+      <w:proofErr w:type="spellStart"/>
+      <w:r>
+        <w:t>aur</w:t>
+      </w:r>
+      <w:proofErr w:type="spellEnd"/>
+      <w:r>
+        <w:t xml:space="preserve"> boilerplate code (e.g., </w:t>
+      </w:r>
+      <w:r>
+        <w:rPr>
+          <w:rStyle w:val="HTMLCode"/>
+          <w:rFonts w:eastAsiaTheme="minorHAnsi"/>
+        </w:rPr>
+        <w:t>constructor</w:t>
+      </w:r>
+      <w:r>
+        <w:t xml:space="preserve">, </w:t>
+      </w:r>
+      <w:r>
+        <w:rPr>
+          <w:rStyle w:val="HTMLCode"/>
+          <w:rFonts w:eastAsiaTheme="minorHAnsi"/>
+        </w:rPr>
+        <w:t>render</w:t>
+      </w:r>
+      <w:r>
+        <w:t xml:space="preserve"> method) </w:t>
+      </w:r>
+      <w:proofErr w:type="spellStart"/>
+      <w:r>
+        <w:t>zyada</w:t>
+      </w:r>
+      <w:proofErr w:type="spellEnd"/>
+      <w:r>
+        <w:t xml:space="preserve"> </w:t>
+      </w:r>
+      <w:proofErr w:type="spellStart"/>
+      <w:r>
+        <w:t>hota</w:t>
+      </w:r>
+      <w:proofErr w:type="spellEnd"/>
+      <w:r>
+        <w:t xml:space="preserve"> </w:t>
+      </w:r>
+      <w:proofErr w:type="spellStart"/>
+      <w:r>
+        <w:t>hai</w:t>
+      </w:r>
+      <w:proofErr w:type="spellEnd"/>
+      <w:r>
+        <w:t>.</w:t>
+      </w:r>
+    </w:p>
+    <w:p>
+      <w:pPr>
+        <w:numPr>
+          <w:ilvl w:val="0"/>
+          <w:numId w:val="3"/>
+        </w:numPr>
+        <w:spacing w:before="100" w:beforeAutospacing="1" w:after="100" w:afterAutospacing="1" w:line="240" w:lineRule="auto"/>
+      </w:pPr>
+      <w:r>
+        <w:rPr>
+          <w:rStyle w:val="Strong"/>
+        </w:rPr>
+        <w:t>Functional Components with Hooks:</w:t>
+      </w:r>
+      <w:r>
+        <w:t xml:space="preserve"> Simpler </w:t>
+      </w:r>
+      <w:proofErr w:type="spellStart"/>
+      <w:r>
+        <w:t>aur</w:t>
+      </w:r>
+      <w:proofErr w:type="spellEnd"/>
+      <w:r>
+        <w:t xml:space="preserve"> cleaner </w:t>
+      </w:r>
+      <w:proofErr w:type="spellStart"/>
+      <w:r>
+        <w:t>hote</w:t>
+      </w:r>
+      <w:proofErr w:type="spellEnd"/>
+      <w:r>
+        <w:t xml:space="preserve"> </w:t>
+      </w:r>
+      <w:proofErr w:type="spellStart"/>
+      <w:r>
+        <w:t>hain</w:t>
+      </w:r>
+      <w:proofErr w:type="spellEnd"/>
+      <w:r>
+        <w:t xml:space="preserve">, </w:t>
+      </w:r>
+      <w:proofErr w:type="spellStart"/>
+      <w:r>
+        <w:t>aur</w:t>
+      </w:r>
+      <w:proofErr w:type="spellEnd"/>
+      <w:r>
+        <w:t xml:space="preserve"> hooks se state </w:t>
+      </w:r>
+      <w:proofErr w:type="spellStart"/>
+      <w:r>
+        <w:t>aur</w:t>
+      </w:r>
+      <w:proofErr w:type="spellEnd"/>
+      <w:r>
+        <w:t xml:space="preserve"> lifecycle </w:t>
+      </w:r>
+      <w:proofErr w:type="spellStart"/>
+      <w:proofErr w:type="gramStart"/>
+      <w:r>
+        <w:t>ko</w:t>
+      </w:r>
+      <w:proofErr w:type="spellEnd"/>
+      <w:proofErr w:type="gramEnd"/>
+      <w:r>
+        <w:t xml:space="preserve"> handle </w:t>
+      </w:r>
+      <w:proofErr w:type="spellStart"/>
+      <w:r>
+        <w:t>karna</w:t>
+      </w:r>
+      <w:proofErr w:type="spellEnd"/>
+      <w:r>
+        <w:t xml:space="preserve"> </w:t>
+      </w:r>
+      <w:proofErr w:type="spellStart"/>
+      <w:r>
+        <w:t>bahut</w:t>
+      </w:r>
+      <w:proofErr w:type="spellEnd"/>
+      <w:r>
+        <w:t xml:space="preserve"> </w:t>
+      </w:r>
+      <w:proofErr w:type="spellStart"/>
+      <w:r>
+        <w:t>asaan</w:t>
+      </w:r>
+      <w:proofErr w:type="spellEnd"/>
+      <w:r>
+        <w:t xml:space="preserve"> </w:t>
+      </w:r>
+      <w:proofErr w:type="spellStart"/>
+      <w:r>
+        <w:t>hota</w:t>
+      </w:r>
+      <w:proofErr w:type="spellEnd"/>
+      <w:r>
+        <w:t xml:space="preserve"> </w:t>
+      </w:r>
+      <w:proofErr w:type="spellStart"/>
+      <w:r>
+        <w:t>hai</w:t>
+      </w:r>
+      <w:proofErr w:type="spellEnd"/>
+      <w:r>
+        <w:t>.</w:t>
+      </w:r>
+    </w:p>
+    <w:p>
+      <w:pPr>
+        <w:pStyle w:val="Heading4"/>
+      </w:pPr>
+      <w:r>
+        <w:lastRenderedPageBreak/>
+        <w:t xml:space="preserve">Question 5: </w:t>
+      </w:r>
+      <w:r>
+        <w:rPr>
+          <w:rStyle w:val="Strong"/>
+          <w:b/>
+          <w:bCs/>
+        </w:rPr>
+        <w:t xml:space="preserve">What is the </w:t>
+      </w:r>
+      <w:proofErr w:type="spellStart"/>
+      <w:r>
+        <w:rPr>
+          <w:rStyle w:val="HTMLCode"/>
+          <w:rFonts w:eastAsiaTheme="majorEastAsia"/>
+        </w:rPr>
+        <w:t>useContext</w:t>
+      </w:r>
+      <w:proofErr w:type="spellEnd"/>
+      <w:r>
+        <w:rPr>
+          <w:rStyle w:val="Strong"/>
+          <w:b/>
+          <w:bCs/>
+        </w:rPr>
+        <w:t xml:space="preserve"> hook and how does it work?</w:t>
+      </w:r>
+    </w:p>
+    <w:p>
+      <w:pPr>
+        <w:spacing w:before="100" w:beforeAutospacing="1" w:after="100" w:afterAutospacing="1"/>
+      </w:pPr>
+      <w:r>
+        <w:rPr>
+          <w:rStyle w:val="Strong"/>
+        </w:rPr>
+        <w:t>Answer</w:t>
+      </w:r>
+      <w:proofErr w:type="gramStart"/>
+      <w:r>
+        <w:rPr>
+          <w:rStyle w:val="Strong"/>
+        </w:rPr>
+        <w:t>:</w:t>
+      </w:r>
+      <w:proofErr w:type="gramEnd"/>
+      <w:r>
+        <w:br/>
+      </w:r>
+      <w:proofErr w:type="spellStart"/>
+      <w:r>
+        <w:rPr>
+          <w:rStyle w:val="HTMLCode"/>
+          <w:rFonts w:eastAsiaTheme="minorHAnsi"/>
+        </w:rPr>
+        <w:t>useContext</w:t>
+      </w:r>
+      <w:proofErr w:type="spellEnd"/>
+      <w:r>
+        <w:t xml:space="preserve"> hook React me context API </w:t>
+      </w:r>
+      <w:proofErr w:type="spellStart"/>
+      <w:r>
+        <w:t>ka</w:t>
+      </w:r>
+      <w:proofErr w:type="spellEnd"/>
+      <w:r>
+        <w:t xml:space="preserve"> </w:t>
+      </w:r>
+      <w:proofErr w:type="spellStart"/>
+      <w:r>
+        <w:t>ek</w:t>
+      </w:r>
+      <w:proofErr w:type="spellEnd"/>
+      <w:r>
+        <w:t xml:space="preserve"> </w:t>
+      </w:r>
+      <w:proofErr w:type="spellStart"/>
+      <w:r>
+        <w:t>hissa</w:t>
+      </w:r>
+      <w:proofErr w:type="spellEnd"/>
+      <w:r>
+        <w:t xml:space="preserve"> </w:t>
+      </w:r>
+      <w:proofErr w:type="spellStart"/>
+      <w:r>
+        <w:t>hai</w:t>
+      </w:r>
+      <w:proofErr w:type="spellEnd"/>
+      <w:r>
+        <w:t xml:space="preserve">, </w:t>
+      </w:r>
+      <w:proofErr w:type="spellStart"/>
+      <w:r>
+        <w:t>jiska</w:t>
+      </w:r>
+      <w:proofErr w:type="spellEnd"/>
+      <w:r>
+        <w:t xml:space="preserve"> use </w:t>
+      </w:r>
+      <w:proofErr w:type="spellStart"/>
+      <w:r>
+        <w:t>hume</w:t>
+      </w:r>
+      <w:proofErr w:type="spellEnd"/>
+      <w:r>
+        <w:t xml:space="preserve"> global state </w:t>
+      </w:r>
+      <w:proofErr w:type="spellStart"/>
+      <w:r>
+        <w:t>ko</w:t>
+      </w:r>
+      <w:proofErr w:type="spellEnd"/>
+      <w:r>
+        <w:t xml:space="preserve"> components me share </w:t>
+      </w:r>
+      <w:proofErr w:type="spellStart"/>
+      <w:r>
+        <w:t>karne</w:t>
+      </w:r>
+      <w:proofErr w:type="spellEnd"/>
+      <w:r>
+        <w:t xml:space="preserve"> </w:t>
+      </w:r>
+      <w:proofErr w:type="spellStart"/>
+      <w:r>
+        <w:t>ke</w:t>
+      </w:r>
+      <w:proofErr w:type="spellEnd"/>
+      <w:r>
+        <w:t xml:space="preserve"> </w:t>
+      </w:r>
+      <w:proofErr w:type="spellStart"/>
+      <w:r>
+        <w:t>liye</w:t>
+      </w:r>
+      <w:proofErr w:type="spellEnd"/>
+      <w:r>
+        <w:t xml:space="preserve"> </w:t>
+      </w:r>
+      <w:proofErr w:type="spellStart"/>
+      <w:r>
+        <w:t>hota</w:t>
+      </w:r>
+      <w:proofErr w:type="spellEnd"/>
+      <w:r>
+        <w:t xml:space="preserve"> </w:t>
+      </w:r>
+      <w:proofErr w:type="spellStart"/>
+      <w:r>
+        <w:t>hai</w:t>
+      </w:r>
+      <w:proofErr w:type="spellEnd"/>
+      <w:r>
+        <w:t xml:space="preserve"> </w:t>
+      </w:r>
+      <w:proofErr w:type="spellStart"/>
+      <w:r>
+        <w:t>bina</w:t>
+      </w:r>
+      <w:proofErr w:type="spellEnd"/>
+      <w:r>
+        <w:t xml:space="preserve"> props drilling </w:t>
+      </w:r>
+      <w:proofErr w:type="spellStart"/>
+      <w:r>
+        <w:t>ke</w:t>
+      </w:r>
+      <w:proofErr w:type="spellEnd"/>
+      <w:r>
+        <w:t>.</w:t>
+      </w:r>
+    </w:p>
+    <w:p>
+      <w:pPr>
+        <w:spacing w:before="100" w:beforeAutospacing="1" w:after="100" w:afterAutospacing="1"/>
+      </w:pPr>
+      <w:r>
+        <w:rPr>
+          <w:rStyle w:val="Strong"/>
+        </w:rPr>
+        <w:t>Example:</w:t>
+      </w:r>
+    </w:p>
+    <w:p>
+      <w:pPr>
+        <w:pStyle w:val="HTMLPreformatted"/>
+      </w:pPr>
+      <w:proofErr w:type="spellStart"/>
+      <w:proofErr w:type="gramStart"/>
+      <w:r>
+        <w:t>javascript</w:t>
+      </w:r>
+      <w:proofErr w:type="spellEnd"/>
+      <w:proofErr w:type="gramEnd"/>
+    </w:p>
+    <w:p>
+      <w:pPr>
+        <w:pStyle w:val="HTMLPreformatted"/>
+      </w:pPr>
+      <w:proofErr w:type="spellStart"/>
+      <w:r>
+        <w:t>CopyEdit</w:t>
+      </w:r>
+      <w:proofErr w:type="spellEnd"/>
+    </w:p>
+    <w:p>
+      <w:pPr>
+        <w:pStyle w:val="HTMLPreformatted"/>
+        <w:rPr>
+          <w:rStyle w:val="HTMLCode"/>
+        </w:rPr>
+      </w:pPr>
+      <w:proofErr w:type="gramStart"/>
+      <w:r>
+        <w:rPr>
+          <w:rStyle w:val="hljs-keyword"/>
+        </w:rPr>
+        <w:t>import</w:t>
+      </w:r>
+      <w:proofErr w:type="gramEnd"/>
+      <w:r>
+        <w:rPr>
+          <w:rStyle w:val="HTMLCode"/>
+        </w:rPr>
+        <w:t xml:space="preserve"> </w:t>
+      </w:r>
+      <w:r>
+        <w:rPr>
+          <w:rStyle w:val="hljs-title"/>
+        </w:rPr>
+        <w:t>React</w:t>
+      </w:r>
+      <w:r>
+        <w:rPr>
+          <w:rStyle w:val="HTMLCode"/>
+        </w:rPr>
+        <w:t xml:space="preserve">, { </w:t>
+      </w:r>
+      <w:proofErr w:type="spellStart"/>
+      <w:r>
+        <w:rPr>
+          <w:rStyle w:val="HTMLCode"/>
+        </w:rPr>
+        <w:t>createContext</w:t>
+      </w:r>
+      <w:proofErr w:type="spellEnd"/>
+      <w:r>
+        <w:rPr>
+          <w:rStyle w:val="HTMLCode"/>
+        </w:rPr>
+        <w:t xml:space="preserve">, </w:t>
+      </w:r>
+      <w:proofErr w:type="spellStart"/>
+      <w:r>
+        <w:rPr>
+          <w:rStyle w:val="HTMLCode"/>
+        </w:rPr>
+        <w:t>useContext</w:t>
+      </w:r>
+      <w:proofErr w:type="spellEnd"/>
+      <w:r>
+        <w:rPr>
+          <w:rStyle w:val="HTMLCode"/>
+        </w:rPr>
+        <w:t xml:space="preserve">, </w:t>
+      </w:r>
+      <w:proofErr w:type="spellStart"/>
+      <w:r>
+        <w:rPr>
+          <w:rStyle w:val="HTMLCode"/>
+        </w:rPr>
+        <w:t>useState</w:t>
+      </w:r>
+      <w:proofErr w:type="spellEnd"/>
+      <w:r>
+        <w:rPr>
+          <w:rStyle w:val="HTMLCode"/>
+        </w:rPr>
+        <w:t xml:space="preserve"> } </w:t>
+      </w:r>
+      <w:r>
+        <w:rPr>
+          <w:rStyle w:val="hljs-keyword"/>
+        </w:rPr>
+        <w:t>from</w:t>
+      </w:r>
+      <w:r>
+        <w:rPr>
+          <w:rStyle w:val="HTMLCode"/>
+        </w:rPr>
+        <w:t xml:space="preserve"> </w:t>
+      </w:r>
+      <w:r>
+        <w:rPr>
+          <w:rStyle w:val="hljs-string"/>
+        </w:rPr>
+        <w:t>'react'</w:t>
+      </w:r>
+      <w:r>
+        <w:rPr>
+          <w:rStyle w:val="HTMLCode"/>
+        </w:rPr>
+        <w:t>;</w:t>
+      </w:r>
+    </w:p>
+    <w:p>
+      <w:pPr>
+        <w:pStyle w:val="HTMLPreformatted"/>
+        <w:rPr>
+          <w:rStyle w:val="HTMLCode"/>
+        </w:rPr>
+      </w:pPr>
+    </w:p>
+    <w:p>
+      <w:pPr>
+        <w:pStyle w:val="HTMLPreformatted"/>
+        <w:rPr>
+          <w:rStyle w:val="HTMLCode"/>
+        </w:rPr>
+      </w:pPr>
+      <w:r>
+        <w:rPr>
+          <w:rStyle w:val="hljs-comment"/>
+        </w:rPr>
+        <w:t>// Context Create</w:t>
+      </w:r>
+    </w:p>
+    <w:p>
+      <w:pPr>
+        <w:pStyle w:val="HTMLPreformatted"/>
+        <w:rPr>
+          <w:rStyle w:val="HTMLCode"/>
+        </w:rPr>
+      </w:pPr>
+      <w:proofErr w:type="spellStart"/>
+      <w:proofErr w:type="gramStart"/>
+      <w:r>
+        <w:rPr>
+          <w:rStyle w:val="hljs-keyword"/>
+        </w:rPr>
+        <w:t>const</w:t>
+      </w:r>
+      <w:proofErr w:type="spellEnd"/>
+      <w:proofErr w:type="gramEnd"/>
+      <w:r>
+        <w:rPr>
+          <w:rStyle w:val="HTMLCode"/>
+        </w:rPr>
+        <w:t xml:space="preserve"> </w:t>
+      </w:r>
+      <w:proofErr w:type="spellStart"/>
+      <w:r>
+        <w:rPr>
+          <w:rStyle w:val="hljs-title"/>
+        </w:rPr>
+        <w:t>ThemeContext</w:t>
+      </w:r>
+      <w:proofErr w:type="spellEnd"/>
+      <w:r>
+        <w:rPr>
+          <w:rStyle w:val="HTMLCode"/>
+        </w:rPr>
+        <w:t xml:space="preserve"> = </w:t>
+      </w:r>
+      <w:proofErr w:type="spellStart"/>
+      <w:r>
+        <w:rPr>
+          <w:rStyle w:val="hljs-title"/>
+        </w:rPr>
+        <w:t>createContext</w:t>
+      </w:r>
+      <w:proofErr w:type="spellEnd"/>
+      <w:r>
+        <w:rPr>
+          <w:rStyle w:val="HTMLCode"/>
+        </w:rPr>
+        <w:t>();</w:t>
+      </w:r>
+    </w:p>
+    <w:p>
+      <w:pPr>
+        <w:pStyle w:val="HTMLPreformatted"/>
+        <w:rPr>
+          <w:rStyle w:val="HTMLCode"/>
+        </w:rPr>
+      </w:pPr>
+    </w:p>
+    <w:p>
+      <w:pPr>
+        <w:pStyle w:val="HTMLPreformatted"/>
+        <w:rPr>
+          <w:rStyle w:val="HTMLCode"/>
+        </w:rPr>
+      </w:pPr>
+      <w:proofErr w:type="gramStart"/>
+      <w:r>
+        <w:rPr>
+          <w:rStyle w:val="hljs-keyword"/>
+        </w:rPr>
+        <w:t>function</w:t>
+      </w:r>
+      <w:proofErr w:type="gramEnd"/>
+      <w:r>
+        <w:rPr>
+          <w:rStyle w:val="HTMLCode"/>
+        </w:rPr>
+        <w:t xml:space="preserve"> </w:t>
+      </w:r>
+      <w:proofErr w:type="spellStart"/>
+      <w:r>
+        <w:rPr>
+          <w:rStyle w:val="hljs-title"/>
+        </w:rPr>
+        <w:t>ThemeProvider</w:t>
+      </w:r>
+      <w:proofErr w:type="spellEnd"/>
+      <w:r>
+        <w:rPr>
+          <w:rStyle w:val="HTMLCode"/>
+        </w:rPr>
+        <w:t>(</w:t>
+      </w:r>
+      <w:r>
+        <w:rPr>
+          <w:rStyle w:val="hljs-params"/>
+        </w:rPr>
+        <w:t>{ children }</w:t>
+      </w:r>
+      <w:r>
+        <w:rPr>
+          <w:rStyle w:val="HTMLCode"/>
+        </w:rPr>
+        <w:t>) {</w:t>
+      </w:r>
+    </w:p>
+    <w:p>
+      <w:pPr>
+        <w:pStyle w:val="HTMLPreformatted"/>
+        <w:rPr>
+          <w:rStyle w:val="HTMLCode"/>
+        </w:rPr>
+      </w:pPr>
+      <w:r>
+        <w:rPr>
+          <w:rStyle w:val="HTMLCode"/>
+        </w:rPr>
+        <w:t xml:space="preserve">  </w:t>
+      </w:r>
+      <w:proofErr w:type="spellStart"/>
+      <w:proofErr w:type="gramStart"/>
+      <w:r>
+        <w:rPr>
+          <w:rStyle w:val="hljs-keyword"/>
+        </w:rPr>
+        <w:t>const</w:t>
+      </w:r>
+      <w:proofErr w:type="spellEnd"/>
+      <w:proofErr w:type="gramEnd"/>
+      <w:r>
+        <w:rPr>
+          <w:rStyle w:val="HTMLCode"/>
+        </w:rPr>
+        <w:t xml:space="preserve"> [</w:t>
+      </w:r>
+      <w:proofErr w:type="spellStart"/>
+      <w:r>
+        <w:rPr>
+          <w:rStyle w:val="HTMLCode"/>
+        </w:rPr>
+        <w:t>isDark</w:t>
+      </w:r>
+      <w:proofErr w:type="spellEnd"/>
+      <w:r>
+        <w:rPr>
+          <w:rStyle w:val="HTMLCode"/>
+        </w:rPr>
+        <w:t xml:space="preserve">, </w:t>
+      </w:r>
+      <w:proofErr w:type="spellStart"/>
+      <w:r>
+        <w:rPr>
+          <w:rStyle w:val="HTMLCode"/>
+        </w:rPr>
+        <w:t>setIsDark</w:t>
+      </w:r>
+      <w:proofErr w:type="spellEnd"/>
+      <w:r>
+        <w:rPr>
+          <w:rStyle w:val="HTMLCode"/>
+        </w:rPr>
+        <w:t xml:space="preserve">] = </w:t>
+      </w:r>
+      <w:proofErr w:type="spellStart"/>
+      <w:r>
+        <w:rPr>
+          <w:rStyle w:val="hljs-title"/>
+        </w:rPr>
+        <w:t>useState</w:t>
+      </w:r>
+      <w:proofErr w:type="spellEnd"/>
+      <w:r>
+        <w:rPr>
+          <w:rStyle w:val="HTMLCode"/>
+        </w:rPr>
+        <w:t>(</w:t>
+      </w:r>
+      <w:r>
+        <w:rPr>
+          <w:rStyle w:val="hljs-literal"/>
+        </w:rPr>
+        <w:t>false</w:t>
+      </w:r>
+      <w:r>
+        <w:rPr>
+          <w:rStyle w:val="HTMLCode"/>
+        </w:rPr>
+        <w:t>);</w:t>
+      </w:r>
+    </w:p>
+    <w:p>
+      <w:pPr>
+        <w:pStyle w:val="HTMLPreformatted"/>
+        <w:rPr>
+          <w:rStyle w:val="HTMLCode"/>
+        </w:rPr>
+      </w:pPr>
+    </w:p>
+    <w:p>
+      <w:pPr>
+        <w:pStyle w:val="HTMLPreformatted"/>
+        <w:rPr>
+          <w:rStyle w:val="HTMLCode"/>
+        </w:rPr>
+      </w:pPr>
+      <w:r>
+        <w:rPr>
+          <w:rStyle w:val="HTMLCode"/>
+        </w:rPr>
+        <w:t xml:space="preserve">  </w:t>
+      </w:r>
+      <w:proofErr w:type="gramStart"/>
+      <w:r>
+        <w:rPr>
+          <w:rStyle w:val="hljs-keyword"/>
+        </w:rPr>
+        <w:t>return</w:t>
+      </w:r>
+      <w:proofErr w:type="gramEnd"/>
+      <w:r>
+        <w:rPr>
+          <w:rStyle w:val="HTMLCode"/>
+        </w:rPr>
+        <w:t xml:space="preserve"> (</w:t>
+      </w:r>
+    </w:p>
+    <w:p>
+      <w:pPr>
+        <w:pStyle w:val="HTMLPreformatted"/>
+        <w:rPr>
+          <w:rStyle w:val="HTMLCode"/>
+        </w:rPr>
+      </w:pPr>
+      <w:r>
+        <w:rPr>
+          <w:rStyle w:val="HTMLCode"/>
+        </w:rPr>
+        <w:t xml:space="preserve">    </w:t>
+      </w:r>
+      <w:r>
+        <w:rPr>
+          <w:rStyle w:val="hljs-tag"/>
+        </w:rPr>
+        <w:t>&lt;</w:t>
+      </w:r>
+      <w:proofErr w:type="spellStart"/>
+      <w:r>
+        <w:rPr>
+          <w:rStyle w:val="hljs-name"/>
+        </w:rPr>
+        <w:t>ThemeContext.Provider</w:t>
+      </w:r>
+      <w:proofErr w:type="spellEnd"/>
+      <w:r>
+        <w:rPr>
+          <w:rStyle w:val="HTMLCode"/>
+        </w:rPr>
+        <w:t xml:space="preserve"> </w:t>
+      </w:r>
+      <w:r>
+        <w:rPr>
+          <w:rStyle w:val="hljs-attr"/>
+        </w:rPr>
+        <w:t>value</w:t>
+      </w:r>
+      <w:proofErr w:type="gramStart"/>
+      <w:r>
+        <w:rPr>
+          <w:rStyle w:val="HTMLCode"/>
+        </w:rPr>
+        <w:t>=</w:t>
+      </w:r>
+      <w:r>
+        <w:rPr>
+          <w:rStyle w:val="hljs-string"/>
+        </w:rPr>
+        <w:t>{</w:t>
+      </w:r>
+      <w:proofErr w:type="gramEnd"/>
+      <w:r>
+        <w:rPr>
+          <w:rStyle w:val="hljs-string"/>
+        </w:rPr>
+        <w:t>{</w:t>
+      </w:r>
+      <w:r>
+        <w:rPr>
+          <w:rStyle w:val="HTMLCode"/>
+        </w:rPr>
+        <w:t xml:space="preserve"> </w:t>
+      </w:r>
+      <w:proofErr w:type="spellStart"/>
+      <w:r>
+        <w:rPr>
+          <w:rStyle w:val="hljs-attr"/>
+        </w:rPr>
+        <w:t>isDark</w:t>
+      </w:r>
+      <w:proofErr w:type="spellEnd"/>
+      <w:r>
+        <w:rPr>
+          <w:rStyle w:val="HTMLCode"/>
+        </w:rPr>
+        <w:t xml:space="preserve">, </w:t>
+      </w:r>
+      <w:proofErr w:type="spellStart"/>
+      <w:r>
+        <w:rPr>
+          <w:rStyle w:val="hljs-attr"/>
+        </w:rPr>
+        <w:t>setIsDark</w:t>
+      </w:r>
+      <w:proofErr w:type="spellEnd"/>
+      <w:r>
+        <w:rPr>
+          <w:rStyle w:val="HTMLCode"/>
+        </w:rPr>
+        <w:t xml:space="preserve"> }}&gt;</w:t>
+      </w:r>
+    </w:p>
+    <w:p>
+      <w:pPr>
+        <w:pStyle w:val="HTMLPreformatted"/>
+        <w:rPr>
+          <w:rStyle w:val="HTMLCode"/>
+        </w:rPr>
+      </w:pPr>
+      <w:r>
+        <w:rPr>
+          <w:rStyle w:val="HTMLCode"/>
+        </w:rPr>
+        <w:t xml:space="preserve">      {</w:t>
+      </w:r>
+      <w:proofErr w:type="gramStart"/>
+      <w:r>
+        <w:rPr>
+          <w:rStyle w:val="HTMLCode"/>
+        </w:rPr>
+        <w:t>children</w:t>
+      </w:r>
+      <w:proofErr w:type="gramEnd"/>
+      <w:r>
+        <w:rPr>
+          <w:rStyle w:val="HTMLCode"/>
+        </w:rPr>
+        <w:t>}</w:t>
+      </w:r>
+    </w:p>
+    <w:p>
+      <w:pPr>
+        <w:pStyle w:val="HTMLPreformatted"/>
+        <w:rPr>
+          <w:rStyle w:val="HTMLCode"/>
+        </w:rPr>
+      </w:pPr>
+      <w:r>
+        <w:rPr>
+          <w:rStyle w:val="HTMLCode"/>
+        </w:rPr>
+        <w:t xml:space="preserve">    </w:t>
+      </w:r>
+      <w:r>
+        <w:rPr>
+          <w:rStyle w:val="hljs-tag"/>
+        </w:rPr>
+        <w:t>&lt;/</w:t>
+      </w:r>
+      <w:proofErr w:type="spellStart"/>
+      <w:r>
+        <w:rPr>
+          <w:rStyle w:val="hljs-name"/>
+        </w:rPr>
+        <w:t>ThemeContext.Provider</w:t>
+      </w:r>
+      <w:proofErr w:type="spellEnd"/>
+      <w:r>
+        <w:rPr>
+          <w:rStyle w:val="HTMLCode"/>
+        </w:rPr>
+        <w:t>&gt;</w:t>
+      </w:r>
+    </w:p>
+    <w:p>
+      <w:pPr>
+        <w:pStyle w:val="HTMLPreformatted"/>
+        <w:rPr>
+          <w:rStyle w:val="HTMLCode"/>
+        </w:rPr>
+      </w:pPr>
+      <w:r>
+        <w:rPr>
+          <w:rStyle w:val="HTMLCode"/>
+        </w:rPr>
+        <w:t xml:space="preserve">  );</w:t>
+      </w:r>
+    </w:p>
+    <w:p>
+      <w:pPr>
+        <w:pStyle w:val="HTMLPreformatted"/>
+        <w:rPr>
+          <w:rStyle w:val="HTMLCode"/>
+        </w:rPr>
+      </w:pPr>
+      <w:r>
+        <w:rPr>
+          <w:rStyle w:val="HTMLCode"/>
+        </w:rPr>
+        <w:t>}</w:t>
+      </w:r>
+    </w:p>
+    <w:p>
+      <w:pPr>
+        <w:pStyle w:val="HTMLPreformatted"/>
+        <w:rPr>
+          <w:rStyle w:val="HTMLCode"/>
+        </w:rPr>
+      </w:pPr>
+    </w:p>
+    <w:p>
+      <w:pPr>
+        <w:pStyle w:val="HTMLPreformatted"/>
+        <w:rPr>
+          <w:rStyle w:val="HTMLCode"/>
+        </w:rPr>
+      </w:pPr>
+      <w:proofErr w:type="gramStart"/>
+      <w:r>
+        <w:rPr>
+          <w:rStyle w:val="hljs-keyword"/>
+        </w:rPr>
+        <w:t>function</w:t>
+      </w:r>
+      <w:proofErr w:type="gramEnd"/>
+      <w:r>
+        <w:rPr>
+          <w:rStyle w:val="HTMLCode"/>
+        </w:rPr>
+        <w:t xml:space="preserve"> </w:t>
+      </w:r>
+      <w:proofErr w:type="spellStart"/>
+      <w:r>
+        <w:rPr>
+          <w:rStyle w:val="hljs-title"/>
+        </w:rPr>
+        <w:t>ThemedComponent</w:t>
+      </w:r>
+      <w:proofErr w:type="spellEnd"/>
+      <w:r>
+        <w:rPr>
+          <w:rStyle w:val="HTMLCode"/>
+        </w:rPr>
+        <w:t>() {</w:t>
+      </w:r>
+    </w:p>
+    <w:p>
+      <w:pPr>
+        <w:pStyle w:val="HTMLPreformatted"/>
+        <w:rPr>
+          <w:rStyle w:val="HTMLCode"/>
+        </w:rPr>
+      </w:pPr>
+      <w:r>
+        <w:rPr>
+          <w:rStyle w:val="HTMLCode"/>
+        </w:rPr>
+        <w:t xml:space="preserve">  </w:t>
+      </w:r>
+      <w:proofErr w:type="spellStart"/>
+      <w:proofErr w:type="gramStart"/>
+      <w:r>
+        <w:rPr>
+          <w:rStyle w:val="hljs-keyword"/>
+        </w:rPr>
+        <w:t>const</w:t>
+      </w:r>
+      <w:proofErr w:type="spellEnd"/>
+      <w:proofErr w:type="gramEnd"/>
+      <w:r>
+        <w:rPr>
+          <w:rStyle w:val="HTMLCode"/>
+        </w:rPr>
+        <w:t xml:space="preserve"> { </w:t>
+      </w:r>
+      <w:proofErr w:type="spellStart"/>
+      <w:r>
+        <w:rPr>
+          <w:rStyle w:val="HTMLCode"/>
+        </w:rPr>
+        <w:t>isDark</w:t>
+      </w:r>
+      <w:proofErr w:type="spellEnd"/>
+      <w:r>
+        <w:rPr>
+          <w:rStyle w:val="HTMLCode"/>
+        </w:rPr>
+        <w:t xml:space="preserve">, </w:t>
+      </w:r>
+      <w:proofErr w:type="spellStart"/>
+      <w:r>
+        <w:rPr>
+          <w:rStyle w:val="HTMLCode"/>
+        </w:rPr>
+        <w:t>setIsDark</w:t>
+      </w:r>
+      <w:proofErr w:type="spellEnd"/>
+      <w:r>
+        <w:rPr>
+          <w:rStyle w:val="HTMLCode"/>
+        </w:rPr>
+        <w:t xml:space="preserve"> } = </w:t>
+      </w:r>
+      <w:proofErr w:type="spellStart"/>
+      <w:r>
+        <w:rPr>
+          <w:rStyle w:val="hljs-title"/>
+        </w:rPr>
+        <w:t>useContext</w:t>
+      </w:r>
+      <w:proofErr w:type="spellEnd"/>
+      <w:r>
+        <w:rPr>
+          <w:rStyle w:val="HTMLCode"/>
+        </w:rPr>
+        <w:t>(</w:t>
+      </w:r>
+      <w:proofErr w:type="spellStart"/>
+      <w:r>
+        <w:rPr>
+          <w:rStyle w:val="hljs-title"/>
+        </w:rPr>
+        <w:t>ThemeContext</w:t>
+      </w:r>
+      <w:proofErr w:type="spellEnd"/>
+      <w:r>
+        <w:rPr>
+          <w:rStyle w:val="HTMLCode"/>
+        </w:rPr>
+        <w:t xml:space="preserve">); </w:t>
+      </w:r>
+      <w:r>
+        <w:rPr>
+          <w:rStyle w:val="hljs-comment"/>
+        </w:rPr>
+        <w:t>// Use context</w:t>
+      </w:r>
+    </w:p>
+    <w:p>
+      <w:pPr>
+        <w:pStyle w:val="HTMLPreformatted"/>
+        <w:rPr>
+          <w:rStyle w:val="HTMLCode"/>
+        </w:rPr>
+      </w:pPr>
+    </w:p>
+    <w:p>
+      <w:pPr>
+        <w:pStyle w:val="HTMLPreformatted"/>
+        <w:rPr>
+          <w:rStyle w:val="HTMLCode"/>
+        </w:rPr>
+      </w:pPr>
+      <w:r>
+        <w:rPr>
+          <w:rStyle w:val="HTMLCode"/>
+        </w:rPr>
+        <w:t xml:space="preserve">  </w:t>
+      </w:r>
+      <w:proofErr w:type="gramStart"/>
+      <w:r>
+        <w:rPr>
+          <w:rStyle w:val="hljs-keyword"/>
+        </w:rPr>
+        <w:t>return</w:t>
+      </w:r>
+      <w:proofErr w:type="gramEnd"/>
+      <w:r>
+        <w:rPr>
+          <w:rStyle w:val="HTMLCode"/>
+        </w:rPr>
+        <w:t xml:space="preserve"> (</w:t>
+      </w:r>
+    </w:p>
+    <w:p>
+      <w:pPr>
+        <w:pStyle w:val="HTMLPreformatted"/>
+        <w:rPr>
+          <w:rStyle w:val="HTMLCode"/>
+        </w:rPr>
+      </w:pPr>
+      <w:r>
+        <w:rPr>
+          <w:rStyle w:val="HTMLCode"/>
+        </w:rPr>
+        <w:t xml:space="preserve">    </w:t>
+      </w:r>
+      <w:r>
+        <w:rPr>
+          <w:rStyle w:val="hljs-tag"/>
+        </w:rPr>
+        <w:t>&lt;</w:t>
+      </w:r>
+      <w:r>
+        <w:rPr>
+          <w:rStyle w:val="hljs-name"/>
+        </w:rPr>
+        <w:t>div</w:t>
+      </w:r>
+      <w:r>
+        <w:rPr>
+          <w:rStyle w:val="HTMLCode"/>
+        </w:rPr>
+        <w:t xml:space="preserve"> </w:t>
+      </w:r>
+      <w:r>
+        <w:rPr>
+          <w:rStyle w:val="hljs-attr"/>
+        </w:rPr>
+        <w:t>style</w:t>
+      </w:r>
+      <w:proofErr w:type="gramStart"/>
+      <w:r>
+        <w:rPr>
+          <w:rStyle w:val="HTMLCode"/>
+        </w:rPr>
+        <w:t>=</w:t>
+      </w:r>
+      <w:r>
+        <w:rPr>
+          <w:rStyle w:val="hljs-string"/>
+        </w:rPr>
+        <w:t>{</w:t>
+      </w:r>
+      <w:proofErr w:type="gramEnd"/>
+      <w:r>
+        <w:rPr>
+          <w:rStyle w:val="hljs-string"/>
+        </w:rPr>
+        <w:t>{</w:t>
+      </w:r>
+      <w:r>
+        <w:rPr>
+          <w:rStyle w:val="HTMLCode"/>
+        </w:rPr>
+        <w:t xml:space="preserve"> </w:t>
+      </w:r>
+      <w:r>
+        <w:rPr>
+          <w:rStyle w:val="hljs-attr"/>
+        </w:rPr>
+        <w:t>background:</w:t>
+      </w:r>
+      <w:r>
+        <w:rPr>
+          <w:rStyle w:val="HTMLCode"/>
+        </w:rPr>
+        <w:t xml:space="preserve"> </w:t>
+      </w:r>
+      <w:proofErr w:type="spellStart"/>
+      <w:r>
+        <w:rPr>
+          <w:rStyle w:val="hljs-attr"/>
+        </w:rPr>
+        <w:t>isDark</w:t>
+      </w:r>
+      <w:proofErr w:type="spellEnd"/>
+      <w:r>
+        <w:rPr>
+          <w:rStyle w:val="HTMLCode"/>
+        </w:rPr>
+        <w:t xml:space="preserve"> ? '</w:t>
+      </w:r>
+      <w:proofErr w:type="gramStart"/>
+      <w:r>
+        <w:rPr>
+          <w:rStyle w:val="hljs-attr"/>
+        </w:rPr>
+        <w:t>black</w:t>
+      </w:r>
+      <w:proofErr w:type="gramEnd"/>
+      <w:r>
+        <w:rPr>
+          <w:rStyle w:val="HTMLCode"/>
+        </w:rPr>
+        <w:t xml:space="preserve">' </w:t>
+      </w:r>
+      <w:r>
+        <w:rPr>
+          <w:rStyle w:val="hljs-attr"/>
+        </w:rPr>
+        <w:t>:</w:t>
+      </w:r>
+      <w:r>
+        <w:rPr>
+          <w:rStyle w:val="HTMLCode"/>
+        </w:rPr>
+        <w:t xml:space="preserve"> '</w:t>
+      </w:r>
+      <w:r>
+        <w:rPr>
+          <w:rStyle w:val="hljs-attr"/>
+        </w:rPr>
+        <w:t>white</w:t>
+      </w:r>
+      <w:r>
+        <w:rPr>
+          <w:rStyle w:val="HTMLCode"/>
+        </w:rPr>
+        <w:t xml:space="preserve">', </w:t>
+      </w:r>
+      <w:r>
+        <w:rPr>
+          <w:rStyle w:val="hljs-attr"/>
+        </w:rPr>
+        <w:t>color:</w:t>
+      </w:r>
+      <w:r>
+        <w:rPr>
+          <w:rStyle w:val="HTMLCode"/>
+        </w:rPr>
+        <w:t xml:space="preserve"> </w:t>
+      </w:r>
+      <w:proofErr w:type="spellStart"/>
+      <w:r>
+        <w:rPr>
+          <w:rStyle w:val="hljs-attr"/>
+        </w:rPr>
+        <w:t>isDark</w:t>
+      </w:r>
+      <w:proofErr w:type="spellEnd"/>
+      <w:r>
+        <w:rPr>
+          <w:rStyle w:val="HTMLCode"/>
+        </w:rPr>
+        <w:t xml:space="preserve"> ? </w:t>
+      </w:r>
+      <w:proofErr w:type="gramStart"/>
+      <w:r>
+        <w:rPr>
+          <w:rStyle w:val="HTMLCode"/>
+        </w:rPr>
+        <w:t>'</w:t>
+      </w:r>
+      <w:r>
+        <w:rPr>
+          <w:rStyle w:val="hljs-attr"/>
+        </w:rPr>
+        <w:t>white</w:t>
+      </w:r>
+      <w:r>
+        <w:rPr>
+          <w:rStyle w:val="HTMLCode"/>
+        </w:rPr>
+        <w:t xml:space="preserve">' </w:t>
+      </w:r>
+      <w:r>
+        <w:rPr>
+          <w:rStyle w:val="hljs-attr"/>
+        </w:rPr>
+        <w:t>:</w:t>
+      </w:r>
+      <w:proofErr w:type="gramEnd"/>
+      <w:r>
+        <w:rPr>
+          <w:rStyle w:val="HTMLCode"/>
+        </w:rPr>
+        <w:t xml:space="preserve"> '</w:t>
+      </w:r>
+      <w:r>
+        <w:rPr>
+          <w:rStyle w:val="hljs-attr"/>
+        </w:rPr>
+        <w:t>black</w:t>
+      </w:r>
+      <w:r>
+        <w:rPr>
+          <w:rStyle w:val="HTMLCode"/>
+        </w:rPr>
+        <w:t>' }}&gt;</w:t>
+      </w:r>
+    </w:p>
+    <w:p>
+      <w:pPr>
+        <w:pStyle w:val="HTMLPreformatted"/>
+        <w:rPr>
+          <w:rStyle w:val="HTMLCode"/>
+        </w:rPr>
+      </w:pPr>
+      <w:r>
+        <w:rPr>
+          <w:rStyle w:val="HTMLCode"/>
+        </w:rPr>
+        <w:t xml:space="preserve">      </w:t>
+      </w:r>
+      <w:r>
+        <w:rPr>
+          <w:rStyle w:val="hljs-tag"/>
+        </w:rPr>
+        <w:t>&lt;</w:t>
+      </w:r>
+      <w:r>
+        <w:rPr>
+          <w:rStyle w:val="hljs-name"/>
+        </w:rPr>
+        <w:t>p</w:t>
+      </w:r>
+      <w:r>
+        <w:rPr>
+          <w:rStyle w:val="HTMLCode"/>
+        </w:rPr>
+        <w:t>&gt;The current theme is {</w:t>
+      </w:r>
+      <w:proofErr w:type="spellStart"/>
+      <w:proofErr w:type="gramStart"/>
+      <w:r>
+        <w:rPr>
+          <w:rStyle w:val="HTMLCode"/>
+        </w:rPr>
+        <w:t>isDark</w:t>
+      </w:r>
+      <w:proofErr w:type="spellEnd"/>
+      <w:r>
+        <w:rPr>
+          <w:rStyle w:val="HTMLCode"/>
+        </w:rPr>
+        <w:t xml:space="preserve"> ?</w:t>
+      </w:r>
+      <w:proofErr w:type="gramEnd"/>
+      <w:r>
+        <w:rPr>
+          <w:rStyle w:val="HTMLCode"/>
+        </w:rPr>
+        <w:t xml:space="preserve"> </w:t>
+      </w:r>
+      <w:proofErr w:type="gramStart"/>
+      <w:r>
+        <w:rPr>
+          <w:rStyle w:val="HTMLCode"/>
+        </w:rPr>
+        <w:t>'Dark' :</w:t>
+      </w:r>
+      <w:proofErr w:type="gramEnd"/>
+      <w:r>
+        <w:rPr>
+          <w:rStyle w:val="HTMLCode"/>
+        </w:rPr>
+        <w:t xml:space="preserve"> 'Light'}</w:t>
+      </w:r>
+      <w:r>
+        <w:rPr>
+          <w:rStyle w:val="hljs-tag"/>
+        </w:rPr>
+        <w:t>&lt;/</w:t>
+      </w:r>
+      <w:r>
+        <w:rPr>
+          <w:rStyle w:val="hljs-name"/>
+        </w:rPr>
+        <w:t>p</w:t>
+      </w:r>
+      <w:r>
+        <w:rPr>
+          <w:rStyle w:val="HTMLCode"/>
+        </w:rPr>
+        <w:t>&gt;</w:t>
+      </w:r>
+    </w:p>
+    <w:p>
+      <w:pPr>
+        <w:pStyle w:val="HTMLPreformatted"/>
+        <w:rPr>
+          <w:rStyle w:val="HTMLCode"/>
+        </w:rPr>
+      </w:pPr>
+      <w:r>
+        <w:rPr>
+          <w:rStyle w:val="HTMLCode"/>
+        </w:rPr>
+        <w:t xml:space="preserve">      </w:t>
+      </w:r>
+      <w:r>
+        <w:rPr>
+          <w:rStyle w:val="hljs-tag"/>
+        </w:rPr>
+        <w:t>&lt;</w:t>
+      </w:r>
+      <w:r>
+        <w:rPr>
+          <w:rStyle w:val="hljs-name"/>
+        </w:rPr>
+        <w:t>button</w:t>
+      </w:r>
+      <w:r>
+        <w:rPr>
+          <w:rStyle w:val="HTMLCode"/>
+        </w:rPr>
+        <w:t xml:space="preserve"> </w:t>
+      </w:r>
+      <w:proofErr w:type="spellStart"/>
+      <w:r>
+        <w:rPr>
+          <w:rStyle w:val="hljs-attr"/>
+        </w:rPr>
+        <w:t>onClick</w:t>
+      </w:r>
+      <w:proofErr w:type="spellEnd"/>
+      <w:proofErr w:type="gramStart"/>
+      <w:r>
+        <w:rPr>
+          <w:rStyle w:val="HTMLCode"/>
+        </w:rPr>
+        <w:t>=</w:t>
+      </w:r>
+      <w:r>
+        <w:rPr>
+          <w:rStyle w:val="hljs-string"/>
+        </w:rPr>
+        <w:t>{</w:t>
+      </w:r>
+      <w:proofErr w:type="gramEnd"/>
+      <w:r>
+        <w:rPr>
+          <w:rStyle w:val="hljs-string"/>
+        </w:rPr>
+        <w:t>()</w:t>
+      </w:r>
+      <w:r>
+        <w:rPr>
+          <w:rStyle w:val="HTMLCode"/>
+        </w:rPr>
+        <w:t xml:space="preserve"> =&gt; </w:t>
+      </w:r>
+      <w:proofErr w:type="spellStart"/>
+      <w:r>
+        <w:rPr>
+          <w:rStyle w:val="HTMLCode"/>
+        </w:rPr>
+        <w:t>setIsDark</w:t>
+      </w:r>
+      <w:proofErr w:type="spellEnd"/>
+      <w:r>
+        <w:rPr>
+          <w:rStyle w:val="HTMLCode"/>
+        </w:rPr>
+        <w:t>(!</w:t>
+      </w:r>
+      <w:proofErr w:type="spellStart"/>
+      <w:r>
+        <w:rPr>
+          <w:rStyle w:val="HTMLCode"/>
+        </w:rPr>
+        <w:t>isDark</w:t>
+      </w:r>
+      <w:proofErr w:type="spellEnd"/>
+      <w:r>
+        <w:rPr>
+          <w:rStyle w:val="HTMLCode"/>
+        </w:rPr>
+        <w:t>)}&gt;Toggle Theme</w:t>
+      </w:r>
+      <w:r>
+        <w:rPr>
+          <w:rStyle w:val="hljs-tag"/>
+        </w:rPr>
+        <w:t>&lt;/</w:t>
+      </w:r>
+      <w:r>
+        <w:rPr>
+          <w:rStyle w:val="hljs-name"/>
+        </w:rPr>
+        <w:t>button</w:t>
+      </w:r>
+      <w:r>
+        <w:rPr>
+          <w:rStyle w:val="HTMLCode"/>
+        </w:rPr>
+        <w:t>&gt;</w:t>
+      </w:r>
+    </w:p>
+    <w:p>
+      <w:pPr>
+        <w:pStyle w:val="HTMLPreformatted"/>
+        <w:rPr>
+          <w:rStyle w:val="HTMLCode"/>
+        </w:rPr>
+      </w:pPr>
+      <w:r>
+        <w:rPr>
+          <w:rStyle w:val="HTMLCode"/>
+        </w:rPr>
+        <w:t xml:space="preserve">    </w:t>
+      </w:r>
+      <w:r>
+        <w:rPr>
+          <w:rStyle w:val="hljs-tag"/>
+        </w:rPr>
+        <w:t>&lt;/</w:t>
+      </w:r>
+      <w:r>
+        <w:rPr>
+          <w:rStyle w:val="hljs-name"/>
+        </w:rPr>
+        <w:t>div</w:t>
+      </w:r>
+      <w:r>
+        <w:rPr>
+          <w:rStyle w:val="HTMLCode"/>
+        </w:rPr>
+        <w:t>&gt;</w:t>
+      </w:r>
+    </w:p>
+    <w:p>
+      <w:pPr>
+        <w:pStyle w:val="HTMLPreformatted"/>
+        <w:rPr>
+          <w:rStyle w:val="HTMLCode"/>
+        </w:rPr>
+      </w:pPr>
+      <w:r>
+        <w:rPr>
+          <w:rStyle w:val="HTMLCode"/>
+        </w:rPr>
+        <w:t xml:space="preserve">  );</w:t>
+      </w:r>
+    </w:p>
+    <w:p>
+      <w:pPr>
+        <w:pStyle w:val="HTMLPreformatted"/>
+        <w:rPr>
+          <w:rStyle w:val="HTMLCode"/>
+        </w:rPr>
+      </w:pPr>
+      <w:r>
+        <w:rPr>
+          <w:rStyle w:val="HTMLCode"/>
+        </w:rPr>
+        <w:t>}</w:t>
+      </w:r>
+    </w:p>
+    <w:p>
+      <w:pPr>
+        <w:pStyle w:val="HTMLPreformatted"/>
+        <w:rPr>
+          <w:rStyle w:val="HTMLCode"/>
+        </w:rPr>
+      </w:pPr>
+    </w:p>
+    <w:p>
+      <w:pPr>
+        <w:pStyle w:val="HTMLPreformatted"/>
+        <w:rPr>
+          <w:rStyle w:val="HTMLCode"/>
+        </w:rPr>
+      </w:pPr>
+      <w:proofErr w:type="gramStart"/>
+      <w:r>
+        <w:rPr>
+          <w:rStyle w:val="hljs-keyword"/>
+        </w:rPr>
+        <w:t>function</w:t>
+      </w:r>
+      <w:proofErr w:type="gramEnd"/>
+      <w:r>
+        <w:rPr>
+          <w:rStyle w:val="HTMLCode"/>
+        </w:rPr>
+        <w:t xml:space="preserve"> </w:t>
+      </w:r>
+      <w:r>
+        <w:rPr>
+          <w:rStyle w:val="hljs-title"/>
+        </w:rPr>
+        <w:t>App</w:t>
+      </w:r>
+      <w:r>
+        <w:rPr>
+          <w:rStyle w:val="HTMLCode"/>
+        </w:rPr>
+        <w:t>() {</w:t>
+      </w:r>
+    </w:p>
+    <w:p>
+      <w:pPr>
+        <w:pStyle w:val="HTMLPreformatted"/>
+        <w:rPr>
+          <w:rStyle w:val="HTMLCode"/>
+        </w:rPr>
+      </w:pPr>
+      <w:r>
+        <w:rPr>
+          <w:rStyle w:val="HTMLCode"/>
+        </w:rPr>
+        <w:t xml:space="preserve">  </w:t>
+      </w:r>
+      <w:proofErr w:type="gramStart"/>
+      <w:r>
+        <w:rPr>
+          <w:rStyle w:val="hljs-keyword"/>
+        </w:rPr>
+        <w:t>return</w:t>
+      </w:r>
+      <w:proofErr w:type="gramEnd"/>
+      <w:r>
+        <w:rPr>
+          <w:rStyle w:val="HTMLCode"/>
+        </w:rPr>
+        <w:t xml:space="preserve"> (</w:t>
+      </w:r>
+    </w:p>
+    <w:p>
+      <w:pPr>
+        <w:pStyle w:val="HTMLPreformatted"/>
+        <w:rPr>
+          <w:rStyle w:val="HTMLCode"/>
+        </w:rPr>
+      </w:pPr>
+      <w:r>
+        <w:rPr>
+          <w:rStyle w:val="HTMLCode"/>
+        </w:rPr>
+        <w:t xml:space="preserve">    </w:t>
+      </w:r>
+      <w:r>
+        <w:rPr>
+          <w:rStyle w:val="hljs-tag"/>
+        </w:rPr>
+        <w:t>&lt;</w:t>
+      </w:r>
+      <w:proofErr w:type="spellStart"/>
+      <w:r>
+        <w:rPr>
+          <w:rStyle w:val="hljs-name"/>
+        </w:rPr>
+        <w:t>ThemeProvider</w:t>
+      </w:r>
+      <w:proofErr w:type="spellEnd"/>
+      <w:r>
+        <w:rPr>
+          <w:rStyle w:val="HTMLCode"/>
+        </w:rPr>
+        <w:t>&gt;</w:t>
+      </w:r>
+    </w:p>
+    <w:p>
+      <w:pPr>
+        <w:pStyle w:val="HTMLPreformatted"/>
+        <w:rPr>
+          <w:rStyle w:val="HTMLCode"/>
+        </w:rPr>
+      </w:pPr>
+      <w:r>
+        <w:rPr>
+          <w:rStyle w:val="HTMLCode"/>
+        </w:rPr>
+        <w:t xml:space="preserve">      </w:t>
+      </w:r>
+      <w:r>
+        <w:rPr>
+          <w:rStyle w:val="hljs-tag"/>
+        </w:rPr>
+        <w:t>&lt;</w:t>
+      </w:r>
+      <w:proofErr w:type="spellStart"/>
+      <w:r>
+        <w:rPr>
+          <w:rStyle w:val="hljs-name"/>
+        </w:rPr>
+        <w:t>ThemedComponent</w:t>
+      </w:r>
+      <w:proofErr w:type="spellEnd"/>
+      <w:r>
+        <w:rPr>
+          <w:rStyle w:val="HTMLCode"/>
+        </w:rPr>
+        <w:t xml:space="preserve"> /&gt;</w:t>
+      </w:r>
+    </w:p>
+    <w:p>
+      <w:pPr>
+        <w:pStyle w:val="HTMLPreformatted"/>
+        <w:rPr>
+          <w:rStyle w:val="HTMLCode"/>
+        </w:rPr>
+      </w:pPr>
+      <w:r>
+        <w:rPr>
+          <w:rStyle w:val="HTMLCode"/>
+        </w:rPr>
+        <w:t xml:space="preserve">    </w:t>
+      </w:r>
+      <w:r>
+        <w:rPr>
+          <w:rStyle w:val="hljs-tag"/>
+        </w:rPr>
+        <w:t>&lt;/</w:t>
+      </w:r>
+      <w:proofErr w:type="spellStart"/>
+      <w:r>
+        <w:rPr>
+          <w:rStyle w:val="hljs-name"/>
+        </w:rPr>
+        <w:t>ThemeProvider</w:t>
+      </w:r>
+      <w:proofErr w:type="spellEnd"/>
+      <w:r>
+        <w:rPr>
+          <w:rStyle w:val="HTMLCode"/>
+        </w:rPr>
+        <w:t>&gt;</w:t>
+      </w:r>
+    </w:p>
+    <w:p>
+      <w:pPr>
+        <w:pStyle w:val="HTMLPreformatted"/>
+        <w:rPr>
+          <w:rStyle w:val="HTMLCode"/>
+        </w:rPr>
+      </w:pPr>
+      <w:r>
+        <w:rPr>
+          <w:rStyle w:val="HTMLCode"/>
+        </w:rPr>
+        <w:t xml:space="preserve">  );</w:t>
+      </w:r>
+    </w:p>
+    <w:p>
+      <w:pPr>
+        <w:pStyle w:val="HTMLPreformatted"/>
+        <w:rPr>
+          <w:rStyle w:val="HTMLCode"/>
+        </w:rPr>
+      </w:pPr>
+      <w:r>
+        <w:rPr>
+          <w:rStyle w:val="HTMLCode"/>
+        </w:rPr>
+        <w:t>}</w:t>
+      </w:r>
+    </w:p>
+    <w:p>
+      <w:pPr>
+        <w:spacing w:before="100" w:beforeAutospacing="1" w:after="100" w:afterAutospacing="1"/>
+      </w:pPr>
+      <w:r>
+        <w:rPr>
+          <w:rStyle w:val="Strong"/>
+        </w:rPr>
+        <w:t>Explanation:</w:t>
+      </w:r>
+    </w:p>
+    <w:p>
+      <w:pPr>
+        <w:numPr>
+          <w:ilvl w:val="0"/>
+          <w:numId w:val="4"/>
+        </w:numPr>
+        <w:spacing w:before="100" w:beforeAutospacing="1" w:after="100" w:afterAutospacing="1" w:line="240" w:lineRule="auto"/>
+      </w:pPr>
+      <w:proofErr w:type="spellStart"/>
+      <w:proofErr w:type="gramStart"/>
+      <w:r>
+        <w:rPr>
+          <w:rStyle w:val="HTMLCode"/>
+          <w:rFonts w:eastAsiaTheme="minorHAnsi"/>
+          <w:b/>
+          <w:bCs/>
+        </w:rPr>
+        <w:t>createContext</w:t>
+      </w:r>
+      <w:proofErr w:type="spellEnd"/>
+      <w:r>
+        <w:rPr>
+          <w:rStyle w:val="HTMLCode"/>
+          <w:rFonts w:eastAsiaTheme="minorHAnsi"/>
+          <w:b/>
+          <w:bCs/>
+        </w:rPr>
+        <w:t>(</w:t>
+      </w:r>
+      <w:proofErr w:type="gramEnd"/>
+      <w:r>
+        <w:rPr>
+          <w:rStyle w:val="HTMLCode"/>
+          <w:rFonts w:eastAsiaTheme="minorHAnsi"/>
+          <w:b/>
+          <w:bCs/>
+        </w:rPr>
+        <w:t>)</w:t>
+      </w:r>
+      <w:r>
+        <w:t xml:space="preserve"> se </w:t>
+      </w:r>
+      <w:proofErr w:type="spellStart"/>
+      <w:r>
+        <w:t>ek</w:t>
+      </w:r>
+      <w:proofErr w:type="spellEnd"/>
+      <w:r>
+        <w:t xml:space="preserve"> context </w:t>
+      </w:r>
+      <w:proofErr w:type="spellStart"/>
+      <w:r>
+        <w:t>banaate</w:t>
+      </w:r>
+      <w:proofErr w:type="spellEnd"/>
+      <w:r>
+        <w:t xml:space="preserve"> </w:t>
+      </w:r>
+      <w:proofErr w:type="spellStart"/>
+      <w:r>
+        <w:t>hain</w:t>
+      </w:r>
+      <w:proofErr w:type="spellEnd"/>
+      <w:r>
+        <w:t>.</w:t>
+      </w:r>
+    </w:p>
+    <w:p>
+      <w:pPr>
+        <w:numPr>
+          <w:ilvl w:val="0"/>
+          <w:numId w:val="4"/>
+        </w:numPr>
+        <w:spacing w:before="100" w:beforeAutospacing="1" w:after="100" w:afterAutospacing="1" w:line="240" w:lineRule="auto"/>
+      </w:pPr>
+      <w:proofErr w:type="spellStart"/>
+      <w:proofErr w:type="gramStart"/>
+      <w:r>
+        <w:rPr>
+          <w:rStyle w:val="HTMLCode"/>
+          <w:rFonts w:eastAsiaTheme="minorHAnsi"/>
+          <w:b/>
+          <w:bCs/>
+        </w:rPr>
+        <w:t>useContext</w:t>
+      </w:r>
+      <w:proofErr w:type="spellEnd"/>
+      <w:r>
+        <w:rPr>
+          <w:rStyle w:val="HTMLCode"/>
+          <w:rFonts w:eastAsiaTheme="minorHAnsi"/>
+          <w:b/>
+          <w:bCs/>
+        </w:rPr>
+        <w:t>(</w:t>
+      </w:r>
+      <w:proofErr w:type="gramEnd"/>
+      <w:r>
+        <w:rPr>
+          <w:rStyle w:val="HTMLCode"/>
+          <w:rFonts w:eastAsiaTheme="minorHAnsi"/>
+          <w:b/>
+          <w:bCs/>
+        </w:rPr>
+        <w:t>)</w:t>
+      </w:r>
+      <w:r>
+        <w:t xml:space="preserve"> hook </w:t>
+      </w:r>
+      <w:proofErr w:type="spellStart"/>
+      <w:r>
+        <w:t>ka</w:t>
+      </w:r>
+      <w:proofErr w:type="spellEnd"/>
+      <w:r>
+        <w:t xml:space="preserve"> use </w:t>
+      </w:r>
+      <w:proofErr w:type="spellStart"/>
+      <w:r>
+        <w:t>karke</w:t>
+      </w:r>
+      <w:proofErr w:type="spellEnd"/>
+      <w:r>
+        <w:t xml:space="preserve"> hum </w:t>
+      </w:r>
+      <w:proofErr w:type="spellStart"/>
+      <w:r>
+        <w:t>kisi</w:t>
+      </w:r>
+      <w:proofErr w:type="spellEnd"/>
+      <w:r>
+        <w:t xml:space="preserve"> </w:t>
+      </w:r>
+      <w:proofErr w:type="spellStart"/>
+      <w:r>
+        <w:t>bhi</w:t>
+      </w:r>
+      <w:proofErr w:type="spellEnd"/>
+      <w:r>
+        <w:t xml:space="preserve"> component </w:t>
+      </w:r>
+      <w:proofErr w:type="spellStart"/>
+      <w:r>
+        <w:t>ke</w:t>
+      </w:r>
+      <w:proofErr w:type="spellEnd"/>
+      <w:r>
+        <w:t xml:space="preserve"> </w:t>
+      </w:r>
+      <w:proofErr w:type="spellStart"/>
+      <w:r>
+        <w:t>andar</w:t>
+      </w:r>
+      <w:proofErr w:type="spellEnd"/>
+      <w:r>
+        <w:t xml:space="preserve"> context </w:t>
+      </w:r>
+      <w:proofErr w:type="spellStart"/>
+      <w:r>
+        <w:t>ka</w:t>
+      </w:r>
+      <w:proofErr w:type="spellEnd"/>
+      <w:r>
+        <w:t xml:space="preserve"> value access </w:t>
+      </w:r>
+      <w:proofErr w:type="spellStart"/>
+      <w:r>
+        <w:t>kar</w:t>
+      </w:r>
+      <w:proofErr w:type="spellEnd"/>
+      <w:r>
+        <w:t xml:space="preserve"> </w:t>
+      </w:r>
+      <w:proofErr w:type="spellStart"/>
+      <w:r>
+        <w:t>sakte</w:t>
+      </w:r>
+      <w:proofErr w:type="spellEnd"/>
+      <w:r>
+        <w:t xml:space="preserve"> </w:t>
+      </w:r>
+      <w:proofErr w:type="spellStart"/>
+      <w:r>
+        <w:t>hain</w:t>
+      </w:r>
+      <w:proofErr w:type="spellEnd"/>
+      <w:r>
+        <w:t>.</w:t>
+      </w:r>
+    </w:p>
+    <w:p>
+      <w:pPr>
+        <w:spacing w:before="100" w:beforeAutospacing="1" w:after="100" w:afterAutospacing="1"/>
+      </w:pPr>
+      <w:r>
+        <w:lastRenderedPageBreak/>
+        <w:t xml:space="preserve">Is example me, hum </w:t>
+      </w:r>
+      <w:proofErr w:type="spellStart"/>
+      <w:r>
+        <w:rPr>
+          <w:rStyle w:val="HTMLCode"/>
+          <w:rFonts w:eastAsiaTheme="minorHAnsi"/>
+        </w:rPr>
+        <w:t>ThemeContext</w:t>
+      </w:r>
+      <w:proofErr w:type="spellEnd"/>
+      <w:r>
+        <w:t xml:space="preserve"> </w:t>
+      </w:r>
+      <w:proofErr w:type="spellStart"/>
+      <w:r>
+        <w:t>banake</w:t>
+      </w:r>
+      <w:proofErr w:type="spellEnd"/>
+      <w:r>
+        <w:t xml:space="preserve"> </w:t>
+      </w:r>
+      <w:proofErr w:type="spellStart"/>
+      <w:r>
+        <w:t>ek</w:t>
+      </w:r>
+      <w:proofErr w:type="spellEnd"/>
+      <w:r>
+        <w:t xml:space="preserve"> component se </w:t>
+      </w:r>
+      <w:proofErr w:type="spellStart"/>
+      <w:r>
+        <w:t>dusre</w:t>
+      </w:r>
+      <w:proofErr w:type="spellEnd"/>
+      <w:r>
+        <w:t xml:space="preserve"> component me theme </w:t>
+      </w:r>
+      <w:proofErr w:type="spellStart"/>
+      <w:r>
+        <w:t>ka</w:t>
+      </w:r>
+      <w:proofErr w:type="spellEnd"/>
+      <w:r>
+        <w:t xml:space="preserve"> state share </w:t>
+      </w:r>
+      <w:proofErr w:type="spellStart"/>
+      <w:r>
+        <w:t>kar</w:t>
+      </w:r>
+      <w:proofErr w:type="spellEnd"/>
+      <w:r>
+        <w:t xml:space="preserve"> </w:t>
+      </w:r>
+      <w:proofErr w:type="spellStart"/>
+      <w:r>
+        <w:t>rahe</w:t>
+      </w:r>
+      <w:proofErr w:type="spellEnd"/>
+      <w:r>
+        <w:t xml:space="preserve"> </w:t>
+      </w:r>
+      <w:proofErr w:type="spellStart"/>
+      <w:r>
+        <w:t>hain</w:t>
+      </w:r>
+      <w:proofErr w:type="spellEnd"/>
+      <w:r>
+        <w:t xml:space="preserve">, </w:t>
+      </w:r>
+      <w:proofErr w:type="spellStart"/>
+      <w:r>
+        <w:t>aur</w:t>
+      </w:r>
+      <w:proofErr w:type="spellEnd"/>
+      <w:r>
+        <w:t xml:space="preserve"> </w:t>
+      </w:r>
+      <w:proofErr w:type="spellStart"/>
+      <w:r>
+        <w:rPr>
+          <w:rStyle w:val="HTMLCode"/>
+          <w:rFonts w:eastAsiaTheme="minorHAnsi"/>
+        </w:rPr>
+        <w:t>useContext</w:t>
+      </w:r>
+      <w:proofErr w:type="spellEnd"/>
+      <w:r>
+        <w:t xml:space="preserve"> se </w:t>
+      </w:r>
+      <w:proofErr w:type="spellStart"/>
+      <w:r>
+        <w:t>usko</w:t>
+      </w:r>
+      <w:proofErr w:type="spellEnd"/>
+      <w:r>
+        <w:t xml:space="preserve"> read </w:t>
+      </w:r>
+      <w:proofErr w:type="spellStart"/>
+      <w:r>
+        <w:t>kar</w:t>
+      </w:r>
+      <w:proofErr w:type="spellEnd"/>
+      <w:r>
+        <w:t xml:space="preserve"> </w:t>
+      </w:r>
+      <w:proofErr w:type="spellStart"/>
+      <w:r>
+        <w:t>rahe</w:t>
+      </w:r>
+      <w:proofErr w:type="spellEnd"/>
+      <w:r>
+        <w:t xml:space="preserve"> </w:t>
+      </w:r>
+      <w:proofErr w:type="spellStart"/>
+      <w:r>
+        <w:t>hain</w:t>
+      </w:r>
+      <w:proofErr w:type="spellEnd"/>
+      <w:r>
+        <w:t>.</w:t>
+      </w:r>
+    </w:p>
+    <w:p>
+      <w:r>
+        <w:t xml:space="preserve"> </w:t>
+      </w:r>
+      <w:bookmarkStart w:id="0" w:name="_GoBack"/>
+      <w:bookmarkEnd w:id="0"/>
+    </w:p>
     <w:sectPr>
       <w:pgSz w:w="12240" w:h="15840"/>
       <w:pgMar w:top="1440" w:right="1440" w:bottom="1440" w:left="1440" w:header="720" w:footer="720" w:gutter="0"/>
@@ -6330,6 +13766,619 @@
     </w:sectPr>
   </w:body>
 </w:document>
+</file>
+
+<file path=word/numbering.xml><?xml version="1.0" encoding="utf-8"?>
+<w:numbering xmlns:wpc="http://schemas.microsoft.com/office/word/2010/wordprocessingCanvas" xmlns:mc="http://schemas.openxmlformats.org/markup-compatibility/2006" xmlns:o="urn:schemas-microsoft-com:office:office" xmlns:r="http://schemas.openxmlformats.org/officeDocument/2006/relationships" xmlns:m="http://schemas.openxmlformats.org/officeDocument/2006/math" xmlns:v="urn:schemas-microsoft-com:vml" xmlns:wp14="http://schemas.microsoft.com/office/word/2010/wordprocessingDrawing" xmlns:wp="http://schemas.openxmlformats.org/drawingml/2006/wordprocessingDrawing" xmlns:w10="urn:schemas-microsoft-com:office:word" xmlns:w="http://schemas.openxmlformats.org/wordprocessingml/2006/main" xmlns:w14="http://schemas.microsoft.com/office/word/2010/wordml" xmlns:wpg="http://schemas.microsoft.com/office/word/2010/wordprocessingGroup" xmlns:wpi="http://schemas.microsoft.com/office/word/2010/wordprocessingInk" xmlns:wne="http://schemas.microsoft.com/office/word/2006/wordml" xmlns:wps="http://schemas.microsoft.com/office/word/2010/wordprocessingShape" mc:Ignorable="w14 wp14">
+  <w:abstractNum w:abstractNumId="0">
+    <w:nsid w:val="15161874"/>
+    <w:multiLevelType w:val="multilevel"/>
+    <w:tmpl w:val="7BA29118"/>
+    <w:lvl w:ilvl="0">
+      <w:start w:val="1"/>
+      <w:numFmt w:val="bullet"/>
+      <w:lvlText w:val=""/>
+      <w:lvlJc w:val="left"/>
+      <w:pPr>
+        <w:tabs>
+          <w:tab w:val="num" w:pos="720"/>
+        </w:tabs>
+        <w:ind w:left="720" w:hanging="360"/>
+      </w:pPr>
+      <w:rPr>
+        <w:rFonts w:ascii="Symbol" w:hAnsi="Symbol" w:hint="default"/>
+        <w:sz w:val="20"/>
+      </w:rPr>
+    </w:lvl>
+    <w:lvl w:ilvl="1" w:tentative="1">
+      <w:start w:val="1"/>
+      <w:numFmt w:val="bullet"/>
+      <w:lvlText w:val="o"/>
+      <w:lvlJc w:val="left"/>
+      <w:pPr>
+        <w:tabs>
+          <w:tab w:val="num" w:pos="1440"/>
+        </w:tabs>
+        <w:ind w:left="1440" w:hanging="360"/>
+      </w:pPr>
+      <w:rPr>
+        <w:rFonts w:ascii="Courier New" w:hAnsi="Courier New" w:hint="default"/>
+        <w:sz w:val="20"/>
+      </w:rPr>
+    </w:lvl>
+    <w:lvl w:ilvl="2" w:tentative="1">
+      <w:start w:val="1"/>
+      <w:numFmt w:val="bullet"/>
+      <w:lvlText w:val=""/>
+      <w:lvlJc w:val="left"/>
+      <w:pPr>
+        <w:tabs>
+          <w:tab w:val="num" w:pos="2160"/>
+        </w:tabs>
+        <w:ind w:left="2160" w:hanging="360"/>
+      </w:pPr>
+      <w:rPr>
+        <w:rFonts w:ascii="Wingdings" w:hAnsi="Wingdings" w:hint="default"/>
+        <w:sz w:val="20"/>
+      </w:rPr>
+    </w:lvl>
+    <w:lvl w:ilvl="3" w:tentative="1">
+      <w:start w:val="1"/>
+      <w:numFmt w:val="bullet"/>
+      <w:lvlText w:val=""/>
+      <w:lvlJc w:val="left"/>
+      <w:pPr>
+        <w:tabs>
+          <w:tab w:val="num" w:pos="2880"/>
+        </w:tabs>
+        <w:ind w:left="2880" w:hanging="360"/>
+      </w:pPr>
+      <w:rPr>
+        <w:rFonts w:ascii="Wingdings" w:hAnsi="Wingdings" w:hint="default"/>
+        <w:sz w:val="20"/>
+      </w:rPr>
+    </w:lvl>
+    <w:lvl w:ilvl="4" w:tentative="1">
+      <w:start w:val="1"/>
+      <w:numFmt w:val="bullet"/>
+      <w:lvlText w:val=""/>
+      <w:lvlJc w:val="left"/>
+      <w:pPr>
+        <w:tabs>
+          <w:tab w:val="num" w:pos="3600"/>
+        </w:tabs>
+        <w:ind w:left="3600" w:hanging="360"/>
+      </w:pPr>
+      <w:rPr>
+        <w:rFonts w:ascii="Wingdings" w:hAnsi="Wingdings" w:hint="default"/>
+        <w:sz w:val="20"/>
+      </w:rPr>
+    </w:lvl>
+    <w:lvl w:ilvl="5" w:tentative="1">
+      <w:start w:val="1"/>
+      <w:numFmt w:val="bullet"/>
+      <w:lvlText w:val=""/>
+      <w:lvlJc w:val="left"/>
+      <w:pPr>
+        <w:tabs>
+          <w:tab w:val="num" w:pos="4320"/>
+        </w:tabs>
+        <w:ind w:left="4320" w:hanging="360"/>
+      </w:pPr>
+      <w:rPr>
+        <w:rFonts w:ascii="Wingdings" w:hAnsi="Wingdings" w:hint="default"/>
+        <w:sz w:val="20"/>
+      </w:rPr>
+    </w:lvl>
+    <w:lvl w:ilvl="6" w:tentative="1">
+      <w:start w:val="1"/>
+      <w:numFmt w:val="bullet"/>
+      <w:lvlText w:val=""/>
+      <w:lvlJc w:val="left"/>
+      <w:pPr>
+        <w:tabs>
+          <w:tab w:val="num" w:pos="5040"/>
+        </w:tabs>
+        <w:ind w:left="5040" w:hanging="360"/>
+      </w:pPr>
+      <w:rPr>
+        <w:rFonts w:ascii="Wingdings" w:hAnsi="Wingdings" w:hint="default"/>
+        <w:sz w:val="20"/>
+      </w:rPr>
+    </w:lvl>
+    <w:lvl w:ilvl="7" w:tentative="1">
+      <w:start w:val="1"/>
+      <w:numFmt w:val="bullet"/>
+      <w:lvlText w:val=""/>
+      <w:lvlJc w:val="left"/>
+      <w:pPr>
+        <w:tabs>
+          <w:tab w:val="num" w:pos="5760"/>
+        </w:tabs>
+        <w:ind w:left="5760" w:hanging="360"/>
+      </w:pPr>
+      <w:rPr>
+        <w:rFonts w:ascii="Wingdings" w:hAnsi="Wingdings" w:hint="default"/>
+        <w:sz w:val="20"/>
+      </w:rPr>
+    </w:lvl>
+    <w:lvl w:ilvl="8" w:tentative="1">
+      <w:start w:val="1"/>
+      <w:numFmt w:val="bullet"/>
+      <w:lvlText w:val=""/>
+      <w:lvlJc w:val="left"/>
+      <w:pPr>
+        <w:tabs>
+          <w:tab w:val="num" w:pos="6480"/>
+        </w:tabs>
+        <w:ind w:left="6480" w:hanging="360"/>
+      </w:pPr>
+      <w:rPr>
+        <w:rFonts w:ascii="Wingdings" w:hAnsi="Wingdings" w:hint="default"/>
+        <w:sz w:val="20"/>
+      </w:rPr>
+    </w:lvl>
+  </w:abstractNum>
+  <w:abstractNum w:abstractNumId="1">
+    <w:nsid w:val="344D2F2C"/>
+    <w:multiLevelType w:val="multilevel"/>
+    <w:tmpl w:val="CD3A9F9A"/>
+    <w:lvl w:ilvl="0">
+      <w:start w:val="1"/>
+      <w:numFmt w:val="bullet"/>
+      <w:lvlText w:val=""/>
+      <w:lvlJc w:val="left"/>
+      <w:pPr>
+        <w:tabs>
+          <w:tab w:val="num" w:pos="720"/>
+        </w:tabs>
+        <w:ind w:left="720" w:hanging="360"/>
+      </w:pPr>
+      <w:rPr>
+        <w:rFonts w:ascii="Symbol" w:hAnsi="Symbol" w:hint="default"/>
+        <w:sz w:val="20"/>
+      </w:rPr>
+    </w:lvl>
+    <w:lvl w:ilvl="1" w:tentative="1">
+      <w:start w:val="1"/>
+      <w:numFmt w:val="bullet"/>
+      <w:lvlText w:val="o"/>
+      <w:lvlJc w:val="left"/>
+      <w:pPr>
+        <w:tabs>
+          <w:tab w:val="num" w:pos="1440"/>
+        </w:tabs>
+        <w:ind w:left="1440" w:hanging="360"/>
+      </w:pPr>
+      <w:rPr>
+        <w:rFonts w:ascii="Courier New" w:hAnsi="Courier New" w:hint="default"/>
+        <w:sz w:val="20"/>
+      </w:rPr>
+    </w:lvl>
+    <w:lvl w:ilvl="2" w:tentative="1">
+      <w:start w:val="1"/>
+      <w:numFmt w:val="bullet"/>
+      <w:lvlText w:val=""/>
+      <w:lvlJc w:val="left"/>
+      <w:pPr>
+        <w:tabs>
+          <w:tab w:val="num" w:pos="2160"/>
+        </w:tabs>
+        <w:ind w:left="2160" w:hanging="360"/>
+      </w:pPr>
+      <w:rPr>
+        <w:rFonts w:ascii="Wingdings" w:hAnsi="Wingdings" w:hint="default"/>
+        <w:sz w:val="20"/>
+      </w:rPr>
+    </w:lvl>
+    <w:lvl w:ilvl="3" w:tentative="1">
+      <w:start w:val="1"/>
+      <w:numFmt w:val="bullet"/>
+      <w:lvlText w:val=""/>
+      <w:lvlJc w:val="left"/>
+      <w:pPr>
+        <w:tabs>
+          <w:tab w:val="num" w:pos="2880"/>
+        </w:tabs>
+        <w:ind w:left="2880" w:hanging="360"/>
+      </w:pPr>
+      <w:rPr>
+        <w:rFonts w:ascii="Wingdings" w:hAnsi="Wingdings" w:hint="default"/>
+        <w:sz w:val="20"/>
+      </w:rPr>
+    </w:lvl>
+    <w:lvl w:ilvl="4" w:tentative="1">
+      <w:start w:val="1"/>
+      <w:numFmt w:val="bullet"/>
+      <w:lvlText w:val=""/>
+      <w:lvlJc w:val="left"/>
+      <w:pPr>
+        <w:tabs>
+          <w:tab w:val="num" w:pos="3600"/>
+        </w:tabs>
+        <w:ind w:left="3600" w:hanging="360"/>
+      </w:pPr>
+      <w:rPr>
+        <w:rFonts w:ascii="Wingdings" w:hAnsi="Wingdings" w:hint="default"/>
+        <w:sz w:val="20"/>
+      </w:rPr>
+    </w:lvl>
+    <w:lvl w:ilvl="5" w:tentative="1">
+      <w:start w:val="1"/>
+      <w:numFmt w:val="bullet"/>
+      <w:lvlText w:val=""/>
+      <w:lvlJc w:val="left"/>
+      <w:pPr>
+        <w:tabs>
+          <w:tab w:val="num" w:pos="4320"/>
+        </w:tabs>
+        <w:ind w:left="4320" w:hanging="360"/>
+      </w:pPr>
+      <w:rPr>
+        <w:rFonts w:ascii="Wingdings" w:hAnsi="Wingdings" w:hint="default"/>
+        <w:sz w:val="20"/>
+      </w:rPr>
+    </w:lvl>
+    <w:lvl w:ilvl="6" w:tentative="1">
+      <w:start w:val="1"/>
+      <w:numFmt w:val="bullet"/>
+      <w:lvlText w:val=""/>
+      <w:lvlJc w:val="left"/>
+      <w:pPr>
+        <w:tabs>
+          <w:tab w:val="num" w:pos="5040"/>
+        </w:tabs>
+        <w:ind w:left="5040" w:hanging="360"/>
+      </w:pPr>
+      <w:rPr>
+        <w:rFonts w:ascii="Wingdings" w:hAnsi="Wingdings" w:hint="default"/>
+        <w:sz w:val="20"/>
+      </w:rPr>
+    </w:lvl>
+    <w:lvl w:ilvl="7" w:tentative="1">
+      <w:start w:val="1"/>
+      <w:numFmt w:val="bullet"/>
+      <w:lvlText w:val=""/>
+      <w:lvlJc w:val="left"/>
+      <w:pPr>
+        <w:tabs>
+          <w:tab w:val="num" w:pos="5760"/>
+        </w:tabs>
+        <w:ind w:left="5760" w:hanging="360"/>
+      </w:pPr>
+      <w:rPr>
+        <w:rFonts w:ascii="Wingdings" w:hAnsi="Wingdings" w:hint="default"/>
+        <w:sz w:val="20"/>
+      </w:rPr>
+    </w:lvl>
+    <w:lvl w:ilvl="8" w:tentative="1">
+      <w:start w:val="1"/>
+      <w:numFmt w:val="bullet"/>
+      <w:lvlText w:val=""/>
+      <w:lvlJc w:val="left"/>
+      <w:pPr>
+        <w:tabs>
+          <w:tab w:val="num" w:pos="6480"/>
+        </w:tabs>
+        <w:ind w:left="6480" w:hanging="360"/>
+      </w:pPr>
+      <w:rPr>
+        <w:rFonts w:ascii="Wingdings" w:hAnsi="Wingdings" w:hint="default"/>
+        <w:sz w:val="20"/>
+      </w:rPr>
+    </w:lvl>
+  </w:abstractNum>
+  <w:abstractNum w:abstractNumId="2">
+    <w:nsid w:val="43D45287"/>
+    <w:multiLevelType w:val="multilevel"/>
+    <w:tmpl w:val="7CD2F40E"/>
+    <w:lvl w:ilvl="0">
+      <w:start w:val="1"/>
+      <w:numFmt w:val="bullet"/>
+      <w:lvlText w:val=""/>
+      <w:lvlJc w:val="left"/>
+      <w:pPr>
+        <w:tabs>
+          <w:tab w:val="num" w:pos="720"/>
+        </w:tabs>
+        <w:ind w:left="720" w:hanging="360"/>
+      </w:pPr>
+      <w:rPr>
+        <w:rFonts w:ascii="Symbol" w:hAnsi="Symbol" w:hint="default"/>
+        <w:sz w:val="20"/>
+      </w:rPr>
+    </w:lvl>
+    <w:lvl w:ilvl="1" w:tentative="1">
+      <w:start w:val="1"/>
+      <w:numFmt w:val="bullet"/>
+      <w:lvlText w:val="o"/>
+      <w:lvlJc w:val="left"/>
+      <w:pPr>
+        <w:tabs>
+          <w:tab w:val="num" w:pos="1440"/>
+        </w:tabs>
+        <w:ind w:left="1440" w:hanging="360"/>
+      </w:pPr>
+      <w:rPr>
+        <w:rFonts w:ascii="Courier New" w:hAnsi="Courier New" w:hint="default"/>
+        <w:sz w:val="20"/>
+      </w:rPr>
+    </w:lvl>
+    <w:lvl w:ilvl="2" w:tentative="1">
+      <w:start w:val="1"/>
+      <w:numFmt w:val="bullet"/>
+      <w:lvlText w:val=""/>
+      <w:lvlJc w:val="left"/>
+      <w:pPr>
+        <w:tabs>
+          <w:tab w:val="num" w:pos="2160"/>
+        </w:tabs>
+        <w:ind w:left="2160" w:hanging="360"/>
+      </w:pPr>
+      <w:rPr>
+        <w:rFonts w:ascii="Wingdings" w:hAnsi="Wingdings" w:hint="default"/>
+        <w:sz w:val="20"/>
+      </w:rPr>
+    </w:lvl>
+    <w:lvl w:ilvl="3" w:tentative="1">
+      <w:start w:val="1"/>
+      <w:numFmt w:val="bullet"/>
+      <w:lvlText w:val=""/>
+      <w:lvlJc w:val="left"/>
+      <w:pPr>
+        <w:tabs>
+          <w:tab w:val="num" w:pos="2880"/>
+        </w:tabs>
+        <w:ind w:left="2880" w:hanging="360"/>
+      </w:pPr>
+      <w:rPr>
+        <w:rFonts w:ascii="Wingdings" w:hAnsi="Wingdings" w:hint="default"/>
+        <w:sz w:val="20"/>
+      </w:rPr>
+    </w:lvl>
+    <w:lvl w:ilvl="4" w:tentative="1">
+      <w:start w:val="1"/>
+      <w:numFmt w:val="bullet"/>
+      <w:lvlText w:val=""/>
+      <w:lvlJc w:val="left"/>
+      <w:pPr>
+        <w:tabs>
+          <w:tab w:val="num" w:pos="3600"/>
+        </w:tabs>
+        <w:ind w:left="3600" w:hanging="360"/>
+      </w:pPr>
+      <w:rPr>
+        <w:rFonts w:ascii="Wingdings" w:hAnsi="Wingdings" w:hint="default"/>
+        <w:sz w:val="20"/>
+      </w:rPr>
+    </w:lvl>
+    <w:lvl w:ilvl="5" w:tentative="1">
+      <w:start w:val="1"/>
+      <w:numFmt w:val="bullet"/>
+      <w:lvlText w:val=""/>
+      <w:lvlJc w:val="left"/>
+      <w:pPr>
+        <w:tabs>
+          <w:tab w:val="num" w:pos="4320"/>
+        </w:tabs>
+        <w:ind w:left="4320" w:hanging="360"/>
+      </w:pPr>
+      <w:rPr>
+        <w:rFonts w:ascii="Wingdings" w:hAnsi="Wingdings" w:hint="default"/>
+        <w:sz w:val="20"/>
+      </w:rPr>
+    </w:lvl>
+    <w:lvl w:ilvl="6" w:tentative="1">
+      <w:start w:val="1"/>
+      <w:numFmt w:val="bullet"/>
+      <w:lvlText w:val=""/>
+      <w:lvlJc w:val="left"/>
+      <w:pPr>
+        <w:tabs>
+          <w:tab w:val="num" w:pos="5040"/>
+        </w:tabs>
+        <w:ind w:left="5040" w:hanging="360"/>
+      </w:pPr>
+      <w:rPr>
+        <w:rFonts w:ascii="Wingdings" w:hAnsi="Wingdings" w:hint="default"/>
+        <w:sz w:val="20"/>
+      </w:rPr>
+    </w:lvl>
+    <w:lvl w:ilvl="7" w:tentative="1">
+      <w:start w:val="1"/>
+      <w:numFmt w:val="bullet"/>
+      <w:lvlText w:val=""/>
+      <w:lvlJc w:val="left"/>
+      <w:pPr>
+        <w:tabs>
+          <w:tab w:val="num" w:pos="5760"/>
+        </w:tabs>
+        <w:ind w:left="5760" w:hanging="360"/>
+      </w:pPr>
+      <w:rPr>
+        <w:rFonts w:ascii="Wingdings" w:hAnsi="Wingdings" w:hint="default"/>
+        <w:sz w:val="20"/>
+      </w:rPr>
+    </w:lvl>
+    <w:lvl w:ilvl="8" w:tentative="1">
+      <w:start w:val="1"/>
+      <w:numFmt w:val="bullet"/>
+      <w:lvlText w:val=""/>
+      <w:lvlJc w:val="left"/>
+      <w:pPr>
+        <w:tabs>
+          <w:tab w:val="num" w:pos="6480"/>
+        </w:tabs>
+        <w:ind w:left="6480" w:hanging="360"/>
+      </w:pPr>
+      <w:rPr>
+        <w:rFonts w:ascii="Wingdings" w:hAnsi="Wingdings" w:hint="default"/>
+        <w:sz w:val="20"/>
+      </w:rPr>
+    </w:lvl>
+  </w:abstractNum>
+  <w:abstractNum w:abstractNumId="3">
+    <w:nsid w:val="714A0020"/>
+    <w:multiLevelType w:val="multilevel"/>
+    <w:tmpl w:val="0D7E169E"/>
+    <w:lvl w:ilvl="0">
+      <w:start w:val="1"/>
+      <w:numFmt w:val="bullet"/>
+      <w:lvlText w:val=""/>
+      <w:lvlJc w:val="left"/>
+      <w:pPr>
+        <w:tabs>
+          <w:tab w:val="num" w:pos="720"/>
+        </w:tabs>
+        <w:ind w:left="720" w:hanging="360"/>
+      </w:pPr>
+      <w:rPr>
+        <w:rFonts w:ascii="Symbol" w:hAnsi="Symbol" w:hint="default"/>
+        <w:sz w:val="20"/>
+      </w:rPr>
+    </w:lvl>
+    <w:lvl w:ilvl="1" w:tentative="1">
+      <w:start w:val="1"/>
+      <w:numFmt w:val="bullet"/>
+      <w:lvlText w:val="o"/>
+      <w:lvlJc w:val="left"/>
+      <w:pPr>
+        <w:tabs>
+          <w:tab w:val="num" w:pos="1440"/>
+        </w:tabs>
+        <w:ind w:left="1440" w:hanging="360"/>
+      </w:pPr>
+      <w:rPr>
+        <w:rFonts w:ascii="Courier New" w:hAnsi="Courier New" w:hint="default"/>
+        <w:sz w:val="20"/>
+      </w:rPr>
+    </w:lvl>
+    <w:lvl w:ilvl="2" w:tentative="1">
+      <w:start w:val="1"/>
+      <w:numFmt w:val="bullet"/>
+      <w:lvlText w:val=""/>
+      <w:lvlJc w:val="left"/>
+      <w:pPr>
+        <w:tabs>
+          <w:tab w:val="num" w:pos="2160"/>
+        </w:tabs>
+        <w:ind w:left="2160" w:hanging="360"/>
+      </w:pPr>
+      <w:rPr>
+        <w:rFonts w:ascii="Wingdings" w:hAnsi="Wingdings" w:hint="default"/>
+        <w:sz w:val="20"/>
+      </w:rPr>
+    </w:lvl>
+    <w:lvl w:ilvl="3" w:tentative="1">
+      <w:start w:val="1"/>
+      <w:numFmt w:val="bullet"/>
+      <w:lvlText w:val=""/>
+      <w:lvlJc w:val="left"/>
+      <w:pPr>
+        <w:tabs>
+          <w:tab w:val="num" w:pos="2880"/>
+        </w:tabs>
+        <w:ind w:left="2880" w:hanging="360"/>
+      </w:pPr>
+      <w:rPr>
+        <w:rFonts w:ascii="Wingdings" w:hAnsi="Wingdings" w:hint="default"/>
+        <w:sz w:val="20"/>
+      </w:rPr>
+    </w:lvl>
+    <w:lvl w:ilvl="4" w:tentative="1">
+      <w:start w:val="1"/>
+      <w:numFmt w:val="bullet"/>
+      <w:lvlText w:val=""/>
+      <w:lvlJc w:val="left"/>
+      <w:pPr>
+        <w:tabs>
+          <w:tab w:val="num" w:pos="3600"/>
+        </w:tabs>
+        <w:ind w:left="3600" w:hanging="360"/>
+      </w:pPr>
+      <w:rPr>
+        <w:rFonts w:ascii="Wingdings" w:hAnsi="Wingdings" w:hint="default"/>
+        <w:sz w:val="20"/>
+      </w:rPr>
+    </w:lvl>
+    <w:lvl w:ilvl="5" w:tentative="1">
+      <w:start w:val="1"/>
+      <w:numFmt w:val="bullet"/>
+      <w:lvlText w:val=""/>
+      <w:lvlJc w:val="left"/>
+      <w:pPr>
+        <w:tabs>
+          <w:tab w:val="num" w:pos="4320"/>
+        </w:tabs>
+        <w:ind w:left="4320" w:hanging="360"/>
+      </w:pPr>
+      <w:rPr>
+        <w:rFonts w:ascii="Wingdings" w:hAnsi="Wingdings" w:hint="default"/>
+        <w:sz w:val="20"/>
+      </w:rPr>
+    </w:lvl>
+    <w:lvl w:ilvl="6" w:tentative="1">
+      <w:start w:val="1"/>
+      <w:numFmt w:val="bullet"/>
+      <w:lvlText w:val=""/>
+      <w:lvlJc w:val="left"/>
+      <w:pPr>
+        <w:tabs>
+          <w:tab w:val="num" w:pos="5040"/>
+        </w:tabs>
+        <w:ind w:left="5040" w:hanging="360"/>
+      </w:pPr>
+      <w:rPr>
+        <w:rFonts w:ascii="Wingdings" w:hAnsi="Wingdings" w:hint="default"/>
+        <w:sz w:val="20"/>
+      </w:rPr>
+    </w:lvl>
+    <w:lvl w:ilvl="7" w:tentative="1">
+      <w:start w:val="1"/>
+      <w:numFmt w:val="bullet"/>
+      <w:lvlText w:val=""/>
+      <w:lvlJc w:val="left"/>
+      <w:pPr>
+        <w:tabs>
+          <w:tab w:val="num" w:pos="5760"/>
+        </w:tabs>
+        <w:ind w:left="5760" w:hanging="360"/>
+      </w:pPr>
+      <w:rPr>
+        <w:rFonts w:ascii="Wingdings" w:hAnsi="Wingdings" w:hint="default"/>
+        <w:sz w:val="20"/>
+      </w:rPr>
+    </w:lvl>
+    <w:lvl w:ilvl="8" w:tentative="1">
+      <w:start w:val="1"/>
+      <w:numFmt w:val="bullet"/>
+      <w:lvlText w:val=""/>
+      <w:lvlJc w:val="left"/>
+      <w:pPr>
+        <w:tabs>
+          <w:tab w:val="num" w:pos="6480"/>
+        </w:tabs>
+        <w:ind w:left="6480" w:hanging="360"/>
+      </w:pPr>
+      <w:rPr>
+        <w:rFonts w:ascii="Wingdings" w:hAnsi="Wingdings" w:hint="default"/>
+        <w:sz w:val="20"/>
+      </w:rPr>
+    </w:lvl>
+  </w:abstractNum>
+  <w:num w:numId="1">
+    <w:abstractNumId w:val="0"/>
+  </w:num>
+  <w:num w:numId="2">
+    <w:abstractNumId w:val="2"/>
+  </w:num>
+  <w:num w:numId="3">
+    <w:abstractNumId w:val="3"/>
+  </w:num>
+  <w:num w:numId="4">
+    <w:abstractNumId w:val="1"/>
+  </w:num>
+</w:numbering>
 </file>
 
 <file path=word/styles.xml><?xml version="1.0" encoding="utf-8"?>
@@ -6511,6 +14560,31 @@
       <w:szCs w:val="27"/>
     </w:rPr>
   </w:style>
+  <w:style w:type="paragraph" w:styleId="Heading4">
+    <w:name w:val="heading 4"/>
+    <w:basedOn w:val="Normal"/>
+    <w:next w:val="Normal"/>
+    <w:link w:val="Heading4Char"/>
+    <w:uiPriority w:val="9"/>
+    <w:semiHidden/>
+    <w:unhideWhenUsed/>
+    <w:qFormat/>
+    <w:rsid w:val="00E554D8"/>
+    <w:pPr>
+      <w:keepNext/>
+      <w:keepLines/>
+      <w:spacing w:before="200" w:after="0"/>
+      <w:outlineLvl w:val="3"/>
+    </w:pPr>
+    <w:rPr>
+      <w:rFonts w:asciiTheme="majorHAnsi" w:eastAsiaTheme="majorEastAsia" w:hAnsiTheme="majorHAnsi" w:cstheme="majorBidi"/>
+      <w:b/>
+      <w:bCs/>
+      <w:i/>
+      <w:iCs/>
+      <w:color w:val="4F81BD" w:themeColor="accent1"/>
+    </w:rPr>
+  </w:style>
   <w:style w:type="character" w:default="1" w:styleId="DefaultParagraphFont">
     <w:name w:val="Default Paragraph Font"/>
     <w:uiPriority w:val="1"/>
@@ -6575,6 +14649,135 @@
       <w:sz w:val="20"/>
       <w:szCs w:val="20"/>
     </w:rPr>
+  </w:style>
+  <w:style w:type="character" w:customStyle="1" w:styleId="Heading4Char">
+    <w:name w:val="Heading 4 Char"/>
+    <w:basedOn w:val="DefaultParagraphFont"/>
+    <w:link w:val="Heading4"/>
+    <w:uiPriority w:val="9"/>
+    <w:semiHidden/>
+    <w:rsid w:val="00E554D8"/>
+    <w:rPr>
+      <w:rFonts w:asciiTheme="majorHAnsi" w:eastAsiaTheme="majorEastAsia" w:hAnsiTheme="majorHAnsi" w:cstheme="majorBidi"/>
+      <w:b/>
+      <w:bCs/>
+      <w:i/>
+      <w:iCs/>
+      <w:color w:val="4F81BD" w:themeColor="accent1"/>
+    </w:rPr>
+  </w:style>
+  <w:style w:type="paragraph" w:styleId="HTMLPreformatted">
+    <w:name w:val="HTML Preformatted"/>
+    <w:basedOn w:val="Normal"/>
+    <w:link w:val="HTMLPreformattedChar"/>
+    <w:uiPriority w:val="99"/>
+    <w:semiHidden/>
+    <w:unhideWhenUsed/>
+    <w:rsid w:val="00E554D8"/>
+    <w:pPr>
+      <w:tabs>
+        <w:tab w:val="left" w:pos="916"/>
+        <w:tab w:val="left" w:pos="1832"/>
+        <w:tab w:val="left" w:pos="2748"/>
+        <w:tab w:val="left" w:pos="3664"/>
+        <w:tab w:val="left" w:pos="4580"/>
+        <w:tab w:val="left" w:pos="5496"/>
+        <w:tab w:val="left" w:pos="6412"/>
+        <w:tab w:val="left" w:pos="7328"/>
+        <w:tab w:val="left" w:pos="8244"/>
+        <w:tab w:val="left" w:pos="9160"/>
+        <w:tab w:val="left" w:pos="10076"/>
+        <w:tab w:val="left" w:pos="10992"/>
+        <w:tab w:val="left" w:pos="11908"/>
+        <w:tab w:val="left" w:pos="12824"/>
+        <w:tab w:val="left" w:pos="13740"/>
+        <w:tab w:val="left" w:pos="14656"/>
+      </w:tabs>
+      <w:spacing w:after="0" w:line="240" w:lineRule="auto"/>
+    </w:pPr>
+    <w:rPr>
+      <w:rFonts w:ascii="Courier New" w:eastAsia="Times New Roman" w:hAnsi="Courier New" w:cs="Courier New"/>
+      <w:sz w:val="20"/>
+      <w:szCs w:val="20"/>
+    </w:rPr>
+  </w:style>
+  <w:style w:type="character" w:customStyle="1" w:styleId="HTMLPreformattedChar">
+    <w:name w:val="HTML Preformatted Char"/>
+    <w:basedOn w:val="DefaultParagraphFont"/>
+    <w:link w:val="HTMLPreformatted"/>
+    <w:uiPriority w:val="99"/>
+    <w:semiHidden/>
+    <w:rsid w:val="00E554D8"/>
+    <w:rPr>
+      <w:rFonts w:ascii="Courier New" w:eastAsia="Times New Roman" w:hAnsi="Courier New" w:cs="Courier New"/>
+      <w:sz w:val="20"/>
+      <w:szCs w:val="20"/>
+    </w:rPr>
+  </w:style>
+  <w:style w:type="character" w:customStyle="1" w:styleId="hljs-keyword">
+    <w:name w:val="hljs-keyword"/>
+    <w:basedOn w:val="DefaultParagraphFont"/>
+    <w:rsid w:val="00E554D8"/>
+  </w:style>
+  <w:style w:type="character" w:customStyle="1" w:styleId="hljs-title">
+    <w:name w:val="hljs-title"/>
+    <w:basedOn w:val="DefaultParagraphFont"/>
+    <w:rsid w:val="00E554D8"/>
+  </w:style>
+  <w:style w:type="character" w:customStyle="1" w:styleId="hljs-params">
+    <w:name w:val="hljs-params"/>
+    <w:basedOn w:val="DefaultParagraphFont"/>
+    <w:rsid w:val="00E554D8"/>
+  </w:style>
+  <w:style w:type="character" w:customStyle="1" w:styleId="hljs-string">
+    <w:name w:val="hljs-string"/>
+    <w:basedOn w:val="DefaultParagraphFont"/>
+    <w:rsid w:val="00E554D8"/>
+  </w:style>
+  <w:style w:type="character" w:customStyle="1" w:styleId="hljs-tag">
+    <w:name w:val="hljs-tag"/>
+    <w:basedOn w:val="DefaultParagraphFont"/>
+    <w:rsid w:val="00E554D8"/>
+  </w:style>
+  <w:style w:type="character" w:customStyle="1" w:styleId="hljs-name">
+    <w:name w:val="hljs-name"/>
+    <w:basedOn w:val="DefaultParagraphFont"/>
+    <w:rsid w:val="00E554D8"/>
+  </w:style>
+  <w:style w:type="character" w:customStyle="1" w:styleId="hljs-attr">
+    <w:name w:val="hljs-attr"/>
+    <w:basedOn w:val="DefaultParagraphFont"/>
+    <w:rsid w:val="00E554D8"/>
+  </w:style>
+  <w:style w:type="character" w:customStyle="1" w:styleId="hljs-number">
+    <w:name w:val="hljs-number"/>
+    <w:basedOn w:val="DefaultParagraphFont"/>
+    <w:rsid w:val="00E554D8"/>
+  </w:style>
+  <w:style w:type="character" w:customStyle="1" w:styleId="hljs-comment">
+    <w:name w:val="hljs-comment"/>
+    <w:basedOn w:val="DefaultParagraphFont"/>
+    <w:rsid w:val="00E554D8"/>
+  </w:style>
+  <w:style w:type="character" w:customStyle="1" w:styleId="hljs-literal">
+    <w:name w:val="hljs-literal"/>
+    <w:basedOn w:val="DefaultParagraphFont"/>
+    <w:rsid w:val="00E554D8"/>
+  </w:style>
+  <w:style w:type="character" w:customStyle="1" w:styleId="hljs-function">
+    <w:name w:val="hljs-function"/>
+    <w:basedOn w:val="DefaultParagraphFont"/>
+    <w:rsid w:val="00E554D8"/>
+  </w:style>
+  <w:style w:type="character" w:customStyle="1" w:styleId="hljs-variable">
+    <w:name w:val="hljs-variable"/>
+    <w:basedOn w:val="DefaultParagraphFont"/>
+    <w:rsid w:val="00E554D8"/>
+  </w:style>
+  <w:style w:type="character" w:customStyle="1" w:styleId="hljs-property">
+    <w:name w:val="hljs-property"/>
+    <w:basedOn w:val="DefaultParagraphFont"/>
+    <w:rsid w:val="00E554D8"/>
   </w:style>
 </w:styles>
 </file>
@@ -6758,6 +14961,31 @@
       <w:szCs w:val="27"/>
     </w:rPr>
   </w:style>
+  <w:style w:type="paragraph" w:styleId="Heading4">
+    <w:name w:val="heading 4"/>
+    <w:basedOn w:val="Normal"/>
+    <w:next w:val="Normal"/>
+    <w:link w:val="Heading4Char"/>
+    <w:uiPriority w:val="9"/>
+    <w:semiHidden/>
+    <w:unhideWhenUsed/>
+    <w:qFormat/>
+    <w:rsid w:val="00E554D8"/>
+    <w:pPr>
+      <w:keepNext/>
+      <w:keepLines/>
+      <w:spacing w:before="200" w:after="0"/>
+      <w:outlineLvl w:val="3"/>
+    </w:pPr>
+    <w:rPr>
+      <w:rFonts w:asciiTheme="majorHAnsi" w:eastAsiaTheme="majorEastAsia" w:hAnsiTheme="majorHAnsi" w:cstheme="majorBidi"/>
+      <w:b/>
+      <w:bCs/>
+      <w:i/>
+      <w:iCs/>
+      <w:color w:val="4F81BD" w:themeColor="accent1"/>
+    </w:rPr>
+  </w:style>
   <w:style w:type="character" w:default="1" w:styleId="DefaultParagraphFont">
     <w:name w:val="Default Paragraph Font"/>
     <w:uiPriority w:val="1"/>
@@ -6822,6 +15050,135 @@
       <w:sz w:val="20"/>
       <w:szCs w:val="20"/>
     </w:rPr>
+  </w:style>
+  <w:style w:type="character" w:customStyle="1" w:styleId="Heading4Char">
+    <w:name w:val="Heading 4 Char"/>
+    <w:basedOn w:val="DefaultParagraphFont"/>
+    <w:link w:val="Heading4"/>
+    <w:uiPriority w:val="9"/>
+    <w:semiHidden/>
+    <w:rsid w:val="00E554D8"/>
+    <w:rPr>
+      <w:rFonts w:asciiTheme="majorHAnsi" w:eastAsiaTheme="majorEastAsia" w:hAnsiTheme="majorHAnsi" w:cstheme="majorBidi"/>
+      <w:b/>
+      <w:bCs/>
+      <w:i/>
+      <w:iCs/>
+      <w:color w:val="4F81BD" w:themeColor="accent1"/>
+    </w:rPr>
+  </w:style>
+  <w:style w:type="paragraph" w:styleId="HTMLPreformatted">
+    <w:name w:val="HTML Preformatted"/>
+    <w:basedOn w:val="Normal"/>
+    <w:link w:val="HTMLPreformattedChar"/>
+    <w:uiPriority w:val="99"/>
+    <w:semiHidden/>
+    <w:unhideWhenUsed/>
+    <w:rsid w:val="00E554D8"/>
+    <w:pPr>
+      <w:tabs>
+        <w:tab w:val="left" w:pos="916"/>
+        <w:tab w:val="left" w:pos="1832"/>
+        <w:tab w:val="left" w:pos="2748"/>
+        <w:tab w:val="left" w:pos="3664"/>
+        <w:tab w:val="left" w:pos="4580"/>
+        <w:tab w:val="left" w:pos="5496"/>
+        <w:tab w:val="left" w:pos="6412"/>
+        <w:tab w:val="left" w:pos="7328"/>
+        <w:tab w:val="left" w:pos="8244"/>
+        <w:tab w:val="left" w:pos="9160"/>
+        <w:tab w:val="left" w:pos="10076"/>
+        <w:tab w:val="left" w:pos="10992"/>
+        <w:tab w:val="left" w:pos="11908"/>
+        <w:tab w:val="left" w:pos="12824"/>
+        <w:tab w:val="left" w:pos="13740"/>
+        <w:tab w:val="left" w:pos="14656"/>
+      </w:tabs>
+      <w:spacing w:after="0" w:line="240" w:lineRule="auto"/>
+    </w:pPr>
+    <w:rPr>
+      <w:rFonts w:ascii="Courier New" w:eastAsia="Times New Roman" w:hAnsi="Courier New" w:cs="Courier New"/>
+      <w:sz w:val="20"/>
+      <w:szCs w:val="20"/>
+    </w:rPr>
+  </w:style>
+  <w:style w:type="character" w:customStyle="1" w:styleId="HTMLPreformattedChar">
+    <w:name w:val="HTML Preformatted Char"/>
+    <w:basedOn w:val="DefaultParagraphFont"/>
+    <w:link w:val="HTMLPreformatted"/>
+    <w:uiPriority w:val="99"/>
+    <w:semiHidden/>
+    <w:rsid w:val="00E554D8"/>
+    <w:rPr>
+      <w:rFonts w:ascii="Courier New" w:eastAsia="Times New Roman" w:hAnsi="Courier New" w:cs="Courier New"/>
+      <w:sz w:val="20"/>
+      <w:szCs w:val="20"/>
+    </w:rPr>
+  </w:style>
+  <w:style w:type="character" w:customStyle="1" w:styleId="hljs-keyword">
+    <w:name w:val="hljs-keyword"/>
+    <w:basedOn w:val="DefaultParagraphFont"/>
+    <w:rsid w:val="00E554D8"/>
+  </w:style>
+  <w:style w:type="character" w:customStyle="1" w:styleId="hljs-title">
+    <w:name w:val="hljs-title"/>
+    <w:basedOn w:val="DefaultParagraphFont"/>
+    <w:rsid w:val="00E554D8"/>
+  </w:style>
+  <w:style w:type="character" w:customStyle="1" w:styleId="hljs-params">
+    <w:name w:val="hljs-params"/>
+    <w:basedOn w:val="DefaultParagraphFont"/>
+    <w:rsid w:val="00E554D8"/>
+  </w:style>
+  <w:style w:type="character" w:customStyle="1" w:styleId="hljs-string">
+    <w:name w:val="hljs-string"/>
+    <w:basedOn w:val="DefaultParagraphFont"/>
+    <w:rsid w:val="00E554D8"/>
+  </w:style>
+  <w:style w:type="character" w:customStyle="1" w:styleId="hljs-tag">
+    <w:name w:val="hljs-tag"/>
+    <w:basedOn w:val="DefaultParagraphFont"/>
+    <w:rsid w:val="00E554D8"/>
+  </w:style>
+  <w:style w:type="character" w:customStyle="1" w:styleId="hljs-name">
+    <w:name w:val="hljs-name"/>
+    <w:basedOn w:val="DefaultParagraphFont"/>
+    <w:rsid w:val="00E554D8"/>
+  </w:style>
+  <w:style w:type="character" w:customStyle="1" w:styleId="hljs-attr">
+    <w:name w:val="hljs-attr"/>
+    <w:basedOn w:val="DefaultParagraphFont"/>
+    <w:rsid w:val="00E554D8"/>
+  </w:style>
+  <w:style w:type="character" w:customStyle="1" w:styleId="hljs-number">
+    <w:name w:val="hljs-number"/>
+    <w:basedOn w:val="DefaultParagraphFont"/>
+    <w:rsid w:val="00E554D8"/>
+  </w:style>
+  <w:style w:type="character" w:customStyle="1" w:styleId="hljs-comment">
+    <w:name w:val="hljs-comment"/>
+    <w:basedOn w:val="DefaultParagraphFont"/>
+    <w:rsid w:val="00E554D8"/>
+  </w:style>
+  <w:style w:type="character" w:customStyle="1" w:styleId="hljs-literal">
+    <w:name w:val="hljs-literal"/>
+    <w:basedOn w:val="DefaultParagraphFont"/>
+    <w:rsid w:val="00E554D8"/>
+  </w:style>
+  <w:style w:type="character" w:customStyle="1" w:styleId="hljs-function">
+    <w:name w:val="hljs-function"/>
+    <w:basedOn w:val="DefaultParagraphFont"/>
+    <w:rsid w:val="00E554D8"/>
+  </w:style>
+  <w:style w:type="character" w:customStyle="1" w:styleId="hljs-variable">
+    <w:name w:val="hljs-variable"/>
+    <w:basedOn w:val="DefaultParagraphFont"/>
+    <w:rsid w:val="00E554D8"/>
+  </w:style>
+  <w:style w:type="character" w:customStyle="1" w:styleId="hljs-property">
+    <w:name w:val="hljs-property"/>
+    <w:basedOn w:val="DefaultParagraphFont"/>
+    <w:rsid w:val="00E554D8"/>
   </w:style>
 </w:styles>
 </file>

--- a/react/interview Questions/Viva Questions/Q1.docx
+++ b/react/interview Questions/Viva Questions/Q1.docx
@@ -7,6 +7,534 @@
         <w:spacing w:before="100" w:beforeAutospacing="1" w:after="100" w:afterAutospacing="1" w:line="240" w:lineRule="auto"/>
         <w:rPr>
           <w:rFonts w:ascii="Times New Roman" w:eastAsia="Times New Roman" w:hAnsi="Times New Roman" w:cs="Times New Roman"/>
+          <w:b/>
+          <w:bCs/>
+          <w:sz w:val="24"/>
+          <w:szCs w:val="24"/>
+        </w:rPr>
+      </w:pPr>
+      <w:bookmarkStart w:id="0" w:name="_GoBack"/>
+    </w:p>
+    <w:p>
+      <w:pPr>
+        <w:spacing w:before="100" w:beforeAutospacing="1" w:after="100" w:afterAutospacing="1" w:line="240" w:lineRule="auto"/>
+      </w:pPr>
+      <w:r>
+        <w:rPr>
+          <w:rFonts w:ascii="Times New Roman" w:eastAsia="Times New Roman" w:hAnsi="Times New Roman" w:cs="Times New Roman"/>
+          <w:b/>
+          <w:bCs/>
+          <w:sz w:val="24"/>
+          <w:szCs w:val="24"/>
+        </w:rPr>
+        <w:t>Q</w:t>
+      </w:r>
+      <w:r>
+        <w:rPr>
+          <w:rFonts w:ascii="Times New Roman" w:eastAsia="Times New Roman" w:hAnsi="Times New Roman" w:cs="Times New Roman"/>
+          <w:b/>
+          <w:bCs/>
+          <w:sz w:val="24"/>
+          <w:szCs w:val="24"/>
+        </w:rPr>
+        <w:t>. What is</w:t>
+      </w:r>
+      <w:r>
+        <w:rPr>
+          <w:rFonts w:ascii="Times New Roman" w:eastAsia="Times New Roman" w:hAnsi="Times New Roman" w:cs="Times New Roman"/>
+          <w:b/>
+          <w:bCs/>
+          <w:sz w:val="24"/>
+          <w:szCs w:val="24"/>
+        </w:rPr>
+        <w:t xml:space="preserve"> React</w:t>
+      </w:r>
+      <w:r>
+        <w:rPr>
+          <w:rFonts w:ascii="Times New Roman" w:eastAsia="Times New Roman" w:hAnsi="Times New Roman" w:cs="Times New Roman"/>
+          <w:b/>
+          <w:bCs/>
+          <w:sz w:val="24"/>
+          <w:szCs w:val="24"/>
+        </w:rPr>
+        <w:t>?</w:t>
+      </w:r>
+      <w:r>
+        <w:rPr>
+          <w:rFonts w:ascii="Times New Roman" w:eastAsia="Times New Roman" w:hAnsi="Times New Roman" w:cs="Times New Roman"/>
+          <w:sz w:val="24"/>
+          <w:szCs w:val="24"/>
+        </w:rPr>
+        <w:br/>
+      </w:r>
+      <w:r>
+        <w:rPr>
+          <w:rFonts w:ascii="Times New Roman" w:eastAsia="Times New Roman" w:hAnsi="Times New Roman" w:cs="Times New Roman"/>
+          <w:b/>
+          <w:bCs/>
+          <w:sz w:val="24"/>
+          <w:szCs w:val="24"/>
+        </w:rPr>
+        <w:t>Answer:</w:t>
+      </w:r>
+      <w:r>
+        <w:rPr>
+          <w:rFonts w:ascii="Times New Roman" w:eastAsia="Times New Roman" w:hAnsi="Times New Roman" w:cs="Times New Roman"/>
+          <w:b/>
+          <w:bCs/>
+          <w:sz w:val="24"/>
+          <w:szCs w:val="24"/>
+        </w:rPr>
+        <w:t xml:space="preserve"> </w:t>
+      </w:r>
+      <w:r>
+        <w:t xml:space="preserve">React </w:t>
+      </w:r>
+      <w:proofErr w:type="spellStart"/>
+      <w:r>
+        <w:t>ek</w:t>
+      </w:r>
+      <w:proofErr w:type="spellEnd"/>
+      <w:r>
+        <w:t xml:space="preserve"> </w:t>
+      </w:r>
+      <w:r>
+        <w:rPr>
+          <w:rStyle w:val="Strong"/>
+        </w:rPr>
+        <w:t>JavaScript library</w:t>
+      </w:r>
+      <w:r>
+        <w:t xml:space="preserve"> </w:t>
+      </w:r>
+      <w:proofErr w:type="spellStart"/>
+      <w:r>
+        <w:t>hai</w:t>
+      </w:r>
+      <w:proofErr w:type="spellEnd"/>
+      <w:r>
+        <w:t xml:space="preserve"> </w:t>
+      </w:r>
+      <w:proofErr w:type="spellStart"/>
+      <w:proofErr w:type="gramStart"/>
+      <w:r>
+        <w:t>jo</w:t>
+      </w:r>
+      <w:proofErr w:type="spellEnd"/>
+      <w:proofErr w:type="gramEnd"/>
+      <w:r>
+        <w:t xml:space="preserve"> </w:t>
+      </w:r>
+      <w:r>
+        <w:rPr>
+          <w:rStyle w:val="Strong"/>
+        </w:rPr>
+        <w:t>UI (User Interface)</w:t>
+      </w:r>
+      <w:r>
+        <w:t xml:space="preserve"> </w:t>
+      </w:r>
+      <w:proofErr w:type="spellStart"/>
+      <w:r>
+        <w:t>banane</w:t>
+      </w:r>
+      <w:proofErr w:type="spellEnd"/>
+      <w:r>
+        <w:t xml:space="preserve"> </w:t>
+      </w:r>
+      <w:proofErr w:type="spellStart"/>
+      <w:r>
+        <w:t>ke</w:t>
+      </w:r>
+      <w:proofErr w:type="spellEnd"/>
+      <w:r>
+        <w:t xml:space="preserve"> </w:t>
+      </w:r>
+      <w:proofErr w:type="spellStart"/>
+      <w:r>
+        <w:t>liye</w:t>
+      </w:r>
+      <w:proofErr w:type="spellEnd"/>
+      <w:r>
+        <w:t xml:space="preserve"> use </w:t>
+      </w:r>
+      <w:proofErr w:type="spellStart"/>
+      <w:r>
+        <w:t>hoti</w:t>
+      </w:r>
+      <w:proofErr w:type="spellEnd"/>
+      <w:r>
+        <w:t xml:space="preserve"> </w:t>
+      </w:r>
+      <w:proofErr w:type="spellStart"/>
+      <w:r>
+        <w:t>hai</w:t>
+      </w:r>
+      <w:proofErr w:type="spellEnd"/>
+      <w:r>
+        <w:t xml:space="preserve">, especially </w:t>
+      </w:r>
+      <w:r>
+        <w:rPr>
+          <w:rStyle w:val="Strong"/>
+        </w:rPr>
+        <w:t>single page applications</w:t>
+      </w:r>
+      <w:r>
+        <w:t xml:space="preserve"> </w:t>
+      </w:r>
+      <w:proofErr w:type="spellStart"/>
+      <w:r>
+        <w:t>ke</w:t>
+      </w:r>
+      <w:proofErr w:type="spellEnd"/>
+      <w:r>
+        <w:t xml:space="preserve"> </w:t>
+      </w:r>
+      <w:proofErr w:type="spellStart"/>
+      <w:r>
+        <w:t>liye</w:t>
+      </w:r>
+      <w:proofErr w:type="spellEnd"/>
+      <w:r>
+        <w:t xml:space="preserve">. </w:t>
+      </w:r>
+      <w:proofErr w:type="spellStart"/>
+      <w:proofErr w:type="gramStart"/>
+      <w:r>
+        <w:t>Isko</w:t>
+      </w:r>
+      <w:proofErr w:type="spellEnd"/>
+      <w:r>
+        <w:t xml:space="preserve"> </w:t>
+      </w:r>
+      <w:r>
+        <w:rPr>
+          <w:rStyle w:val="Strong"/>
+        </w:rPr>
+        <w:t>Facebook</w:t>
+      </w:r>
+      <w:r>
+        <w:t xml:space="preserve"> ne </w:t>
+      </w:r>
+      <w:proofErr w:type="spellStart"/>
+      <w:r>
+        <w:t>banaya</w:t>
+      </w:r>
+      <w:proofErr w:type="spellEnd"/>
+      <w:r>
+        <w:t xml:space="preserve"> </w:t>
+      </w:r>
+      <w:proofErr w:type="spellStart"/>
+      <w:r>
+        <w:t>tha</w:t>
+      </w:r>
+      <w:proofErr w:type="spellEnd"/>
+      <w:r>
+        <w:t xml:space="preserve">, </w:t>
+      </w:r>
+      <w:proofErr w:type="spellStart"/>
+      <w:r>
+        <w:t>aur</w:t>
+      </w:r>
+      <w:proofErr w:type="spellEnd"/>
+      <w:r>
+        <w:t xml:space="preserve"> </w:t>
+      </w:r>
+      <w:proofErr w:type="spellStart"/>
+      <w:r>
+        <w:t>aaj</w:t>
+      </w:r>
+      <w:proofErr w:type="spellEnd"/>
+      <w:r>
+        <w:t xml:space="preserve"> ye front-end development </w:t>
+      </w:r>
+      <w:proofErr w:type="spellStart"/>
+      <w:r>
+        <w:t>ka</w:t>
+      </w:r>
+      <w:proofErr w:type="spellEnd"/>
+      <w:r>
+        <w:t xml:space="preserve"> </w:t>
+      </w:r>
+      <w:proofErr w:type="spellStart"/>
+      <w:r>
+        <w:t>ek</w:t>
+      </w:r>
+      <w:proofErr w:type="spellEnd"/>
+      <w:r>
+        <w:t xml:space="preserve"> </w:t>
+      </w:r>
+      <w:proofErr w:type="spellStart"/>
+      <w:r>
+        <w:t>bahut</w:t>
+      </w:r>
+      <w:proofErr w:type="spellEnd"/>
+      <w:r>
+        <w:t xml:space="preserve"> popular tool </w:t>
+      </w:r>
+      <w:proofErr w:type="spellStart"/>
+      <w:r>
+        <w:t>hai</w:t>
+      </w:r>
+      <w:proofErr w:type="spellEnd"/>
+      <w:r>
+        <w:t>.</w:t>
+      </w:r>
+      <w:proofErr w:type="gramEnd"/>
+    </w:p>
+    <w:p>
+      <w:pPr>
+        <w:spacing w:before="100" w:beforeAutospacing="1" w:after="100" w:afterAutospacing="1" w:line="240" w:lineRule="auto"/>
+        <w:outlineLvl w:val="2"/>
+        <w:rPr>
+          <w:rFonts w:ascii="Times New Roman" w:eastAsia="Times New Roman" w:hAnsi="Times New Roman" w:cs="Times New Roman"/>
+          <w:b/>
+          <w:bCs/>
+          <w:sz w:val="27"/>
+          <w:szCs w:val="27"/>
+        </w:rPr>
+      </w:pPr>
+      <w:r>
+        <w:rPr>
+          <w:rFonts w:ascii="Times New Roman" w:eastAsia="Times New Roman" w:hAnsi="Times New Roman" w:cs="Times New Roman"/>
+          <w:b/>
+          <w:bCs/>
+          <w:sz w:val="27"/>
+          <w:szCs w:val="27"/>
+        </w:rPr>
+        <w:t xml:space="preserve">React </w:t>
+      </w:r>
+      <w:proofErr w:type="spellStart"/>
+      <w:r>
+        <w:rPr>
+          <w:rFonts w:ascii="Times New Roman" w:eastAsia="Times New Roman" w:hAnsi="Times New Roman" w:cs="Times New Roman"/>
+          <w:b/>
+          <w:bCs/>
+          <w:sz w:val="27"/>
+          <w:szCs w:val="27"/>
+        </w:rPr>
+        <w:t>ka</w:t>
+      </w:r>
+      <w:proofErr w:type="spellEnd"/>
+      <w:r>
+        <w:rPr>
+          <w:rFonts w:ascii="Times New Roman" w:eastAsia="Times New Roman" w:hAnsi="Times New Roman" w:cs="Times New Roman"/>
+          <w:b/>
+          <w:bCs/>
+          <w:sz w:val="27"/>
+          <w:szCs w:val="27"/>
+        </w:rPr>
+        <w:t xml:space="preserve"> use </w:t>
+      </w:r>
+      <w:proofErr w:type="spellStart"/>
+      <w:r>
+        <w:rPr>
+          <w:rFonts w:ascii="Times New Roman" w:eastAsia="Times New Roman" w:hAnsi="Times New Roman" w:cs="Times New Roman"/>
+          <w:b/>
+          <w:bCs/>
+          <w:sz w:val="27"/>
+          <w:szCs w:val="27"/>
+        </w:rPr>
+        <w:t>kyu</w:t>
+      </w:r>
+      <w:proofErr w:type="spellEnd"/>
+      <w:r>
+        <w:rPr>
+          <w:rFonts w:ascii="Times New Roman" w:eastAsia="Times New Roman" w:hAnsi="Times New Roman" w:cs="Times New Roman"/>
+          <w:b/>
+          <w:bCs/>
+          <w:sz w:val="27"/>
+          <w:szCs w:val="27"/>
+        </w:rPr>
+        <w:t xml:space="preserve"> </w:t>
+      </w:r>
+      <w:proofErr w:type="spellStart"/>
+      <w:r>
+        <w:rPr>
+          <w:rFonts w:ascii="Times New Roman" w:eastAsia="Times New Roman" w:hAnsi="Times New Roman" w:cs="Times New Roman"/>
+          <w:b/>
+          <w:bCs/>
+          <w:sz w:val="27"/>
+          <w:szCs w:val="27"/>
+        </w:rPr>
+        <w:t>karte</w:t>
+      </w:r>
+      <w:proofErr w:type="spellEnd"/>
+      <w:r>
+        <w:rPr>
+          <w:rFonts w:ascii="Times New Roman" w:eastAsia="Times New Roman" w:hAnsi="Times New Roman" w:cs="Times New Roman"/>
+          <w:b/>
+          <w:bCs/>
+          <w:sz w:val="27"/>
+          <w:szCs w:val="27"/>
+        </w:rPr>
+        <w:t xml:space="preserve"> </w:t>
+      </w:r>
+      <w:proofErr w:type="spellStart"/>
+      <w:r>
+        <w:rPr>
+          <w:rFonts w:ascii="Times New Roman" w:eastAsia="Times New Roman" w:hAnsi="Times New Roman" w:cs="Times New Roman"/>
+          <w:b/>
+          <w:bCs/>
+          <w:sz w:val="27"/>
+          <w:szCs w:val="27"/>
+        </w:rPr>
+        <w:t>hain</w:t>
+      </w:r>
+      <w:proofErr w:type="spellEnd"/>
+      <w:r>
+        <w:rPr>
+          <w:rFonts w:ascii="Times New Roman" w:eastAsia="Times New Roman" w:hAnsi="Times New Roman" w:cs="Times New Roman"/>
+          <w:b/>
+          <w:bCs/>
+          <w:sz w:val="27"/>
+          <w:szCs w:val="27"/>
+        </w:rPr>
+        <w:t>?</w:t>
+      </w:r>
+    </w:p>
+    <w:p>
+      <w:pPr>
+        <w:numPr>
+          <w:ilvl w:val="0"/>
+          <w:numId w:val="5"/>
+        </w:numPr>
+        <w:spacing w:before="100" w:beforeAutospacing="1" w:after="100" w:afterAutospacing="1" w:line="240" w:lineRule="auto"/>
+        <w:rPr>
+          <w:rFonts w:ascii="Times New Roman" w:eastAsia="Times New Roman" w:hAnsi="Times New Roman" w:cs="Times New Roman"/>
+          <w:sz w:val="24"/>
+          <w:szCs w:val="24"/>
+        </w:rPr>
+      </w:pPr>
+      <w:r>
+        <w:rPr>
+          <w:rFonts w:ascii="Times New Roman" w:eastAsia="Times New Roman" w:hAnsi="Times New Roman" w:cs="Times New Roman"/>
+          <w:sz w:val="24"/>
+          <w:szCs w:val="24"/>
+        </w:rPr>
+        <w:t>Fast performance</w:t>
+      </w:r>
+    </w:p>
+    <w:p>
+      <w:pPr>
+        <w:numPr>
+          <w:ilvl w:val="0"/>
+          <w:numId w:val="5"/>
+        </w:numPr>
+        <w:spacing w:before="100" w:beforeAutospacing="1" w:after="100" w:afterAutospacing="1" w:line="240" w:lineRule="auto"/>
+        <w:rPr>
+          <w:rFonts w:ascii="Times New Roman" w:eastAsia="Times New Roman" w:hAnsi="Times New Roman" w:cs="Times New Roman"/>
+          <w:sz w:val="24"/>
+          <w:szCs w:val="24"/>
+        </w:rPr>
+      </w:pPr>
+      <w:r>
+        <w:rPr>
+          <w:rFonts w:ascii="Times New Roman" w:eastAsia="Times New Roman" w:hAnsi="Times New Roman" w:cs="Times New Roman"/>
+          <w:sz w:val="24"/>
+          <w:szCs w:val="24"/>
+        </w:rPr>
+        <w:t>Reusable components</w:t>
+      </w:r>
+    </w:p>
+    <w:p>
+      <w:pPr>
+        <w:numPr>
+          <w:ilvl w:val="0"/>
+          <w:numId w:val="5"/>
+        </w:numPr>
+        <w:spacing w:before="100" w:beforeAutospacing="1" w:after="100" w:afterAutospacing="1" w:line="240" w:lineRule="auto"/>
+        <w:rPr>
+          <w:rFonts w:ascii="Times New Roman" w:eastAsia="Times New Roman" w:hAnsi="Times New Roman" w:cs="Times New Roman"/>
+          <w:sz w:val="24"/>
+          <w:szCs w:val="24"/>
+        </w:rPr>
+      </w:pPr>
+      <w:r>
+        <w:rPr>
+          <w:rFonts w:ascii="Times New Roman" w:eastAsia="Times New Roman" w:hAnsi="Times New Roman" w:cs="Times New Roman"/>
+          <w:sz w:val="24"/>
+          <w:szCs w:val="24"/>
+        </w:rPr>
+        <w:t xml:space="preserve">Large community </w:t>
+      </w:r>
+      <w:proofErr w:type="spellStart"/>
+      <w:r>
+        <w:rPr>
+          <w:rFonts w:ascii="Times New Roman" w:eastAsia="Times New Roman" w:hAnsi="Times New Roman" w:cs="Times New Roman"/>
+          <w:sz w:val="24"/>
+          <w:szCs w:val="24"/>
+        </w:rPr>
+        <w:t>aur</w:t>
+      </w:r>
+      <w:proofErr w:type="spellEnd"/>
+      <w:r>
+        <w:rPr>
+          <w:rFonts w:ascii="Times New Roman" w:eastAsia="Times New Roman" w:hAnsi="Times New Roman" w:cs="Times New Roman"/>
+          <w:sz w:val="24"/>
+          <w:szCs w:val="24"/>
+        </w:rPr>
+        <w:t xml:space="preserve"> support</w:t>
+      </w:r>
+    </w:p>
+    <w:p>
+      <w:pPr>
+        <w:numPr>
+          <w:ilvl w:val="0"/>
+          <w:numId w:val="5"/>
+        </w:numPr>
+        <w:spacing w:before="100" w:beforeAutospacing="1" w:after="100" w:afterAutospacing="1" w:line="240" w:lineRule="auto"/>
+        <w:rPr>
+          <w:rFonts w:ascii="Times New Roman" w:eastAsia="Times New Roman" w:hAnsi="Times New Roman" w:cs="Times New Roman"/>
+          <w:sz w:val="24"/>
+          <w:szCs w:val="24"/>
+        </w:rPr>
+      </w:pPr>
+      <w:r>
+        <w:rPr>
+          <w:rFonts w:ascii="Times New Roman" w:eastAsia="Times New Roman" w:hAnsi="Times New Roman" w:cs="Times New Roman"/>
+          <w:sz w:val="24"/>
+          <w:szCs w:val="24"/>
+        </w:rPr>
+        <w:t>Easy integration with other libraries (</w:t>
+      </w:r>
+      <w:proofErr w:type="spellStart"/>
+      <w:r>
+        <w:rPr>
+          <w:rFonts w:ascii="Times New Roman" w:eastAsia="Times New Roman" w:hAnsi="Times New Roman" w:cs="Times New Roman"/>
+          <w:sz w:val="24"/>
+          <w:szCs w:val="24"/>
+        </w:rPr>
+        <w:t>Redux</w:t>
+      </w:r>
+      <w:proofErr w:type="spellEnd"/>
+      <w:r>
+        <w:rPr>
+          <w:rFonts w:ascii="Times New Roman" w:eastAsia="Times New Roman" w:hAnsi="Times New Roman" w:cs="Times New Roman"/>
+          <w:sz w:val="24"/>
+          <w:szCs w:val="24"/>
+        </w:rPr>
+        <w:t>, Router, etc.)</w:t>
+      </w:r>
+    </w:p>
+    <w:p>
+      <w:pPr>
+        <w:spacing w:before="100" w:beforeAutospacing="1" w:after="100" w:afterAutospacing="1" w:line="240" w:lineRule="auto"/>
+        <w:rPr>
+          <w:rFonts w:ascii="Times New Roman" w:eastAsia="Times New Roman" w:hAnsi="Times New Roman" w:cs="Times New Roman"/>
+          <w:b/>
+          <w:bCs/>
+          <w:sz w:val="24"/>
+          <w:szCs w:val="24"/>
+        </w:rPr>
+      </w:pPr>
+    </w:p>
+    <w:p>
+      <w:pPr>
+        <w:spacing w:before="100" w:beforeAutospacing="1" w:after="100" w:afterAutospacing="1" w:line="240" w:lineRule="auto"/>
+        <w:rPr>
+          <w:rFonts w:ascii="Times New Roman" w:eastAsia="Times New Roman" w:hAnsi="Times New Roman" w:cs="Times New Roman"/>
           <w:sz w:val="24"/>
           <w:szCs w:val="24"/>
         </w:rPr>
@@ -1895,6 +2423,7 @@
           <w:sz w:val="24"/>
           <w:szCs w:val="24"/>
         </w:rPr>
+        <w:lastRenderedPageBreak/>
         <w:pict>
           <v:rect id="_x0000_i1028" style="width:0;height:1.5pt" o:hralign="center" o:hrstd="t" o:hr="t" fillcolor="#a0a0a0" stroked="f"/>
         </w:pict>
@@ -2903,7 +3432,6 @@
           <w:sz w:val="24"/>
           <w:szCs w:val="24"/>
         </w:rPr>
-        <w:lastRenderedPageBreak/>
         <w:pict>
           <v:rect id="_x0000_i1030" style="width:0;height:1.5pt" o:hralign="center" o:hrstd="t" o:hr="t" fillcolor="#a0a0a0" stroked="f"/>
         </w:pict>
@@ -5163,7 +5691,6 @@
           <w:sz w:val="24"/>
           <w:szCs w:val="24"/>
         </w:rPr>
-        <w:lastRenderedPageBreak/>
         <w:t xml:space="preserve">Q. Props </w:t>
       </w:r>
       <w:proofErr w:type="spellStart"/>
@@ -6554,6 +7081,7 @@
         <w:rPr>
           <w:rStyle w:val="Strong"/>
         </w:rPr>
+        <w:lastRenderedPageBreak/>
         <w:t>Example:</w:t>
       </w:r>
     </w:p>
@@ -7070,7 +7598,6 @@
         <w:pStyle w:val="Heading4"/>
       </w:pPr>
       <w:r>
-        <w:lastRenderedPageBreak/>
         <w:t xml:space="preserve">Question 2: </w:t>
       </w:r>
       <w:r>
@@ -8008,6 +8535,286 @@
       <w:r>
         <w:t>.</w:t>
       </w:r>
+    </w:p>
+    <w:p>
+      <w:pPr>
+        <w:pStyle w:val="Heading2"/>
+      </w:pPr>
+      <w:r>
+        <w:lastRenderedPageBreak/>
+        <w:t xml:space="preserve">1. </w:t>
+      </w:r>
+      <w:r>
+        <w:rPr>
+          <w:rStyle w:val="Strong"/>
+          <w:b/>
+          <w:bCs/>
+        </w:rPr>
+        <w:t>Mounting</w:t>
+      </w:r>
+      <w:r>
+        <w:t xml:space="preserve"> (</w:t>
+      </w:r>
+      <w:proofErr w:type="spellStart"/>
+      <w:r>
+        <w:t>Janm</w:t>
+      </w:r>
+      <w:proofErr w:type="spellEnd"/>
+      <w:r>
+        <w:t>)</w:t>
+      </w:r>
+    </w:p>
+    <w:p>
+      <w:pPr>
+        <w:spacing w:before="100" w:beforeAutospacing="1" w:after="100" w:afterAutospacing="1"/>
+      </w:pPr>
+      <w:r>
+        <w:t xml:space="preserve">Component jab </w:t>
+      </w:r>
+      <w:r>
+        <w:rPr>
+          <w:rStyle w:val="Strong"/>
+        </w:rPr>
+        <w:t xml:space="preserve">first time screen </w:t>
+      </w:r>
+      <w:proofErr w:type="spellStart"/>
+      <w:r>
+        <w:rPr>
+          <w:rStyle w:val="Strong"/>
+        </w:rPr>
+        <w:t>pe</w:t>
+      </w:r>
+      <w:proofErr w:type="spellEnd"/>
+      <w:r>
+        <w:rPr>
+          <w:rStyle w:val="Strong"/>
+        </w:rPr>
+        <w:t xml:space="preserve"> </w:t>
+      </w:r>
+      <w:proofErr w:type="spellStart"/>
+      <w:r>
+        <w:rPr>
+          <w:rStyle w:val="Strong"/>
+        </w:rPr>
+        <w:t>aata</w:t>
+      </w:r>
+      <w:proofErr w:type="spellEnd"/>
+      <w:r>
+        <w:rPr>
+          <w:rStyle w:val="Strong"/>
+        </w:rPr>
+        <w:t xml:space="preserve"> </w:t>
+      </w:r>
+      <w:proofErr w:type="spellStart"/>
+      <w:r>
+        <w:rPr>
+          <w:rStyle w:val="Strong"/>
+        </w:rPr>
+        <w:t>hai</w:t>
+      </w:r>
+      <w:proofErr w:type="spellEnd"/>
+      <w:r>
+        <w:t xml:space="preserve">, tab ye phase </w:t>
+      </w:r>
+      <w:proofErr w:type="spellStart"/>
+      <w:r>
+        <w:t>hota</w:t>
+      </w:r>
+      <w:proofErr w:type="spellEnd"/>
+      <w:r>
+        <w:t xml:space="preserve"> </w:t>
+      </w:r>
+      <w:proofErr w:type="spellStart"/>
+      <w:r>
+        <w:t>hai</w:t>
+      </w:r>
+      <w:proofErr w:type="spellEnd"/>
+      <w:r>
+        <w:t>.</w:t>
+      </w:r>
+    </w:p>
+    <w:p>
+      <w:pPr>
+        <w:pStyle w:val="Heading2"/>
+      </w:pPr>
+      <w:r>
+        <w:t xml:space="preserve">2. </w:t>
+      </w:r>
+      <w:r>
+        <w:rPr>
+          <w:rStyle w:val="Strong"/>
+          <w:b/>
+          <w:bCs/>
+        </w:rPr>
+        <w:t>Updating</w:t>
+      </w:r>
+      <w:r>
+        <w:t xml:space="preserve"> (</w:t>
+      </w:r>
+      <w:proofErr w:type="spellStart"/>
+      <w:r>
+        <w:t>Jeevan</w:t>
+      </w:r>
+      <w:proofErr w:type="spellEnd"/>
+      <w:r>
+        <w:t>)</w:t>
+      </w:r>
+    </w:p>
+    <w:p>
+      <w:pPr>
+        <w:spacing w:before="100" w:beforeAutospacing="1" w:after="100" w:afterAutospacing="1"/>
+      </w:pPr>
+      <w:r>
+        <w:t xml:space="preserve">Jab component </w:t>
+      </w:r>
+      <w:proofErr w:type="spellStart"/>
+      <w:r>
+        <w:t>ka</w:t>
+      </w:r>
+      <w:proofErr w:type="spellEnd"/>
+      <w:r>
+        <w:t xml:space="preserve"> </w:t>
+      </w:r>
+      <w:r>
+        <w:rPr>
+          <w:rStyle w:val="Strong"/>
+        </w:rPr>
+        <w:t xml:space="preserve">state </w:t>
+      </w:r>
+      <w:proofErr w:type="spellStart"/>
+      <w:r>
+        <w:rPr>
+          <w:rStyle w:val="Strong"/>
+        </w:rPr>
+        <w:t>ya</w:t>
+      </w:r>
+      <w:proofErr w:type="spellEnd"/>
+      <w:r>
+        <w:rPr>
+          <w:rStyle w:val="Strong"/>
+        </w:rPr>
+        <w:t xml:space="preserve"> props change </w:t>
+      </w:r>
+      <w:proofErr w:type="spellStart"/>
+      <w:r>
+        <w:rPr>
+          <w:rStyle w:val="Strong"/>
+        </w:rPr>
+        <w:t>hota</w:t>
+      </w:r>
+      <w:proofErr w:type="spellEnd"/>
+      <w:r>
+        <w:rPr>
+          <w:rStyle w:val="Strong"/>
+        </w:rPr>
+        <w:t xml:space="preserve"> </w:t>
+      </w:r>
+      <w:proofErr w:type="spellStart"/>
+      <w:r>
+        <w:rPr>
+          <w:rStyle w:val="Strong"/>
+        </w:rPr>
+        <w:t>hai</w:t>
+      </w:r>
+      <w:proofErr w:type="spellEnd"/>
+      <w:r>
+        <w:t xml:space="preserve">, to component re-render </w:t>
+      </w:r>
+      <w:proofErr w:type="spellStart"/>
+      <w:r>
+        <w:t>hota</w:t>
+      </w:r>
+      <w:proofErr w:type="spellEnd"/>
+      <w:r>
+        <w:t xml:space="preserve"> </w:t>
+      </w:r>
+      <w:proofErr w:type="spellStart"/>
+      <w:r>
+        <w:t>hai</w:t>
+      </w:r>
+      <w:proofErr w:type="spellEnd"/>
+      <w:r>
+        <w:t>.</w:t>
+      </w:r>
+    </w:p>
+    <w:p>
+      <w:pPr>
+        <w:pStyle w:val="Heading2"/>
+      </w:pPr>
+      <w:r>
+        <w:t xml:space="preserve">3. </w:t>
+      </w:r>
+      <w:proofErr w:type="spellStart"/>
+      <w:r>
+        <w:rPr>
+          <w:rStyle w:val="Strong"/>
+          <w:b/>
+          <w:bCs/>
+        </w:rPr>
+        <w:t>Unmounting</w:t>
+      </w:r>
+      <w:proofErr w:type="spellEnd"/>
+      <w:r>
+        <w:t xml:space="preserve"> (</w:t>
+      </w:r>
+      <w:proofErr w:type="spellStart"/>
+      <w:r>
+        <w:t>Mrityu</w:t>
+      </w:r>
+      <w:proofErr w:type="spellEnd"/>
+      <w:r>
+        <w:t>)</w:t>
+      </w:r>
+    </w:p>
+    <w:p>
+      <w:pPr>
+        <w:spacing w:before="100" w:beforeAutospacing="1" w:after="100" w:afterAutospacing="1"/>
+      </w:pPr>
+      <w:r>
+        <w:t xml:space="preserve">Jab component </w:t>
+      </w:r>
+      <w:proofErr w:type="spellStart"/>
+      <w:proofErr w:type="gramStart"/>
+      <w:r>
+        <w:t>ko</w:t>
+      </w:r>
+      <w:proofErr w:type="spellEnd"/>
+      <w:proofErr w:type="gramEnd"/>
+      <w:r>
+        <w:t xml:space="preserve"> screen se </w:t>
+      </w:r>
+      <w:proofErr w:type="spellStart"/>
+      <w:r>
+        <w:rPr>
+          <w:rStyle w:val="Strong"/>
+        </w:rPr>
+        <w:t>hataya</w:t>
+      </w:r>
+      <w:proofErr w:type="spellEnd"/>
+      <w:r>
+        <w:t xml:space="preserve"> </w:t>
+      </w:r>
+      <w:proofErr w:type="spellStart"/>
+      <w:r>
+        <w:t>jaata</w:t>
+      </w:r>
+      <w:proofErr w:type="spellEnd"/>
+      <w:r>
+        <w:t xml:space="preserve"> </w:t>
+      </w:r>
+      <w:proofErr w:type="spellStart"/>
+      <w:r>
+        <w:t>hai</w:t>
+      </w:r>
+      <w:proofErr w:type="spellEnd"/>
+      <w:r>
+        <w:t>.</w:t>
+      </w:r>
+    </w:p>
+    <w:p>
+      <w:pPr>
+        <w:spacing w:before="100" w:beforeAutospacing="1" w:after="100" w:afterAutospacing="1"/>
+      </w:pPr>
     </w:p>
     <w:p>
       <w:pPr>
@@ -8620,7 +9427,6 @@
         <w:rPr>
           <w:rStyle w:val="HTMLCode"/>
         </w:rPr>
-        <w:lastRenderedPageBreak/>
         <w:t>}</w:t>
       </w:r>
     </w:p>
@@ -9079,6 +9885,7 @@
         <w:rPr>
           <w:rStyle w:val="HTMLCode"/>
         </w:rPr>
+        <w:lastRenderedPageBreak/>
         <w:t xml:space="preserve">  </w:t>
       </w:r>
       <w:proofErr w:type="spellStart"/>
@@ -10169,7 +10976,6 @@
       </w:pPr>
       <w:proofErr w:type="spellStart"/>
       <w:r>
-        <w:lastRenderedPageBreak/>
         <w:t>Lekin</w:t>
       </w:r>
       <w:proofErr w:type="spellEnd"/>
@@ -11851,7 +12657,6 @@
         <w:pStyle w:val="Heading4"/>
       </w:pPr>
       <w:r>
-        <w:lastRenderedPageBreak/>
         <w:t xml:space="preserve">Question 5: </w:t>
       </w:r>
       <w:r>
@@ -12253,6 +13058,7 @@
         <w:rPr>
           <w:rStyle w:val="hljs-keyword"/>
         </w:rPr>
+        <w:lastRenderedPageBreak/>
         <w:t>function</w:t>
       </w:r>
       <w:proofErr w:type="gramEnd"/>
@@ -13627,7 +14433,6 @@
         <w:spacing w:before="100" w:beforeAutospacing="1" w:after="100" w:afterAutospacing="1"/>
       </w:pPr>
       <w:r>
-        <w:lastRenderedPageBreak/>
         <w:t xml:space="preserve">Is example me, hum </w:t>
       </w:r>
       <w:proofErr w:type="spellStart"/>
@@ -13755,7 +14560,6 @@
       <w:r>
         <w:t xml:space="preserve"> </w:t>
       </w:r>
-      <w:bookmarkStart w:id="0" w:name="_GoBack"/>
       <w:bookmarkEnd w:id="0"/>
     </w:p>
     <w:sectPr>
@@ -14218,6 +15022,155 @@
     </w:lvl>
   </w:abstractNum>
   <w:abstractNum w:abstractNumId="3">
+    <w:nsid w:val="6AFD31D9"/>
+    <w:multiLevelType w:val="multilevel"/>
+    <w:tmpl w:val="0C986DD0"/>
+    <w:lvl w:ilvl="0">
+      <w:start w:val="1"/>
+      <w:numFmt w:val="bullet"/>
+      <w:lvlText w:val=""/>
+      <w:lvlJc w:val="left"/>
+      <w:pPr>
+        <w:tabs>
+          <w:tab w:val="num" w:pos="720"/>
+        </w:tabs>
+        <w:ind w:left="720" w:hanging="360"/>
+      </w:pPr>
+      <w:rPr>
+        <w:rFonts w:ascii="Symbol" w:hAnsi="Symbol" w:hint="default"/>
+        <w:sz w:val="20"/>
+      </w:rPr>
+    </w:lvl>
+    <w:lvl w:ilvl="1" w:tentative="1">
+      <w:start w:val="1"/>
+      <w:numFmt w:val="bullet"/>
+      <w:lvlText w:val="o"/>
+      <w:lvlJc w:val="left"/>
+      <w:pPr>
+        <w:tabs>
+          <w:tab w:val="num" w:pos="1440"/>
+        </w:tabs>
+        <w:ind w:left="1440" w:hanging="360"/>
+      </w:pPr>
+      <w:rPr>
+        <w:rFonts w:ascii="Courier New" w:hAnsi="Courier New" w:hint="default"/>
+        <w:sz w:val="20"/>
+      </w:rPr>
+    </w:lvl>
+    <w:lvl w:ilvl="2" w:tentative="1">
+      <w:start w:val="1"/>
+      <w:numFmt w:val="bullet"/>
+      <w:lvlText w:val=""/>
+      <w:lvlJc w:val="left"/>
+      <w:pPr>
+        <w:tabs>
+          <w:tab w:val="num" w:pos="2160"/>
+        </w:tabs>
+        <w:ind w:left="2160" w:hanging="360"/>
+      </w:pPr>
+      <w:rPr>
+        <w:rFonts w:ascii="Wingdings" w:hAnsi="Wingdings" w:hint="default"/>
+        <w:sz w:val="20"/>
+      </w:rPr>
+    </w:lvl>
+    <w:lvl w:ilvl="3" w:tentative="1">
+      <w:start w:val="1"/>
+      <w:numFmt w:val="bullet"/>
+      <w:lvlText w:val=""/>
+      <w:lvlJc w:val="left"/>
+      <w:pPr>
+        <w:tabs>
+          <w:tab w:val="num" w:pos="2880"/>
+        </w:tabs>
+        <w:ind w:left="2880" w:hanging="360"/>
+      </w:pPr>
+      <w:rPr>
+        <w:rFonts w:ascii="Wingdings" w:hAnsi="Wingdings" w:hint="default"/>
+        <w:sz w:val="20"/>
+      </w:rPr>
+    </w:lvl>
+    <w:lvl w:ilvl="4" w:tentative="1">
+      <w:start w:val="1"/>
+      <w:numFmt w:val="bullet"/>
+      <w:lvlText w:val=""/>
+      <w:lvlJc w:val="left"/>
+      <w:pPr>
+        <w:tabs>
+          <w:tab w:val="num" w:pos="3600"/>
+        </w:tabs>
+        <w:ind w:left="3600" w:hanging="360"/>
+      </w:pPr>
+      <w:rPr>
+        <w:rFonts w:ascii="Wingdings" w:hAnsi="Wingdings" w:hint="default"/>
+        <w:sz w:val="20"/>
+      </w:rPr>
+    </w:lvl>
+    <w:lvl w:ilvl="5" w:tentative="1">
+      <w:start w:val="1"/>
+      <w:numFmt w:val="bullet"/>
+      <w:lvlText w:val=""/>
+      <w:lvlJc w:val="left"/>
+      <w:pPr>
+        <w:tabs>
+          <w:tab w:val="num" w:pos="4320"/>
+        </w:tabs>
+        <w:ind w:left="4320" w:hanging="360"/>
+      </w:pPr>
+      <w:rPr>
+        <w:rFonts w:ascii="Wingdings" w:hAnsi="Wingdings" w:hint="default"/>
+        <w:sz w:val="20"/>
+      </w:rPr>
+    </w:lvl>
+    <w:lvl w:ilvl="6" w:tentative="1">
+      <w:start w:val="1"/>
+      <w:numFmt w:val="bullet"/>
+      <w:lvlText w:val=""/>
+      <w:lvlJc w:val="left"/>
+      <w:pPr>
+        <w:tabs>
+          <w:tab w:val="num" w:pos="5040"/>
+        </w:tabs>
+        <w:ind w:left="5040" w:hanging="360"/>
+      </w:pPr>
+      <w:rPr>
+        <w:rFonts w:ascii="Wingdings" w:hAnsi="Wingdings" w:hint="default"/>
+        <w:sz w:val="20"/>
+      </w:rPr>
+    </w:lvl>
+    <w:lvl w:ilvl="7" w:tentative="1">
+      <w:start w:val="1"/>
+      <w:numFmt w:val="bullet"/>
+      <w:lvlText w:val=""/>
+      <w:lvlJc w:val="left"/>
+      <w:pPr>
+        <w:tabs>
+          <w:tab w:val="num" w:pos="5760"/>
+        </w:tabs>
+        <w:ind w:left="5760" w:hanging="360"/>
+      </w:pPr>
+      <w:rPr>
+        <w:rFonts w:ascii="Wingdings" w:hAnsi="Wingdings" w:hint="default"/>
+        <w:sz w:val="20"/>
+      </w:rPr>
+    </w:lvl>
+    <w:lvl w:ilvl="8" w:tentative="1">
+      <w:start w:val="1"/>
+      <w:numFmt w:val="bullet"/>
+      <w:lvlText w:val=""/>
+      <w:lvlJc w:val="left"/>
+      <w:pPr>
+        <w:tabs>
+          <w:tab w:val="num" w:pos="6480"/>
+        </w:tabs>
+        <w:ind w:left="6480" w:hanging="360"/>
+      </w:pPr>
+      <w:rPr>
+        <w:rFonts w:ascii="Wingdings" w:hAnsi="Wingdings" w:hint="default"/>
+        <w:sz w:val="20"/>
+      </w:rPr>
+    </w:lvl>
+  </w:abstractNum>
+  <w:abstractNum w:abstractNumId="4">
     <w:nsid w:val="714A0020"/>
     <w:multiLevelType w:val="multilevel"/>
     <w:tmpl w:val="0D7E169E"/>
@@ -14373,10 +15326,13 @@
     <w:abstractNumId w:val="2"/>
   </w:num>
   <w:num w:numId="3">
-    <w:abstractNumId w:val="3"/>
+    <w:abstractNumId w:val="4"/>
   </w:num>
   <w:num w:numId="4">
     <w:abstractNumId w:val="1"/>
+  </w:num>
+  <w:num w:numId="5">
+    <w:abstractNumId w:val="3"/>
   </w:num>
 </w:numbering>
 </file>
@@ -14540,6 +15496,30 @@
   <w:style w:type="paragraph" w:default="1" w:styleId="Normal">
     <w:name w:val="Normal"/>
     <w:qFormat/>
+  </w:style>
+  <w:style w:type="paragraph" w:styleId="Heading2">
+    <w:name w:val="heading 2"/>
+    <w:basedOn w:val="Normal"/>
+    <w:next w:val="Normal"/>
+    <w:link w:val="Heading2Char"/>
+    <w:uiPriority w:val="9"/>
+    <w:unhideWhenUsed/>
+    <w:qFormat/>
+    <w:rsid w:val="00C00999"/>
+    <w:pPr>
+      <w:keepNext/>
+      <w:keepLines/>
+      <w:spacing w:before="200" w:after="0"/>
+      <w:outlineLvl w:val="1"/>
+    </w:pPr>
+    <w:rPr>
+      <w:rFonts w:asciiTheme="majorHAnsi" w:eastAsiaTheme="majorEastAsia" w:hAnsiTheme="majorHAnsi" w:cstheme="majorBidi"/>
+      <w:b/>
+      <w:bCs/>
+      <w:color w:val="4F81BD" w:themeColor="accent1"/>
+      <w:sz w:val="26"/>
+      <w:szCs w:val="26"/>
+    </w:rPr>
   </w:style>
   <w:style w:type="paragraph" w:styleId="Heading3">
     <w:name w:val="heading 3"/>
@@ -14779,6 +15759,21 @@
     <w:basedOn w:val="DefaultParagraphFont"/>
     <w:rsid w:val="00E554D8"/>
   </w:style>
+  <w:style w:type="character" w:customStyle="1" w:styleId="Heading2Char">
+    <w:name w:val="Heading 2 Char"/>
+    <w:basedOn w:val="DefaultParagraphFont"/>
+    <w:link w:val="Heading2"/>
+    <w:uiPriority w:val="9"/>
+    <w:rsid w:val="00C00999"/>
+    <w:rPr>
+      <w:rFonts w:asciiTheme="majorHAnsi" w:eastAsiaTheme="majorEastAsia" w:hAnsiTheme="majorHAnsi" w:cstheme="majorBidi"/>
+      <w:b/>
+      <w:bCs/>
+      <w:color w:val="4F81BD" w:themeColor="accent1"/>
+      <w:sz w:val="26"/>
+      <w:szCs w:val="26"/>
+    </w:rPr>
+  </w:style>
 </w:styles>
 </file>
 
@@ -14941,6 +15936,30 @@
   <w:style w:type="paragraph" w:default="1" w:styleId="Normal">
     <w:name w:val="Normal"/>
     <w:qFormat/>
+  </w:style>
+  <w:style w:type="paragraph" w:styleId="Heading2">
+    <w:name w:val="heading 2"/>
+    <w:basedOn w:val="Normal"/>
+    <w:next w:val="Normal"/>
+    <w:link w:val="Heading2Char"/>
+    <w:uiPriority w:val="9"/>
+    <w:unhideWhenUsed/>
+    <w:qFormat/>
+    <w:rsid w:val="00C00999"/>
+    <w:pPr>
+      <w:keepNext/>
+      <w:keepLines/>
+      <w:spacing w:before="200" w:after="0"/>
+      <w:outlineLvl w:val="1"/>
+    </w:pPr>
+    <w:rPr>
+      <w:rFonts w:asciiTheme="majorHAnsi" w:eastAsiaTheme="majorEastAsia" w:hAnsiTheme="majorHAnsi" w:cstheme="majorBidi"/>
+      <w:b/>
+      <w:bCs/>
+      <w:color w:val="4F81BD" w:themeColor="accent1"/>
+      <w:sz w:val="26"/>
+      <w:szCs w:val="26"/>
+    </w:rPr>
   </w:style>
   <w:style w:type="paragraph" w:styleId="Heading3">
     <w:name w:val="heading 3"/>
@@ -15179,6 +16198,21 @@
     <w:name w:val="hljs-property"/>
     <w:basedOn w:val="DefaultParagraphFont"/>
     <w:rsid w:val="00E554D8"/>
+  </w:style>
+  <w:style w:type="character" w:customStyle="1" w:styleId="Heading2Char">
+    <w:name w:val="Heading 2 Char"/>
+    <w:basedOn w:val="DefaultParagraphFont"/>
+    <w:link w:val="Heading2"/>
+    <w:uiPriority w:val="9"/>
+    <w:rsid w:val="00C00999"/>
+    <w:rPr>
+      <w:rFonts w:asciiTheme="majorHAnsi" w:eastAsiaTheme="majorEastAsia" w:hAnsiTheme="majorHAnsi" w:cstheme="majorBidi"/>
+      <w:b/>
+      <w:bCs/>
+      <w:color w:val="4F81BD" w:themeColor="accent1"/>
+      <w:sz w:val="26"/>
+      <w:szCs w:val="26"/>
+    </w:rPr>
   </w:style>
 </w:styles>
 </file>

--- a/react/interview Questions/Viva Questions/Q1.docx
+++ b/react/interview Questions/Viva Questions/Q1.docx
@@ -13,7 +13,6 @@
           <w:szCs w:val="24"/>
         </w:rPr>
       </w:pPr>
-      <w:bookmarkStart w:id="0" w:name="_GoBack"/>
     </w:p>
     <w:p>
       <w:pPr>
@@ -4330,6 +4329,18 @@
               </w:rPr>
               <w:t>Virtual DOM</w:t>
             </w:r>
+            <w:r>
+              <w:rPr>
+                <w:rFonts w:ascii="Times New Roman" w:eastAsia="Times New Roman" w:hAnsi="Times New Roman" w:cs="Times New Roman"/>
+                <w:b/>
+                <w:bCs/>
+                <w:sz w:val="24"/>
+                <w:szCs w:val="24"/>
+              </w:rPr>
+              <w:t xml:space="preserve"> </w:t>
+            </w:r>
+            <w:bookmarkStart w:id="0" w:name="_GoBack"/>
+            <w:bookmarkEnd w:id="0"/>
           </w:p>
         </w:tc>
         <w:tc>
@@ -14560,7 +14571,6 @@
       <w:r>
         <w:t xml:space="preserve"> </w:t>
       </w:r>
-      <w:bookmarkEnd w:id="0"/>
     </w:p>
     <w:sectPr>
       <w:pgSz w:w="12240" w:h="15840"/>

--- a/react/interview Questions/Viva Questions/Q1.docx
+++ b/react/interview Questions/Viva Questions/Q1.docx
@@ -3027,6 +3027,16 @@
           <w:szCs w:val="24"/>
         </w:rPr>
         <w:t>Q8. Who created ReactJS and why?</w:t>
+      </w:r>
+      <w:r>
+        <w:rPr>
+          <w:rFonts w:ascii="Times New Roman" w:eastAsia="Times New Roman" w:hAnsi="Times New Roman" w:cs="Times New Roman"/>
+          <w:b/>
+          <w:bCs/>
+          <w:sz w:val="24"/>
+          <w:szCs w:val="24"/>
+        </w:rPr>
+        <w:t xml:space="preserve">   </w:t>
       </w:r>
       <w:r>
         <w:rPr>
